--- a/REPORT.docx
+++ b/REPORT.docx
@@ -9686,7 +9686,7 @@
       </w:r>
     </w:p>
     <w:bookmarkEnd w:id="48"/>
-    <w:bookmarkStart w:id="66" w:name="chương-iv.-kiểm-thử-và-đánh-giá"/>
+    <w:bookmarkStart w:id="55" w:name="chương-iv.-kiểm-thử-và-đánh-giá"/>
     <w:p>
       <w:pPr>
         <w:pStyle w:val="Heading1"/>
@@ -9709,15 +9709,7 @@
         <w:pStyle w:val="FirstParagraph"/>
       </w:pPr>
       <w:r>
-        <w:t xml:space="preserve">Để đánh giá khách quan khả năng tổng quát hoá của mô hình, nhóm sử dụng tập dữ liệu UAVDT-preview [3] – một tập con của bộ dữ liệu UAVDT [9] do Đại học Bắc Kinh phát triển. Đây là tập dữ liệu hoàn toàn độc lập, không trùng lặp với dữ liệu huấn luyện VisDrone [4], nhằm đánh giá khả năng phát hiện phương tiện của mô hình trong điều kiện cross-dataset.</w:t>
-      </w:r>
-    </w:p>
-    <w:p>
-      <w:pPr>
-        <w:pStyle w:val="BodyText"/>
-      </w:pPr>
-      <w:r>
-        <w:t xml:space="preserve">Tập dữ liệu UAVDT-preview bao gồm tổng cộng</w:t>
+        <w:t xml:space="preserve">Để đánh giá mô hình, nhóm sử dụng tập dữ liệu</w:t>
       </w:r>
       <w:r>
         <w:t xml:space="preserve"> </w:t>
@@ -9727,13 +9719,42 @@
           <w:b/>
           <w:bCs/>
         </w:rPr>
-        <w:t xml:space="preserve">995 ảnh</w:t>
-      </w:r>
-      <w:r>
-        <w:t xml:space="preserve"> </w:t>
-      </w:r>
-      <w:r>
-        <w:t xml:space="preserve">chụp từ máy bay không người lái UAV, được chia thành hai split:</w:t>
+        <w:t xml:space="preserve">Visdrone_test</w:t>
+      </w:r>
+      <w:r>
+        <w:t xml:space="preserve">, là tập kiểm thử độc lập thuộc bộ dữ liệu VisDrone [4], gồm các hình ảnh giao thông thu thập từ UAV. Tập dữ liệu này chứa</w:t>
+      </w:r>
+      <w:r>
+        <w:t xml:space="preserve"> </w:t>
+      </w:r>
+      <w:r>
+        <w:rPr>
+          <w:b/>
+          <w:bCs/>
+        </w:rPr>
+        <w:t xml:space="preserve">530 ảnh</w:t>
+      </w:r>
+      <w:r>
+        <w:t xml:space="preserve"> </w:t>
+      </w:r>
+      <w:r>
+        <w:t xml:space="preserve">với tổng cộng</w:t>
+      </w:r>
+      <w:r>
+        <w:t xml:space="preserve"> </w:t>
+      </w:r>
+      <w:r>
+        <w:rPr>
+          <w:b/>
+          <w:bCs/>
+        </w:rPr>
+        <w:t xml:space="preserve">15.000 đối tượng</w:t>
+      </w:r>
+      <w:r>
+        <w:t xml:space="preserve"> </w:t>
+      </w:r>
+      <w:r>
+        <w:t xml:space="preserve">thuộc 3 loại phương tiện chính:</w:t>
       </w:r>
     </w:p>
     <w:tbl>
@@ -9758,29 +9779,29 @@
               <w:pStyle w:val="Compact"/>
             </w:pPr>
             <w:r>
-              <w:t xml:space="preserve">Split</w:t>
-            </w:r>
-          </w:p>
-        </w:tc>
-        <w:tc>
-          <w:tcPr/>
-          <w:p>
-            <w:pPr>
-              <w:pStyle w:val="Compact"/>
-            </w:pPr>
-            <w:r>
-              <w:t xml:space="preserve">Số ảnh</w:t>
-            </w:r>
-          </w:p>
-        </w:tc>
-        <w:tc>
-          <w:tcPr/>
-          <w:p>
-            <w:pPr>
-              <w:pStyle w:val="Compact"/>
-            </w:pPr>
-            <w:r>
-              <w:t xml:space="preserve">Số GT boxes</w:t>
+              <w:t xml:space="preserve">Lớp</w:t>
+            </w:r>
+          </w:p>
+        </w:tc>
+        <w:tc>
+          <w:tcPr/>
+          <w:p>
+            <w:pPr>
+              <w:pStyle w:val="Compact"/>
+            </w:pPr>
+            <w:r>
+              <w:t xml:space="preserve">Số lượng GT</w:t>
+            </w:r>
+          </w:p>
+        </w:tc>
+        <w:tc>
+          <w:tcPr/>
+          <w:p>
+            <w:pPr>
+              <w:pStyle w:val="Compact"/>
+            </w:pPr>
+            <w:r>
+              <w:t xml:space="preserve">Tỷ lệ</w:t>
             </w:r>
           </w:p>
         </w:tc>
@@ -9793,29 +9814,29 @@
               <w:pStyle w:val="Compact"/>
             </w:pPr>
             <w:r>
-              <w:t xml:space="preserve">Train</w:t>
-            </w:r>
-          </w:p>
-        </w:tc>
-        <w:tc>
-          <w:tcPr/>
-          <w:p>
-            <w:pPr>
-              <w:pStyle w:val="Compact"/>
-            </w:pPr>
-            <w:r>
-              <w:t xml:space="preserve">391</w:t>
-            </w:r>
-          </w:p>
-        </w:tc>
-        <w:tc>
-          <w:tcPr/>
-          <w:p>
-            <w:pPr>
-              <w:pStyle w:val="Compact"/>
-            </w:pPr>
-            <w:r>
-              <w:t xml:space="preserve">7.435</w:t>
+              <w:t xml:space="preserve">car</w:t>
+            </w:r>
+          </w:p>
+        </w:tc>
+        <w:tc>
+          <w:tcPr/>
+          <w:p>
+            <w:pPr>
+              <w:pStyle w:val="Compact"/>
+            </w:pPr>
+            <w:r>
+              <w:t xml:space="preserve">12.192</w:t>
+            </w:r>
+          </w:p>
+        </w:tc>
+        <w:tc>
+          <w:tcPr/>
+          <w:p>
+            <w:pPr>
+              <w:pStyle w:val="Compact"/>
+            </w:pPr>
+            <w:r>
+              <w:t xml:space="preserve">81.28%</w:t>
             </w:r>
           </w:p>
         </w:tc>
@@ -9828,29 +9849,64 @@
               <w:pStyle w:val="Compact"/>
             </w:pPr>
             <w:r>
-              <w:t xml:space="preserve">Test</w:t>
-            </w:r>
-          </w:p>
-        </w:tc>
-        <w:tc>
-          <w:tcPr/>
-          <w:p>
-            <w:pPr>
-              <w:pStyle w:val="Compact"/>
-            </w:pPr>
-            <w:r>
-              <w:t xml:space="preserve">604</w:t>
-            </w:r>
-          </w:p>
-        </w:tc>
-        <w:tc>
-          <w:tcPr/>
-          <w:p>
-            <w:pPr>
-              <w:pStyle w:val="Compact"/>
-            </w:pPr>
-            <w:r>
-              <w:t xml:space="preserve">6.993</w:t>
+              <w:t xml:space="preserve">bus</w:t>
+            </w:r>
+          </w:p>
+        </w:tc>
+        <w:tc>
+          <w:tcPr/>
+          <w:p>
+            <w:pPr>
+              <w:pStyle w:val="Compact"/>
+            </w:pPr>
+            <w:r>
+              <w:t xml:space="preserve">1.931</w:t>
+            </w:r>
+          </w:p>
+        </w:tc>
+        <w:tc>
+          <w:tcPr/>
+          <w:p>
+            <w:pPr>
+              <w:pStyle w:val="Compact"/>
+            </w:pPr>
+            <w:r>
+              <w:t xml:space="preserve">12.87%</w:t>
+            </w:r>
+          </w:p>
+        </w:tc>
+      </w:tr>
+      <w:tr>
+        <w:tc>
+          <w:tcPr/>
+          <w:p>
+            <w:pPr>
+              <w:pStyle w:val="Compact"/>
+            </w:pPr>
+            <w:r>
+              <w:t xml:space="preserve">truck</w:t>
+            </w:r>
+          </w:p>
+        </w:tc>
+        <w:tc>
+          <w:tcPr/>
+          <w:p>
+            <w:pPr>
+              <w:pStyle w:val="Compact"/>
+            </w:pPr>
+            <w:r>
+              <w:t xml:space="preserve">877</w:t>
+            </w:r>
+          </w:p>
+        </w:tc>
+        <w:tc>
+          <w:tcPr/>
+          <w:p>
+            <w:pPr>
+              <w:pStyle w:val="Compact"/>
+            </w:pPr>
+            <w:r>
+              <w:t xml:space="preserve">5.85%</w:t>
             </w:r>
           </w:p>
         </w:tc>
@@ -9882,7 +9938,7 @@
                 <w:b/>
                 <w:bCs/>
               </w:rPr>
-              <w:t xml:space="preserve">995</w:t>
+              <w:t xml:space="preserve">15.000</w:t>
             </w:r>
           </w:p>
         </w:tc>
@@ -9897,48 +9953,416 @@
                 <w:b/>
                 <w:bCs/>
               </w:rPr>
-              <w:t xml:space="preserve">14.428</w:t>
+              <w:t xml:space="preserve">100%</w:t>
             </w:r>
           </w:p>
         </w:tc>
       </w:tr>
     </w:tbl>
-    <w:p>
-      <w:pPr>
-        <w:pStyle w:val="BodyText"/>
-      </w:pPr>
-      <w:r>
-        <w:t xml:space="preserve">Ground truth được gán nhãn theo định dạng Supervisely JSON, trong đó mỗi file</w:t>
-      </w:r>
-      <w:r>
-        <w:t xml:space="preserve"> </w:t>
-      </w:r>
-      <w:r>
-        <w:rPr>
-          <w:rStyle w:val="VerbatimChar"/>
-        </w:rPr>
-        <w:t xml:space="preserve">.json</w:t>
-      </w:r>
-      <w:r>
-        <w:t xml:space="preserve"> </w:t>
-      </w:r>
-      <w:r>
-        <w:t xml:space="preserve">chứa danh sách các đối tượng với toạ độ bounding box dạng</w:t>
-      </w:r>
-      <w:r>
-        <w:t xml:space="preserve"> </w:t>
-      </w:r>
-      <w:r>
-        <w:rPr>
-          <w:rStyle w:val="VerbatimChar"/>
-        </w:rPr>
-        <w:t xml:space="preserve">points.exterior</w:t>
-      </w:r>
-      <w:r>
-        <w:t xml:space="preserve"> </w:t>
-      </w:r>
-      <w:r>
-        <w:t xml:space="preserve">(hai điểm góc đối diện). Tập dữ liệu bao gồm 4 lớp đối tượng với phân bố như sau:</w:t>
+    <w:bookmarkEnd w:id="49"/>
+    <w:bookmarkStart w:id="50" w:name="mô-hình-và-kịch-bản-kiểm-thử"/>
+    <w:p>
+      <w:pPr>
+        <w:pStyle w:val="Heading3"/>
+      </w:pPr>
+      <w:r>
+        <w:t xml:space="preserve">4.2. Mô hình và kịch bản kiểm thử</w:t>
+      </w:r>
+    </w:p>
+    <w:p>
+      <w:pPr>
+        <w:pStyle w:val="FirstParagraph"/>
+      </w:pPr>
+      <w:r>
+        <w:t xml:space="preserve">Mô hình kiểm thử gồm hai biến thể</w:t>
+      </w:r>
+      <w:r>
+        <w:t xml:space="preserve"> </w:t>
+      </w:r>
+      <w:r>
+        <w:rPr>
+          <w:b/>
+          <w:bCs/>
+        </w:rPr>
+        <w:t xml:space="preserve">yolo26m</w:t>
+      </w:r>
+      <w:r>
+        <w:t xml:space="preserve"> </w:t>
+      </w:r>
+      <w:r>
+        <w:t xml:space="preserve">(chuẩn) và</w:t>
+      </w:r>
+      <w:r>
+        <w:t xml:space="preserve"> </w:t>
+      </w:r>
+      <w:r>
+        <w:rPr>
+          <w:b/>
+          <w:bCs/>
+        </w:rPr>
+        <w:t xml:space="preserve">yolo26m-p2</w:t>
+      </w:r>
+      <w:r>
+        <w:t xml:space="preserve"> </w:t>
+      </w:r>
+      <w:r>
+        <w:t xml:space="preserve">(thêm nhánh P2 cho đầu phát hiện đối tượng nhỏ). Cả hai được đánh giá qua 2 kịch bản (ngưỡng confidence và IoU NMS bằng 0.5):</w:t>
+      </w:r>
+      <w:r>
+        <w:t xml:space="preserve"> </w:t>
+      </w:r>
+      <w:r>
+        <w:t xml:space="preserve">-</w:t>
+      </w:r>
+      <w:r>
+        <w:t xml:space="preserve"> </w:t>
+      </w:r>
+      <w:r>
+        <w:rPr>
+          <w:b/>
+          <w:bCs/>
+        </w:rPr>
+        <w:t xml:space="preserve">Kịch bản 1 (Inference gốc):</w:t>
+      </w:r>
+      <w:r>
+        <w:t xml:space="preserve"> </w:t>
+      </w:r>
+      <w:r>
+        <w:t xml:space="preserve">Chạy trực tiếp trên toàn bộ ảnh ở kích thước phân giải gốc (yolo26m: 960 × 960, yolo26m-p2: 768 × 768).</w:t>
+      </w:r>
+      <w:r>
+        <w:t xml:space="preserve"> </w:t>
+      </w:r>
+      <w:r>
+        <w:t xml:space="preserve">-</w:t>
+      </w:r>
+      <w:r>
+        <w:t xml:space="preserve"> </w:t>
+      </w:r>
+      <w:r>
+        <w:rPr>
+          <w:b/>
+          <w:bCs/>
+        </w:rPr>
+        <w:t xml:space="preserve">Kịch bản 2 (SAHI):</w:t>
+      </w:r>
+      <w:r>
+        <w:t xml:space="preserve"> </w:t>
+      </w:r>
+      <w:r>
+        <w:t xml:space="preserve">Cắt ảnh thành các mảnh nhỏ 512 × 512 (chồng lấn 20%), dự đoán độc lập và ghép kết quả bằng NMS.</w:t>
+      </w:r>
+    </w:p>
+    <w:bookmarkEnd w:id="50"/>
+    <w:bookmarkStart w:id="51" w:name="chỉ-số-đánh-giá"/>
+    <w:p>
+      <w:pPr>
+        <w:pStyle w:val="Heading3"/>
+      </w:pPr>
+      <w:r>
+        <w:t xml:space="preserve">4.3. Chỉ số đánh giá</w:t>
+      </w:r>
+    </w:p>
+    <w:p>
+      <w:pPr>
+        <w:pStyle w:val="FirstParagraph"/>
+      </w:pPr>
+      <w:r>
+        <w:t xml:space="preserve">Sử dụng tập chỉ số chuẩn COCO [7] và các chỉ số sai số đếm:</w:t>
+      </w:r>
+      <w:r>
+        <w:t xml:space="preserve"> </w:t>
+      </w:r>
+      <w:r>
+        <w:t xml:space="preserve">-</w:t>
+      </w:r>
+      <w:r>
+        <w:t xml:space="preserve"> </w:t>
+      </w:r>
+      <w:r>
+        <w:rPr>
+          <w:b/>
+          <w:bCs/>
+        </w:rPr>
+        <w:t xml:space="preserve">IoU</w:t>
+      </w:r>
+      <w:r>
+        <w:t xml:space="preserve"> </w:t>
+      </w:r>
+      <w:r>
+        <w:t xml:space="preserve">(</w:t>
+      </w:r>
+      <m:oMath>
+        <m:r>
+          <m:t>I</m:t>
+        </m:r>
+        <m:r>
+          <m:t>o</m:t>
+        </m:r>
+        <m:r>
+          <m:t>U</m:t>
+        </m:r>
+        <m:r>
+          <m:rPr>
+            <m:sty m:val="p"/>
+          </m:rPr>
+          <m:t>=</m:t>
+        </m:r>
+        <m:f>
+          <m:fPr>
+            <m:type m:val="bar"/>
+          </m:fPr>
+          <m:num>
+            <m:r>
+              <m:rPr>
+                <m:sty m:val="p"/>
+              </m:rPr>
+              <m:t>|</m:t>
+            </m:r>
+            <m:sSub>
+              <m:e>
+                <m:r>
+                  <m:t>B</m:t>
+                </m:r>
+              </m:e>
+              <m:sub>
+                <m:r>
+                  <m:t>p</m:t>
+                </m:r>
+              </m:sub>
+            </m:sSub>
+            <m:r>
+              <m:rPr>
+                <m:sty m:val="p"/>
+              </m:rPr>
+              <m:t>∩</m:t>
+            </m:r>
+            <m:sSub>
+              <m:e>
+                <m:r>
+                  <m:t>B</m:t>
+                </m:r>
+              </m:e>
+              <m:sub>
+                <m:r>
+                  <m:t>g</m:t>
+                </m:r>
+                <m:r>
+                  <m:t>t</m:t>
+                </m:r>
+              </m:sub>
+            </m:sSub>
+            <m:r>
+              <m:rPr>
+                <m:sty m:val="p"/>
+              </m:rPr>
+              <m:t>|</m:t>
+            </m:r>
+          </m:num>
+          <m:den>
+            <m:r>
+              <m:rPr>
+                <m:sty m:val="p"/>
+              </m:rPr>
+              <m:t>|</m:t>
+            </m:r>
+            <m:sSub>
+              <m:e>
+                <m:r>
+                  <m:t>B</m:t>
+                </m:r>
+              </m:e>
+              <m:sub>
+                <m:r>
+                  <m:t>p</m:t>
+                </m:r>
+              </m:sub>
+            </m:sSub>
+            <m:r>
+              <m:rPr>
+                <m:sty m:val="p"/>
+              </m:rPr>
+              <m:t>∪</m:t>
+            </m:r>
+            <m:sSub>
+              <m:e>
+                <m:r>
+                  <m:t>B</m:t>
+                </m:r>
+              </m:e>
+              <m:sub>
+                <m:r>
+                  <m:t>g</m:t>
+                </m:r>
+                <m:r>
+                  <m:t>t</m:t>
+                </m:r>
+              </m:sub>
+            </m:sSub>
+            <m:r>
+              <m:rPr>
+                <m:sty m:val="p"/>
+              </m:rPr>
+              <m:t>|</m:t>
+            </m:r>
+          </m:den>
+        </m:f>
+      </m:oMath>
+      <w:r>
+        <w:t xml:space="preserve">): Tỷ lệ diện tích giao nhau giữa hộp giới hạn dự đoán và thực tế.</w:t>
+      </w:r>
+      <w:r>
+        <w:t xml:space="preserve"> </w:t>
+      </w:r>
+      <w:r>
+        <w:t xml:space="preserve">-</w:t>
+      </w:r>
+      <w:r>
+        <w:t xml:space="preserve"> </w:t>
+      </w:r>
+      <w:r>
+        <w:rPr>
+          <w:b/>
+          <w:bCs/>
+        </w:rPr>
+        <w:t xml:space="preserve">Precision</w:t>
+      </w:r>
+      <w:r>
+        <w:t xml:space="preserve">,</w:t>
+      </w:r>
+      <w:r>
+        <w:t xml:space="preserve"> </w:t>
+      </w:r>
+      <w:r>
+        <w:rPr>
+          <w:b/>
+          <w:bCs/>
+        </w:rPr>
+        <w:t xml:space="preserve">Recall</w:t>
+      </w:r>
+      <w:r>
+        <w:t xml:space="preserve">: Đo lường tỷ lệ phân loại đúng và mức độ bao quát đối tượng.</w:t>
+      </w:r>
+      <w:r>
+        <w:t xml:space="preserve"> </w:t>
+      </w:r>
+      <w:r>
+        <w:t xml:space="preserve">-</w:t>
+      </w:r>
+      <w:r>
+        <w:t xml:space="preserve"> </w:t>
+      </w:r>
+      <w:r>
+        <w:rPr>
+          <w:b/>
+          <w:bCs/>
+        </w:rPr>
+        <w:t xml:space="preserve">mAP@50</w:t>
+      </w:r>
+      <w:r>
+        <w:t xml:space="preserve">,</w:t>
+      </w:r>
+      <w:r>
+        <w:t xml:space="preserve"> </w:t>
+      </w:r>
+      <w:r>
+        <w:rPr>
+          <w:b/>
+          <w:bCs/>
+        </w:rPr>
+        <w:t xml:space="preserve">mAP@50:95</w:t>
+      </w:r>
+      <w:r>
+        <w:t xml:space="preserve">: Trung bình Average Precision tại ngưỡng IoU 0.5 và từ 0.5 đến 0.95. Đánh giá mức định vị.</w:t>
+      </w:r>
+      <w:r>
+        <w:t xml:space="preserve"> </w:t>
+      </w:r>
+      <w:r>
+        <w:t xml:space="preserve">-</w:t>
+      </w:r>
+      <w:r>
+        <w:t xml:space="preserve"> </w:t>
+      </w:r>
+      <w:r>
+        <w:rPr>
+          <w:b/>
+          <w:bCs/>
+        </w:rPr>
+        <w:t xml:space="preserve">Chỉ số đếm</w:t>
+      </w:r>
+      <w:r>
+        <w:t xml:space="preserve">: Bao gồm</w:t>
+      </w:r>
+      <w:r>
+        <w:t xml:space="preserve"> </w:t>
+      </w:r>
+      <w:r>
+        <w:rPr>
+          <w:b/>
+          <w:bCs/>
+        </w:rPr>
+        <w:t xml:space="preserve">MAE</w:t>
+      </w:r>
+      <w:r>
+        <w:t xml:space="preserve"> </w:t>
+      </w:r>
+      <w:r>
+        <w:t xml:space="preserve">(sai số tuyệt đối trung bình),</w:t>
+      </w:r>
+      <w:r>
+        <w:t xml:space="preserve"> </w:t>
+      </w:r>
+      <w:r>
+        <w:rPr>
+          <w:b/>
+          <w:bCs/>
+        </w:rPr>
+        <w:t xml:space="preserve">RMSE</w:t>
+      </w:r>
+      <w:r>
+        <w:t xml:space="preserve"> </w:t>
+      </w:r>
+      <w:r>
+        <w:t xml:space="preserve">(sai số bình phương trung bình), và</w:t>
+      </w:r>
+      <w:r>
+        <w:t xml:space="preserve"> </w:t>
+      </w:r>
+      <w:r>
+        <w:rPr>
+          <w:b/>
+          <w:bCs/>
+        </w:rPr>
+        <w:t xml:space="preserve">R²</w:t>
+      </w:r>
+      <w:r>
+        <w:t xml:space="preserve"> </w:t>
+      </w:r>
+      <w:r>
+        <w:t xml:space="preserve">(mức độ tương quan).</w:t>
+      </w:r>
+    </w:p>
+    <w:bookmarkEnd w:id="51"/>
+    <w:bookmarkStart w:id="52" w:name="kịch-bản-1-kết-quả-inference-gốc"/>
+    <w:p>
+      <w:pPr>
+        <w:pStyle w:val="Heading3"/>
+      </w:pPr>
+      <w:r>
+        <w:t xml:space="preserve">4.4. Kịch bản 1 – Kết quả inference gốc</w:t>
+      </w:r>
+    </w:p>
+    <w:p>
+      <w:pPr>
+        <w:pStyle w:val="FirstParagraph"/>
+      </w:pPr>
+      <w:r>
+        <w:rPr>
+          <w:b/>
+          <w:bCs/>
+        </w:rPr>
+        <w:t xml:space="preserve">Bảng 1 – So sánh hiệu suất tổng thể (inference gốc)</w:t>
       </w:r>
     </w:p>
     <w:tbl>
@@ -9963,29 +10387,29 @@
               <w:pStyle w:val="Compact"/>
             </w:pPr>
             <w:r>
-              <w:t xml:space="preserve">Lớp</w:t>
-            </w:r>
-          </w:p>
-        </w:tc>
-        <w:tc>
-          <w:tcPr/>
-          <w:p>
-            <w:pPr>
-              <w:pStyle w:val="Compact"/>
-            </w:pPr>
-            <w:r>
-              <w:t xml:space="preserve">Số lượng GT</w:t>
-            </w:r>
-          </w:p>
-        </w:tc>
-        <w:tc>
-          <w:tcPr/>
-          <w:p>
-            <w:pPr>
-              <w:pStyle w:val="Compact"/>
-            </w:pPr>
-            <w:r>
-              <w:t xml:space="preserve">Tỷ lệ</w:t>
+              <w:t xml:space="preserve">Chỉ số</w:t>
+            </w:r>
+          </w:p>
+        </w:tc>
+        <w:tc>
+          <w:tcPr/>
+          <w:p>
+            <w:pPr>
+              <w:pStyle w:val="Compact"/>
+            </w:pPr>
+            <w:r>
+              <w:t xml:space="preserve">yolo26m</w:t>
+            </w:r>
+          </w:p>
+        </w:tc>
+        <w:tc>
+          <w:tcPr/>
+          <w:p>
+            <w:pPr>
+              <w:pStyle w:val="Compact"/>
+            </w:pPr>
+            <w:r>
+              <w:t xml:space="preserve">yolo26m-p2</w:t>
             </w:r>
           </w:p>
         </w:tc>
@@ -9998,29 +10422,29 @@
               <w:pStyle w:val="Compact"/>
             </w:pPr>
             <w:r>
-              <w:t xml:space="preserve">car</w:t>
-            </w:r>
-          </w:p>
-        </w:tc>
-        <w:tc>
-          <w:tcPr/>
-          <w:p>
-            <w:pPr>
-              <w:pStyle w:val="Compact"/>
-            </w:pPr>
-            <w:r>
-              <w:t xml:space="preserve">13.116</w:t>
-            </w:r>
-          </w:p>
-        </w:tc>
-        <w:tc>
-          <w:tcPr/>
-          <w:p>
-            <w:pPr>
-              <w:pStyle w:val="Compact"/>
-            </w:pPr>
-            <w:r>
-              <w:t xml:space="preserve">90.91%</w:t>
+              <w:t xml:space="preserve">Kích thước ảnh (imgsz)</w:t>
+            </w:r>
+          </w:p>
+        </w:tc>
+        <w:tc>
+          <w:tcPr/>
+          <w:p>
+            <w:pPr>
+              <w:pStyle w:val="Compact"/>
+            </w:pPr>
+            <w:r>
+              <w:t xml:space="preserve">960</w:t>
+            </w:r>
+          </w:p>
+        </w:tc>
+        <w:tc>
+          <w:tcPr/>
+          <w:p>
+            <w:pPr>
+              <w:pStyle w:val="Compact"/>
+            </w:pPr>
+            <w:r>
+              <w:t xml:space="preserve">768</w:t>
             </w:r>
           </w:p>
         </w:tc>
@@ -10033,104 +10457,10 @@
               <w:pStyle w:val="Compact"/>
             </w:pPr>
             <w:r>
-              <w:t xml:space="preserve">truck</w:t>
-            </w:r>
-          </w:p>
-        </w:tc>
-        <w:tc>
-          <w:tcPr/>
-          <w:p>
-            <w:pPr>
-              <w:pStyle w:val="Compact"/>
-            </w:pPr>
-            <w:r>
-              <w:t xml:space="preserve">555</w:t>
-            </w:r>
-          </w:p>
-        </w:tc>
-        <w:tc>
-          <w:tcPr/>
-          <w:p>
-            <w:pPr>
-              <w:pStyle w:val="Compact"/>
-            </w:pPr>
-            <w:r>
-              <w:t xml:space="preserve">3.85%</w:t>
-            </w:r>
-          </w:p>
-        </w:tc>
-      </w:tr>
-      <w:tr>
-        <w:tc>
-          <w:tcPr/>
-          <w:p>
-            <w:pPr>
-              <w:pStyle w:val="Compact"/>
-            </w:pPr>
-            <w:r>
-              <w:t xml:space="preserve">bus</w:t>
-            </w:r>
-          </w:p>
-        </w:tc>
-        <w:tc>
-          <w:tcPr/>
-          <w:p>
-            <w:pPr>
-              <w:pStyle w:val="Compact"/>
-            </w:pPr>
-            <w:r>
-              <w:t xml:space="preserve">396</w:t>
-            </w:r>
-          </w:p>
-        </w:tc>
-        <w:tc>
-          <w:tcPr/>
-          <w:p>
-            <w:pPr>
-              <w:pStyle w:val="Compact"/>
-            </w:pPr>
-            <w:r>
-              <w:t xml:space="preserve">2.74%</w:t>
-            </w:r>
-          </w:p>
-        </w:tc>
-      </w:tr>
-      <w:tr>
-        <w:tc>
-          <w:tcPr/>
-          <w:p>
-            <w:pPr>
-              <w:pStyle w:val="Compact"/>
-            </w:pPr>
-            <w:r>
-              <w:t xml:space="preserve">vehicle</w:t>
-            </w:r>
-          </w:p>
-        </w:tc>
-        <w:tc>
-          <w:tcPr/>
-          <w:p>
-            <w:pPr>
-              <w:pStyle w:val="Compact"/>
-            </w:pPr>
-            <w:r>
-              <w:t xml:space="preserve">361</w:t>
-            </w:r>
-          </w:p>
-        </w:tc>
-        <w:tc>
-          <w:tcPr/>
-          <w:p>
-            <w:pPr>
-              <w:pStyle w:val="Compact"/>
-            </w:pPr>
-            <w:r>
-              <w:t xml:space="preserve">2.50%</w:t>
-            </w:r>
-          </w:p>
-        </w:tc>
-      </w:tr>
-      <w:tr>
+              <w:t xml:space="preserve">mAP@50</w:t>
+            </w:r>
+          </w:p>
+        </w:tc>
         <w:tc>
           <w:tcPr/>
           <w:p>
@@ -10142,7 +10472,31 @@
                 <w:b/>
                 <w:bCs/>
               </w:rPr>
-              <w:t xml:space="preserve">Tổng</w:t>
+              <w:t xml:space="preserve">0.4462</w:t>
+            </w:r>
+          </w:p>
+        </w:tc>
+        <w:tc>
+          <w:tcPr/>
+          <w:p>
+            <w:pPr>
+              <w:pStyle w:val="Compact"/>
+            </w:pPr>
+            <w:r>
+              <w:t xml:space="preserve">0.3690</w:t>
+            </w:r>
+          </w:p>
+        </w:tc>
+      </w:tr>
+      <w:tr>
+        <w:tc>
+          <w:tcPr/>
+          <w:p>
+            <w:pPr>
+              <w:pStyle w:val="Compact"/>
+            </w:pPr>
+            <w:r>
+              <w:t xml:space="preserve">mAP@50:95</w:t>
             </w:r>
           </w:p>
         </w:tc>
@@ -10157,7 +10511,31 @@
                 <w:b/>
                 <w:bCs/>
               </w:rPr>
-              <w:t xml:space="preserve">14.428</w:t>
+              <w:t xml:space="preserve">0.2948</w:t>
+            </w:r>
+          </w:p>
+        </w:tc>
+        <w:tc>
+          <w:tcPr/>
+          <w:p>
+            <w:pPr>
+              <w:pStyle w:val="Compact"/>
+            </w:pPr>
+            <w:r>
+              <w:t xml:space="preserve">0.2491</w:t>
+            </w:r>
+          </w:p>
+        </w:tc>
+      </w:tr>
+      <w:tr>
+        <w:tc>
+          <w:tcPr/>
+          <w:p>
+            <w:pPr>
+              <w:pStyle w:val="Compact"/>
+            </w:pPr>
+            <w:r>
+              <w:t xml:space="preserve">AP@50 (class-agnostic)</w:t>
             </w:r>
           </w:p>
         </w:tc>
@@ -10172,7 +10550,135 @@
                 <w:b/>
                 <w:bCs/>
               </w:rPr>
-              <w:t xml:space="preserve">100%</w:t>
+              <w:t xml:space="preserve">0.6611</w:t>
+            </w:r>
+          </w:p>
+        </w:tc>
+        <w:tc>
+          <w:tcPr/>
+          <w:p>
+            <w:pPr>
+              <w:pStyle w:val="Compact"/>
+            </w:pPr>
+            <w:r>
+              <w:t xml:space="preserve">0.6142</w:t>
+            </w:r>
+          </w:p>
+        </w:tc>
+      </w:tr>
+      <w:tr>
+        <w:tc>
+          <w:tcPr/>
+          <w:p>
+            <w:pPr>
+              <w:pStyle w:val="Compact"/>
+            </w:pPr>
+            <w:r>
+              <w:t xml:space="preserve">Recall@50 (class-agnostic)</w:t>
+            </w:r>
+          </w:p>
+        </w:tc>
+        <w:tc>
+          <w:tcPr/>
+          <w:p>
+            <w:pPr>
+              <w:pStyle w:val="Compact"/>
+            </w:pPr>
+            <w:r>
+              <w:rPr>
+                <w:b/>
+                <w:bCs/>
+              </w:rPr>
+              <w:t xml:space="preserve">0.6783</w:t>
+            </w:r>
+          </w:p>
+        </w:tc>
+        <w:tc>
+          <w:tcPr/>
+          <w:p>
+            <w:pPr>
+              <w:pStyle w:val="Compact"/>
+            </w:pPr>
+            <w:r>
+              <w:t xml:space="preserve">0.6279</w:t>
+            </w:r>
+          </w:p>
+        </w:tc>
+      </w:tr>
+      <w:tr>
+        <w:tc>
+          <w:tcPr/>
+          <w:p>
+            <w:pPr>
+              <w:pStyle w:val="Compact"/>
+            </w:pPr>
+            <w:r>
+              <w:t xml:space="preserve">FPS</w:t>
+            </w:r>
+          </w:p>
+        </w:tc>
+        <w:tc>
+          <w:tcPr/>
+          <w:p>
+            <w:pPr>
+              <w:pStyle w:val="Compact"/>
+            </w:pPr>
+            <w:r>
+              <w:rPr>
+                <w:b/>
+                <w:bCs/>
+              </w:rPr>
+              <w:t xml:space="preserve">14.11</w:t>
+            </w:r>
+          </w:p>
+        </w:tc>
+        <w:tc>
+          <w:tcPr/>
+          <w:p>
+            <w:pPr>
+              <w:pStyle w:val="Compact"/>
+            </w:pPr>
+            <w:r>
+              <w:t xml:space="preserve">9.22</w:t>
+            </w:r>
+          </w:p>
+        </w:tc>
+      </w:tr>
+      <w:tr>
+        <w:tc>
+          <w:tcPr/>
+          <w:p>
+            <w:pPr>
+              <w:pStyle w:val="Compact"/>
+            </w:pPr>
+            <w:r>
+              <w:t xml:space="preserve">Tổng số detections</w:t>
+            </w:r>
+          </w:p>
+        </w:tc>
+        <w:tc>
+          <w:tcPr/>
+          <w:p>
+            <w:pPr>
+              <w:pStyle w:val="Compact"/>
+            </w:pPr>
+            <w:r>
+              <w:rPr>
+                <w:b/>
+                <w:bCs/>
+              </w:rPr>
+              <w:t xml:space="preserve">11.044</w:t>
+            </w:r>
+          </w:p>
+        </w:tc>
+        <w:tc>
+          <w:tcPr/>
+          <w:p>
+            <w:pPr>
+              <w:pStyle w:val="Compact"/>
+            </w:pPr>
+            <w:r>
+              <w:t xml:space="preserve">10.197</w:t>
             </w:r>
           </w:p>
         </w:tc>
@@ -10183,64 +10689,11 @@
         <w:pStyle w:val="BodyText"/>
       </w:pPr>
       <w:r>
-        <w:t xml:space="preserve">Nhãn</w:t>
-      </w:r>
-      <w:r>
-        <w:t xml:space="preserve"> </w:t>
-      </w:r>
-      <w:r>
-        <w:t xml:space="preserve">“vehicle”</w:t>
-      </w:r>
-      <w:r>
-        <w:t xml:space="preserve"> </w:t>
-      </w:r>
-      <w:r>
-        <w:t xml:space="preserve">là nhãn tổng quát, được sử dụng khi không xác định rõ loại phương tiện cụ thể. Trong quá trình đánh giá, nhãn này được xử lý đặc biệt: bất kỳ dự đoán thuộc lớp car, truck hoặc bus đều được coi là khớp với ground truth</w:t>
-      </w:r>
-      <w:r>
-        <w:t xml:space="preserve"> </w:t>
-      </w:r>
-      <w:r>
-        <w:t xml:space="preserve">“vehicle”</w:t>
-      </w:r>
-      <w:r>
-        <w:t xml:space="preserve">.</w:t>
-      </w:r>
-    </w:p>
-    <w:p>
-      <w:pPr>
-        <w:pStyle w:val="BodyText"/>
-      </w:pPr>
-      <w:r>
-        <w:t xml:space="preserve">Điểm quan trọng cần lưu ý: các mô hình được huấn luyện trên tập VisDrone (10 lớp) nhưng đánh giá trên UAVDT-preview (4 lớp). Do đó, cần ánh xạ lớp từ VisDrone sang các lớp đánh giá: car + van → car, truck → truck, bus → bus. Các lớp không phải phương tiện (pedestrian, people, bicycle, tricycle, motor) bị loại bỏ khỏi kết quả đánh giá.</w:t>
-      </w:r>
-    </w:p>
-    <w:bookmarkEnd w:id="49"/>
-    <w:bookmarkStart w:id="50" w:name="mô-hình-và-kịch-bản-kiểm-thử"/>
-    <w:p>
-      <w:pPr>
-        <w:pStyle w:val="Heading3"/>
-      </w:pPr>
-      <w:r>
-        <w:t xml:space="preserve">4.2. Mô hình và kịch bản kiểm thử</w:t>
-      </w:r>
-    </w:p>
-    <w:p>
-      <w:pPr>
-        <w:pStyle w:val="FirstParagraph"/>
-      </w:pPr>
-      <w:r>
-        <w:t xml:space="preserve">Hai biến thể mô hình YOLO26 Medium được đánh giá trên cùng tập dữ liệu:</w:t>
-      </w:r>
-    </w:p>
-    <w:p>
-      <w:pPr>
-        <w:pStyle w:val="Compact"/>
-        <w:numPr>
-          <w:ilvl w:val="0"/>
-          <w:numId w:val="1020"/>
-        </w:numPr>
-      </w:pPr>
+        <w:t xml:space="preserve">Kết quả cho thấy</w:t>
+      </w:r>
+      <w:r>
+        <w:t xml:space="preserve"> </w:t>
+      </w:r>
       <w:r>
         <w:rPr>
           <w:b/>
@@ -10249,2295 +10702,22 @@
         <w:t xml:space="preserve">yolo26m</w:t>
       </w:r>
       <w:r>
-        <w:t xml:space="preserve">: Biến thể YOLO26 Medium tiêu chuẩn, huấn luyện trên toàn bộ 10 lớp của VisDrone. Mô hình này phát hiện đủ các lớp phương tiện bao gồm bus, car, van và truck.</w:t>
-      </w:r>
-    </w:p>
-    <w:p>
-      <w:pPr>
-        <w:pStyle w:val="Compact"/>
-        <w:numPr>
-          <w:ilvl w:val="0"/>
-          <w:numId w:val="1020"/>
-        </w:numPr>
+        <w:t xml:space="preserve"> </w:t>
+      </w:r>
+      <w:r>
+        <w:t xml:space="preserve">cho hiệu suất toàn diện tốt hơn yolo26m-p2 cả về mAP@50 (0.4462 so với 0.3690) lẫn tốc độ (14.11 FPS).</w:t>
+      </w:r>
+    </w:p>
+    <w:p>
+      <w:pPr>
+        <w:pStyle w:val="BodyText"/>
       </w:pPr>
       <w:r>
         <w:rPr>
           <w:b/>
           <w:bCs/>
         </w:rPr>
-        <w:t xml:space="preserve">yolo26m-p2</w:t>
-      </w:r>
-      <w:r>
-        <w:t xml:space="preserve">: Biến thể YOLO26 Medium với P2 detection head – một đầu phát hiện bổ sung ở tầng feature map lớn nhất (stride 4), được thiết kế đặc biệt để cải thiện phát hiện đối tượng nhỏ. Mô hình này được huấn luyện trên tập con 5 lớp của VisDrone, không bao gồm lớp</w:t>
-      </w:r>
-      <w:r>
-        <w:t xml:space="preserve"> </w:t>
-      </w:r>
-      <w:r>
-        <w:t xml:space="preserve">“bus”</w:t>
-      </w:r>
-      <w:r>
-        <w:t xml:space="preserve">.</w:t>
-      </w:r>
-    </w:p>
-    <w:p>
-      <w:pPr>
-        <w:pStyle w:val="FirstParagraph"/>
-      </w:pPr>
-      <w:r>
-        <w:t xml:space="preserve">Để đánh giá toàn diện, nhóm thiết kế hai kịch bản kiểm thử nhằm so sánh hiệu quả phát hiện trong các điều kiện inference khác nhau:</w:t>
-      </w:r>
-    </w:p>
-    <w:p>
-      <w:pPr>
-        <w:pStyle w:val="BodyText"/>
-      </w:pPr>
-      <w:r>
-        <w:rPr>
-          <w:b/>
-          <w:bCs/>
-        </w:rPr>
-        <w:t xml:space="preserve">Kịch bản 1 – Inference gốc</w:t>
-      </w:r>
-      <w:r>
-        <w:t xml:space="preserve">: Chạy inference trực tiếp trên toàn bộ ảnh, sử dụng chung kích thước đầu vào 768 × 768 cho cả hai mô hình. Kịch bản này đánh giá năng lực phát hiện cơ bản của mỗi mô hình mà không có hỗ trợ bổ sung.</w:t>
-      </w:r>
-    </w:p>
-    <w:p>
-      <w:pPr>
-        <w:pStyle w:val="BodyText"/>
-      </w:pPr>
-      <w:r>
-        <w:rPr>
-          <w:b/>
-          <w:bCs/>
-        </w:rPr>
-        <w:t xml:space="preserve">Kịch bản 2 – SAHI tiled inference</w:t>
-      </w:r>
-      <w:r>
-        <w:t xml:space="preserve">: Sử dụng kỹ thuật SAHI [5] với kích thước slice 512 × 512, overlap 20%, hậu xử lý NMS. Mỗi mô hình chạy ở độ phân giải huấn luyện riêng (native resolution): yolo26m ở 960 × 960, yolo26m-p2 ở 768 × 768. Kịch bản này đánh giá mức cải thiện khi áp dụng kỹ thuật cắt lát cho phát hiện đối tượng nhỏ trong ảnh UAV.</w:t>
-      </w:r>
-    </w:p>
-    <w:p>
-      <w:pPr>
-        <w:pStyle w:val="BodyText"/>
-      </w:pPr>
-      <w:r>
-        <w:t xml:space="preserve">Cấu hình chung cho cả hai kịch bản:</w:t>
-      </w:r>
-      <w:r>
-        <w:t xml:space="preserve"> </w:t>
-      </w:r>
-      <w:r>
-        <w:t xml:space="preserve">- Ngưỡng confidence: 0.5</w:t>
-      </w:r>
-      <w:r>
-        <w:t xml:space="preserve"> </w:t>
-      </w:r>
-      <w:r>
-        <w:t xml:space="preserve">- Ngưỡng IoU cho NMS: 0.5</w:t>
-      </w:r>
-      <w:r>
-        <w:t xml:space="preserve"> </w:t>
-      </w:r>
-      <w:r>
-        <w:t xml:space="preserve">- Thiết bị: Apple MPS</w:t>
-      </w:r>
-    </w:p>
-    <w:bookmarkEnd w:id="50"/>
-    <w:bookmarkStart w:id="53" w:name="chỉ-số-đánh-giá"/>
-    <w:p>
-      <w:pPr>
-        <w:pStyle w:val="Heading3"/>
-      </w:pPr>
-      <w:r>
-        <w:t xml:space="preserve">4.3. Chỉ số đánh giá</w:t>
-      </w:r>
-    </w:p>
-    <w:p>
-      <w:pPr>
-        <w:pStyle w:val="FirstParagraph"/>
-      </w:pPr>
-      <w:r>
-        <w:t xml:space="preserve">Để đánh giá toàn diện hiệu quả của mô hình phát hiện phương tiện giao thông, đề tài sử dụng hai nhóm chỉ số: chỉ số phát hiện đối tượng và chỉ số đếm phương tiện.</w:t>
-      </w:r>
-    </w:p>
-    <w:bookmarkStart w:id="51" w:name="chỉ-số-phát-hiện-đối-tượng"/>
-    <w:p>
-      <w:pPr>
-        <w:pStyle w:val="Heading5"/>
-      </w:pPr>
-      <w:r>
-        <w:t xml:space="preserve">4.3.1. Chỉ số phát hiện đối tượng</w:t>
-      </w:r>
-    </w:p>
-    <w:p>
-      <w:pPr>
-        <w:pStyle w:val="FirstParagraph"/>
-      </w:pPr>
-      <w:r>
-        <w:rPr>
-          <w:b/>
-          <w:bCs/>
-        </w:rPr>
-        <w:t xml:space="preserve">IoU</w:t>
-      </w:r>
-    </w:p>
-    <w:p>
-      <w:pPr>
-        <w:pStyle w:val="BodyText"/>
-      </w:pPr>
-      <w:r>
-        <w:t xml:space="preserve">IoU là tỉ lệ giữa phần diện tích giao nhau và phần diện tích hợp nhất giữa hộp giới hạn dự đoán</w:t>
-      </w:r>
-      <w:r>
-        <w:t xml:space="preserve"> </w:t>
-      </w:r>
-      <m:oMath>
-        <m:sSub>
-          <m:e>
-            <m:r>
-              <m:t>B</m:t>
-            </m:r>
-          </m:e>
-          <m:sub>
-            <m:r>
-              <m:t>p</m:t>
-            </m:r>
-          </m:sub>
-        </m:sSub>
-      </m:oMath>
-      <w:r>
-        <w:t xml:space="preserve"> </w:t>
-      </w:r>
-      <w:r>
-        <w:t xml:space="preserve">và hộp thực tế</w:t>
-      </w:r>
-      <w:r>
-        <w:t xml:space="preserve"> </w:t>
-      </w:r>
-      <m:oMath>
-        <m:sSub>
-          <m:e>
-            <m:r>
-              <m:t>B</m:t>
-            </m:r>
-          </m:e>
-          <m:sub>
-            <m:r>
-              <m:t>g</m:t>
-            </m:r>
-            <m:r>
-              <m:t>t</m:t>
-            </m:r>
-          </m:sub>
-        </m:sSub>
-      </m:oMath>
-      <w:r>
-        <w:t xml:space="preserve">:</w:t>
-      </w:r>
-    </w:p>
-    <w:p>
-      <w:pPr>
-        <w:pStyle w:val="BodyText"/>
-      </w:pPr>
-      <m:oMathPara>
-        <m:oMathParaPr>
-          <m:jc m:val="center"/>
-        </m:oMathParaPr>
-        <m:oMath>
-          <m:r>
-            <m:t>I</m:t>
-          </m:r>
-          <m:r>
-            <m:t>o</m:t>
-          </m:r>
-          <m:r>
-            <m:t>U</m:t>
-          </m:r>
-          <m:r>
-            <m:rPr>
-              <m:sty m:val="p"/>
-            </m:rPr>
-            <m:t>=</m:t>
-          </m:r>
-          <m:f>
-            <m:fPr>
-              <m:type m:val="bar"/>
-            </m:fPr>
-            <m:num>
-              <m:r>
-                <m:rPr>
-                  <m:sty m:val="p"/>
-                </m:rPr>
-                <m:t>|</m:t>
-              </m:r>
-              <m:sSub>
-                <m:e>
-                  <m:r>
-                    <m:t>B</m:t>
-                  </m:r>
-                </m:e>
-                <m:sub>
-                  <m:r>
-                    <m:t>p</m:t>
-                  </m:r>
-                </m:sub>
-              </m:sSub>
-              <m:r>
-                <m:rPr>
-                  <m:sty m:val="p"/>
-                </m:rPr>
-                <m:t>∩</m:t>
-              </m:r>
-              <m:sSub>
-                <m:e>
-                  <m:r>
-                    <m:t>B</m:t>
-                  </m:r>
-                </m:e>
-                <m:sub>
-                  <m:r>
-                    <m:t>g</m:t>
-                  </m:r>
-                  <m:r>
-                    <m:t>t</m:t>
-                  </m:r>
-                </m:sub>
-              </m:sSub>
-              <m:r>
-                <m:rPr>
-                  <m:sty m:val="p"/>
-                </m:rPr>
-                <m:t>|</m:t>
-              </m:r>
-            </m:num>
-            <m:den>
-              <m:r>
-                <m:rPr>
-                  <m:sty m:val="p"/>
-                </m:rPr>
-                <m:t>|</m:t>
-              </m:r>
-              <m:sSub>
-                <m:e>
-                  <m:r>
-                    <m:t>B</m:t>
-                  </m:r>
-                </m:e>
-                <m:sub>
-                  <m:r>
-                    <m:t>p</m:t>
-                  </m:r>
-                </m:sub>
-              </m:sSub>
-              <m:r>
-                <m:rPr>
-                  <m:sty m:val="p"/>
-                </m:rPr>
-                <m:t>∪</m:t>
-              </m:r>
-              <m:sSub>
-                <m:e>
-                  <m:r>
-                    <m:t>B</m:t>
-                  </m:r>
-                </m:e>
-                <m:sub>
-                  <m:r>
-                    <m:t>g</m:t>
-                  </m:r>
-                  <m:r>
-                    <m:t>t</m:t>
-                  </m:r>
-                </m:sub>
-              </m:sSub>
-              <m:r>
-                <m:rPr>
-                  <m:sty m:val="p"/>
-                </m:rPr>
-                <m:t>|</m:t>
-              </m:r>
-            </m:den>
-          </m:f>
-          <m:r>
-            <m:rPr>
-              <m:sty m:val="p"/>
-            </m:rPr>
-            <m:t>=</m:t>
-          </m:r>
-          <m:f>
-            <m:fPr>
-              <m:type m:val="bar"/>
-            </m:fPr>
-            <m:num>
-              <m:r>
-                <m:rPr>
-                  <m:sty m:val="p"/>
-                </m:rPr>
-                <m:t>|</m:t>
-              </m:r>
-              <m:sSub>
-                <m:e>
-                  <m:r>
-                    <m:t>B</m:t>
-                  </m:r>
-                </m:e>
-                <m:sub>
-                  <m:r>
-                    <m:t>p</m:t>
-                  </m:r>
-                </m:sub>
-              </m:sSub>
-              <m:r>
-                <m:rPr>
-                  <m:sty m:val="p"/>
-                </m:rPr>
-                <m:t>∩</m:t>
-              </m:r>
-              <m:sSub>
-                <m:e>
-                  <m:r>
-                    <m:t>B</m:t>
-                  </m:r>
-                </m:e>
-                <m:sub>
-                  <m:r>
-                    <m:t>g</m:t>
-                  </m:r>
-                  <m:r>
-                    <m:t>t</m:t>
-                  </m:r>
-                </m:sub>
-              </m:sSub>
-              <m:r>
-                <m:rPr>
-                  <m:sty m:val="p"/>
-                </m:rPr>
-                <m:t>|</m:t>
-              </m:r>
-            </m:num>
-            <m:den>
-              <m:r>
-                <m:rPr>
-                  <m:sty m:val="p"/>
-                </m:rPr>
-                <m:t>|</m:t>
-              </m:r>
-              <m:sSub>
-                <m:e>
-                  <m:r>
-                    <m:t>B</m:t>
-                  </m:r>
-                </m:e>
-                <m:sub>
-                  <m:r>
-                    <m:t>p</m:t>
-                  </m:r>
-                </m:sub>
-              </m:sSub>
-              <m:r>
-                <m:rPr>
-                  <m:sty m:val="p"/>
-                </m:rPr>
-                <m:t>|</m:t>
-              </m:r>
-              <m:r>
-                <m:rPr>
-                  <m:sty m:val="p"/>
-                </m:rPr>
-                <m:t>+</m:t>
-              </m:r>
-              <m:r>
-                <m:rPr>
-                  <m:sty m:val="p"/>
-                </m:rPr>
-                <m:t>|</m:t>
-              </m:r>
-              <m:sSub>
-                <m:e>
-                  <m:r>
-                    <m:t>B</m:t>
-                  </m:r>
-                </m:e>
-                <m:sub>
-                  <m:r>
-                    <m:t>g</m:t>
-                  </m:r>
-                  <m:r>
-                    <m:t>t</m:t>
-                  </m:r>
-                </m:sub>
-              </m:sSub>
-              <m:r>
-                <m:rPr>
-                  <m:sty m:val="p"/>
-                </m:rPr>
-                <m:t>|</m:t>
-              </m:r>
-              <m:r>
-                <m:rPr>
-                  <m:sty m:val="p"/>
-                </m:rPr>
-                <m:t>−</m:t>
-              </m:r>
-              <m:r>
-                <m:rPr>
-                  <m:sty m:val="p"/>
-                </m:rPr>
-                <m:t>|</m:t>
-              </m:r>
-              <m:sSub>
-                <m:e>
-                  <m:r>
-                    <m:t>B</m:t>
-                  </m:r>
-                </m:e>
-                <m:sub>
-                  <m:r>
-                    <m:t>p</m:t>
-                  </m:r>
-                </m:sub>
-              </m:sSub>
-              <m:r>
-                <m:rPr>
-                  <m:sty m:val="p"/>
-                </m:rPr>
-                <m:t>∩</m:t>
-              </m:r>
-              <m:sSub>
-                <m:e>
-                  <m:r>
-                    <m:t>B</m:t>
-                  </m:r>
-                </m:e>
-                <m:sub>
-                  <m:r>
-                    <m:t>g</m:t>
-                  </m:r>
-                  <m:r>
-                    <m:t>t</m:t>
-                  </m:r>
-                </m:sub>
-              </m:sSub>
-              <m:r>
-                <m:rPr>
-                  <m:sty m:val="p"/>
-                </m:rPr>
-                <m:t>|</m:t>
-              </m:r>
-            </m:den>
-          </m:f>
-        </m:oMath>
-      </m:oMathPara>
-    </w:p>
-    <w:p>
-      <w:pPr>
-        <w:pStyle w:val="FirstParagraph"/>
-      </w:pPr>
-      <w:r>
-        <w:t xml:space="preserve">IoU càng cao (tiến gần 1) thì vị trí dự đoán càng chính xác. Một dự đoán được coi là đúng khi</w:t>
-      </w:r>
-      <w:r>
-        <w:t xml:space="preserve"> </w:t>
-      </w:r>
-      <m:oMath>
-        <m:r>
-          <m:t>I</m:t>
-        </m:r>
-        <m:r>
-          <m:t>o</m:t>
-        </m:r>
-        <m:r>
-          <m:t>U</m:t>
-        </m:r>
-        <m:r>
-          <m:rPr>
-            <m:sty m:val="p"/>
-          </m:rPr>
-          <m:t>≥</m:t>
-        </m:r>
-        <m:r>
-          <m:t>τ</m:t>
-        </m:r>
-      </m:oMath>
-      <w:r>
-        <w:t xml:space="preserve"> </w:t>
-      </w:r>
-      <w:r>
-        <w:t xml:space="preserve">với</w:t>
-      </w:r>
-      <w:r>
-        <w:t xml:space="preserve"> </w:t>
-      </w:r>
-      <m:oMath>
-        <m:r>
-          <m:t>τ</m:t>
-        </m:r>
-      </m:oMath>
-      <w:r>
-        <w:t xml:space="preserve"> </w:t>
-      </w:r>
-      <w:r>
-        <w:t xml:space="preserve">là ngưỡng IoU.</w:t>
-      </w:r>
-    </w:p>
-    <w:p>
-      <w:pPr>
-        <w:pStyle w:val="BodyText"/>
-      </w:pPr>
-      <w:r>
-        <w:rPr>
-          <w:b/>
-          <w:bCs/>
-        </w:rPr>
-        <w:t xml:space="preserve">Precision (Độ chính xác)</w:t>
-      </w:r>
-    </w:p>
-    <w:p>
-      <w:pPr>
-        <w:pStyle w:val="BodyText"/>
-      </w:pPr>
-      <w:r>
-        <w:t xml:space="preserve">Precision thể hiện tỷ lệ các đối tượng được mô hình dự đoán đúng trên tổng số đối tượng mà mô hình dự đoán:</w:t>
-      </w:r>
-    </w:p>
-    <w:p>
-      <w:pPr>
-        <w:pStyle w:val="BodyText"/>
-      </w:pPr>
-      <m:oMathPara>
-        <m:oMathParaPr>
-          <m:jc m:val="center"/>
-        </m:oMathParaPr>
-        <m:oMath>
-          <m:r>
-            <m:rPr>
-              <m:nor/>
-              <m:sty m:val="p"/>
-            </m:rPr>
-            <m:t>Precision</m:t>
-          </m:r>
-          <m:r>
-            <m:rPr>
-              <m:sty m:val="p"/>
-            </m:rPr>
-            <m:t>=</m:t>
-          </m:r>
-          <m:f>
-            <m:fPr>
-              <m:type m:val="bar"/>
-            </m:fPr>
-            <m:num>
-              <m:r>
-                <m:t>T</m:t>
-              </m:r>
-              <m:r>
-                <m:t>P</m:t>
-              </m:r>
-            </m:num>
-            <m:den>
-              <m:r>
-                <m:t>T</m:t>
-              </m:r>
-              <m:r>
-                <m:t>P</m:t>
-              </m:r>
-              <m:r>
-                <m:rPr>
-                  <m:sty m:val="p"/>
-                </m:rPr>
-                <m:t>+</m:t>
-              </m:r>
-              <m:r>
-                <m:t>F</m:t>
-              </m:r>
-              <m:r>
-                <m:t>P</m:t>
-              </m:r>
-            </m:den>
-          </m:f>
-        </m:oMath>
-      </m:oMathPara>
-    </w:p>
-    <w:p>
-      <w:pPr>
-        <w:pStyle w:val="FirstParagraph"/>
-      </w:pPr>
-      <w:r>
-        <w:t xml:space="preserve">Trong đó</w:t>
-      </w:r>
-      <w:r>
-        <w:t xml:space="preserve"> </w:t>
-      </w:r>
-      <m:oMath>
-        <m:r>
-          <m:t>T</m:t>
-        </m:r>
-        <m:r>
-          <m:t>P</m:t>
-        </m:r>
-      </m:oMath>
-      <w:r>
-        <w:t xml:space="preserve"> </w:t>
-      </w:r>
-      <w:r>
-        <w:t xml:space="preserve">là số đối tượng được phát hiện đúng,</w:t>
-      </w:r>
-      <w:r>
-        <w:t xml:space="preserve"> </w:t>
-      </w:r>
-      <m:oMath>
-        <m:r>
-          <m:t>F</m:t>
-        </m:r>
-        <m:r>
-          <m:t>P</m:t>
-        </m:r>
-      </m:oMath>
-      <w:r>
-        <w:t xml:space="preserve"> </w:t>
-      </w:r>
-      <w:r>
-        <w:t xml:space="preserve">là số đối tượng dự đoán sai. Precision càng cao thì mô hình càng ít nhận diện nhầm đối tượng.</w:t>
-      </w:r>
-    </w:p>
-    <w:p>
-      <w:pPr>
-        <w:pStyle w:val="BodyText"/>
-      </w:pPr>
-      <w:r>
-        <w:rPr>
-          <w:b/>
-          <w:bCs/>
-        </w:rPr>
-        <w:t xml:space="preserve">Recall (Độ nhạy)</w:t>
-      </w:r>
-    </w:p>
-    <w:p>
-      <w:pPr>
-        <w:pStyle w:val="BodyText"/>
-      </w:pPr>
-      <w:r>
-        <w:t xml:space="preserve">Recall thể hiện khả năng phát hiện đầy đủ các đối tượng thực sự tồn tại:</w:t>
-      </w:r>
-    </w:p>
-    <w:p>
-      <w:pPr>
-        <w:pStyle w:val="BodyText"/>
-      </w:pPr>
-      <m:oMathPara>
-        <m:oMathParaPr>
-          <m:jc m:val="center"/>
-        </m:oMathParaPr>
-        <m:oMath>
-          <m:r>
-            <m:rPr>
-              <m:nor/>
-              <m:sty m:val="p"/>
-            </m:rPr>
-            <m:t>Recall</m:t>
-          </m:r>
-          <m:r>
-            <m:rPr>
-              <m:sty m:val="p"/>
-            </m:rPr>
-            <m:t>=</m:t>
-          </m:r>
-          <m:f>
-            <m:fPr>
-              <m:type m:val="bar"/>
-            </m:fPr>
-            <m:num>
-              <m:r>
-                <m:t>T</m:t>
-              </m:r>
-              <m:r>
-                <m:t>P</m:t>
-              </m:r>
-            </m:num>
-            <m:den>
-              <m:r>
-                <m:t>T</m:t>
-              </m:r>
-              <m:r>
-                <m:t>P</m:t>
-              </m:r>
-              <m:r>
-                <m:rPr>
-                  <m:sty m:val="p"/>
-                </m:rPr>
-                <m:t>+</m:t>
-              </m:r>
-              <m:r>
-                <m:t>F</m:t>
-              </m:r>
-              <m:r>
-                <m:t>N</m:t>
-              </m:r>
-            </m:den>
-          </m:f>
-        </m:oMath>
-      </m:oMathPara>
-    </w:p>
-    <w:p>
-      <w:pPr>
-        <w:pStyle w:val="FirstParagraph"/>
-      </w:pPr>
-      <w:r>
-        <w:t xml:space="preserve">Trong đó</w:t>
-      </w:r>
-      <w:r>
-        <w:t xml:space="preserve"> </w:t>
-      </w:r>
-      <m:oMath>
-        <m:r>
-          <m:t>F</m:t>
-        </m:r>
-        <m:r>
-          <m:t>N</m:t>
-        </m:r>
-      </m:oMath>
-      <w:r>
-        <w:t xml:space="preserve"> </w:t>
-      </w:r>
-      <w:r>
-        <w:t xml:space="preserve">là số đối tượng bị mô hình bỏ sót. Recall cao nghĩa là mô hình phát hiện được nhiều đối tượng thực tế.</w:t>
-      </w:r>
-    </w:p>
-    <w:p>
-      <w:pPr>
-        <w:pStyle w:val="BodyText"/>
-      </w:pPr>
-      <w:r>
-        <w:rPr>
-          <w:b/>
-          <w:bCs/>
-        </w:rPr>
-        <w:t xml:space="preserve">Average Precision (AP)</w:t>
-      </w:r>
-    </w:p>
-    <w:p>
-      <w:pPr>
-        <w:pStyle w:val="BodyText"/>
-      </w:pPr>
-      <w:r>
-        <w:t xml:space="preserve">AP được tính bằng diện tích dưới đường cong Precision-Recall, sử dụng phương pháp 101-point interpolation theo chuẩn COCO [7]:</w:t>
-      </w:r>
-    </w:p>
-    <w:p>
-      <w:pPr>
-        <w:pStyle w:val="BodyText"/>
-      </w:pPr>
-      <m:oMathPara>
-        <m:oMathParaPr>
-          <m:jc m:val="center"/>
-        </m:oMathParaPr>
-        <m:oMath>
-          <m:r>
-            <m:t>A</m:t>
-          </m:r>
-          <m:r>
-            <m:t>P</m:t>
-          </m:r>
-          <m:r>
-            <m:rPr>
-              <m:sty m:val="p"/>
-            </m:rPr>
-            <m:t>=</m:t>
-          </m:r>
-          <m:f>
-            <m:fPr>
-              <m:type m:val="bar"/>
-            </m:fPr>
-            <m:num>
-              <m:r>
-                <m:t>1</m:t>
-              </m:r>
-            </m:num>
-            <m:den>
-              <m:r>
-                <m:t>101</m:t>
-              </m:r>
-            </m:den>
-          </m:f>
-          <m:nary>
-            <m:naryPr>
-              <m:chr m:val="∑"/>
-              <m:limLoc m:val="undOvr"/>
-              <m:subHide m:val="off"/>
-              <m:supHide m:val="on"/>
-            </m:naryPr>
-            <m:sub>
-              <m:r>
-                <m:t>r</m:t>
-              </m:r>
-              <m:r>
-                <m:rPr>
-                  <m:sty m:val="p"/>
-                </m:rPr>
-                <m:t>∈</m:t>
-              </m:r>
-              <m:r>
-                <m:rPr>
-                  <m:sty m:val="p"/>
-                </m:rPr>
-                <m:t>{</m:t>
-              </m:r>
-              <m:r>
-                <m:t>0</m:t>
-              </m:r>
-              <m:r>
-                <m:rPr>
-                  <m:sty m:val="p"/>
-                </m:rPr>
-                <m:t>,</m:t>
-              </m:r>
-              <m:r>
-                <m:t>0.01</m:t>
-              </m:r>
-              <m:r>
-                <m:rPr>
-                  <m:sty m:val="p"/>
-                </m:rPr>
-                <m:t>,</m:t>
-              </m:r>
-              <m:r>
-                <m:rPr>
-                  <m:sty m:val="p"/>
-                </m:rPr>
-                <m:t>.</m:t>
-              </m:r>
-              <m:r>
-                <m:rPr>
-                  <m:sty m:val="p"/>
-                </m:rPr>
-                <m:t>.</m:t>
-              </m:r>
-              <m:r>
-                <m:rPr>
-                  <m:sty m:val="p"/>
-                </m:rPr>
-                <m:t>.</m:t>
-              </m:r>
-              <m:r>
-                <m:rPr>
-                  <m:sty m:val="p"/>
-                </m:rPr>
-                <m:t>,</m:t>
-              </m:r>
-              <m:r>
-                <m:t>1</m:t>
-              </m:r>
-              <m:r>
-                <m:rPr>
-                  <m:sty m:val="p"/>
-                </m:rPr>
-                <m:t>}</m:t>
-              </m:r>
-            </m:sub>
-            <m:sup>
-              <m:r>
-                <m:t>​</m:t>
-              </m:r>
-            </m:sup>
-            <m:e>
-              <m:sSub>
-                <m:e>
-                  <m:r>
-                    <m:t>p</m:t>
-                  </m:r>
-                </m:e>
-                <m:sub>
-                  <m:r>
-                    <m:t>i</m:t>
-                  </m:r>
-                  <m:r>
-                    <m:t>n</m:t>
-                  </m:r>
-                  <m:r>
-                    <m:t>t</m:t>
-                  </m:r>
-                  <m:r>
-                    <m:t>e</m:t>
-                  </m:r>
-                  <m:r>
-                    <m:t>r</m:t>
-                  </m:r>
-                  <m:r>
-                    <m:t>p</m:t>
-                  </m:r>
-                </m:sub>
-              </m:sSub>
-            </m:e>
-          </m:nary>
-          <m:r>
-            <m:rPr>
-              <m:sty m:val="p"/>
-            </m:rPr>
-            <m:t>(</m:t>
-          </m:r>
-          <m:r>
-            <m:t>r</m:t>
-          </m:r>
-          <m:r>
-            <m:rPr>
-              <m:sty m:val="p"/>
-            </m:rPr>
-            <m:t>)</m:t>
-          </m:r>
-        </m:oMath>
-      </m:oMathPara>
-    </w:p>
-    <w:p>
-      <w:pPr>
-        <w:pStyle w:val="FirstParagraph"/>
-      </w:pPr>
-      <w:r>
-        <w:t xml:space="preserve">trong đó precision tại recall</w:t>
-      </w:r>
-      <w:r>
-        <w:t xml:space="preserve"> </w:t>
-      </w:r>
-      <m:oMath>
-        <m:r>
-          <m:t>r</m:t>
-        </m:r>
-      </m:oMath>
-      <w:r>
-        <w:t xml:space="preserve"> </w:t>
-      </w:r>
-      <w:r>
-        <w:t xml:space="preserve">được nội suy:</w:t>
-      </w:r>
-    </w:p>
-    <w:p>
-      <w:pPr>
-        <w:pStyle w:val="BodyText"/>
-      </w:pPr>
-      <m:oMathPara>
-        <m:oMathParaPr>
-          <m:jc m:val="center"/>
-        </m:oMathParaPr>
-        <m:oMath>
-          <m:sSub>
-            <m:e>
-              <m:r>
-                <m:t>p</m:t>
-              </m:r>
-            </m:e>
-            <m:sub>
-              <m:r>
-                <m:t>i</m:t>
-              </m:r>
-              <m:r>
-                <m:t>n</m:t>
-              </m:r>
-              <m:r>
-                <m:t>t</m:t>
-              </m:r>
-              <m:r>
-                <m:t>e</m:t>
-              </m:r>
-              <m:r>
-                <m:t>r</m:t>
-              </m:r>
-              <m:r>
-                <m:t>p</m:t>
-              </m:r>
-            </m:sub>
-          </m:sSub>
-          <m:r>
-            <m:rPr>
-              <m:sty m:val="p"/>
-            </m:rPr>
-            <m:t>(</m:t>
-          </m:r>
-          <m:r>
-            <m:t>r</m:t>
-          </m:r>
-          <m:r>
-            <m:rPr>
-              <m:sty m:val="p"/>
-            </m:rPr>
-            <m:t>)</m:t>
-          </m:r>
-          <m:r>
-            <m:rPr>
-              <m:sty m:val="p"/>
-            </m:rPr>
-            <m:t>=</m:t>
-          </m:r>
-          <m:limLow>
-            <m:e>
-              <m:r>
-                <m:rPr>
-                  <m:sty m:val="p"/>
-                </m:rPr>
-                <m:t>max</m:t>
-              </m:r>
-            </m:e>
-            <m:lim>
-              <m:acc>
-                <m:accPr>
-                  <m:chr m:val="̃"/>
-                </m:accPr>
-                <m:e>
-                  <m:r>
-                    <m:t>r</m:t>
-                  </m:r>
-                </m:e>
-              </m:acc>
-              <m:r>
-                <m:rPr>
-                  <m:sty m:val="p"/>
-                </m:rPr>
-                <m:t>:</m:t>
-              </m:r>
-              <m:acc>
-                <m:accPr>
-                  <m:chr m:val="̃"/>
-                </m:accPr>
-                <m:e>
-                  <m:r>
-                    <m:t>r</m:t>
-                  </m:r>
-                </m:e>
-              </m:acc>
-              <m:r>
-                <m:rPr>
-                  <m:sty m:val="p"/>
-                </m:rPr>
-                <m:t>≥</m:t>
-              </m:r>
-              <m:r>
-                <m:t>r</m:t>
-              </m:r>
-            </m:lim>
-          </m:limLow>
-          <m:r>
-            <m:t>p</m:t>
-          </m:r>
-          <m:r>
-            <m:rPr>
-              <m:sty m:val="p"/>
-            </m:rPr>
-            <m:t>(</m:t>
-          </m:r>
-          <m:acc>
-            <m:accPr>
-              <m:chr m:val="̃"/>
-            </m:accPr>
-            <m:e>
-              <m:r>
-                <m:t>r</m:t>
-              </m:r>
-            </m:e>
-          </m:acc>
-          <m:r>
-            <m:rPr>
-              <m:sty m:val="p"/>
-            </m:rPr>
-            <m:t>)</m:t>
-          </m:r>
-        </m:oMath>
-      </m:oMathPara>
-    </w:p>
-    <w:p>
-      <w:pPr>
-        <w:pStyle w:val="FirstParagraph"/>
-      </w:pPr>
-      <w:r>
-        <w:rPr>
-          <w:b/>
-          <w:bCs/>
-        </w:rPr>
-        <w:t xml:space="preserve">mAP@50</w:t>
-      </w:r>
-    </w:p>
-    <w:p>
-      <w:pPr>
-        <w:pStyle w:val="BodyText"/>
-      </w:pPr>
-      <w:r>
-        <w:t xml:space="preserve">mAP@50 là trung bình AP của tất cả các lớp tại ngưỡng IoU = 0.5:</w:t>
-      </w:r>
-    </w:p>
-    <w:p>
-      <w:pPr>
-        <w:pStyle w:val="BodyText"/>
-      </w:pPr>
-      <m:oMathPara>
-        <m:oMathParaPr>
-          <m:jc m:val="center"/>
-        </m:oMathParaPr>
-        <m:oMath>
-          <m:r>
-            <m:t>m</m:t>
-          </m:r>
-          <m:r>
-            <m:t>A</m:t>
-          </m:r>
-          <m:r>
-            <m:t>P</m:t>
-          </m:r>
-          <m:r>
-            <m:rPr>
-              <m:sty m:val="p"/>
-            </m:rPr>
-            <m:t>@</m:t>
-          </m:r>
-          <m:r>
-            <m:t>50</m:t>
-          </m:r>
-          <m:r>
-            <m:rPr>
-              <m:sty m:val="p"/>
-            </m:rPr>
-            <m:t>=</m:t>
-          </m:r>
-          <m:f>
-            <m:fPr>
-              <m:type m:val="bar"/>
-            </m:fPr>
-            <m:num>
-              <m:r>
-                <m:t>1</m:t>
-              </m:r>
-            </m:num>
-            <m:den>
-              <m:r>
-                <m:t>N</m:t>
-              </m:r>
-            </m:den>
-          </m:f>
-          <m:nary>
-            <m:naryPr>
-              <m:chr m:val="∑"/>
-              <m:limLoc m:val="undOvr"/>
-              <m:subHide m:val="off"/>
-              <m:supHide m:val="off"/>
-            </m:naryPr>
-            <m:sub>
-              <m:r>
-                <m:t>i</m:t>
-              </m:r>
-              <m:r>
-                <m:rPr>
-                  <m:sty m:val="p"/>
-                </m:rPr>
-                <m:t>=</m:t>
-              </m:r>
-              <m:r>
-                <m:t>1</m:t>
-              </m:r>
-            </m:sub>
-            <m:sup>
-              <m:r>
-                <m:t>N</m:t>
-              </m:r>
-            </m:sup>
-            <m:e>
-              <m:r>
-                <m:t>A</m:t>
-              </m:r>
-            </m:e>
-          </m:nary>
-          <m:sSub>
-            <m:e>
-              <m:r>
-                <m:t>P</m:t>
-              </m:r>
-            </m:e>
-            <m:sub>
-              <m:r>
-                <m:t>i</m:t>
-              </m:r>
-            </m:sub>
-          </m:sSub>
-          <m:r>
-            <m:t> </m:t>
-          </m:r>
-          <m:r>
-            <m:rPr>
-              <m:nor/>
-              <m:sty m:val="p"/>
-            </m:rPr>
-            <m:t>với </m:t>
-          </m:r>
-          <m:r>
-            <m:t>I</m:t>
-          </m:r>
-          <m:r>
-            <m:t>o</m:t>
-          </m:r>
-          <m:r>
-            <m:t>U</m:t>
-          </m:r>
-          <m:r>
-            <m:rPr>
-              <m:sty m:val="p"/>
-            </m:rPr>
-            <m:t>≥</m:t>
-          </m:r>
-          <m:r>
-            <m:t>0.5</m:t>
-          </m:r>
-        </m:oMath>
-      </m:oMathPara>
-    </w:p>
-    <w:p>
-      <w:pPr>
-        <w:pStyle w:val="FirstParagraph"/>
-      </w:pPr>
-      <w:r>
-        <w:t xml:space="preserve">Trong đó</w:t>
-      </w:r>
-      <w:r>
-        <w:t xml:space="preserve"> </w:t>
-      </w:r>
-      <m:oMath>
-        <m:r>
-          <m:t>N</m:t>
-        </m:r>
-      </m:oMath>
-      <w:r>
-        <w:t xml:space="preserve"> </w:t>
-      </w:r>
-      <w:r>
-        <w:t xml:space="preserve">là số lớp đối tượng có ground truth (</w:t>
-      </w:r>
-      <m:oMath>
-        <m:sSub>
-          <m:e>
-            <m:r>
-              <m:t>N</m:t>
-            </m:r>
-          </m:e>
-          <m:sub>
-            <m:r>
-              <m:t>g</m:t>
-            </m:r>
-            <m:r>
-              <m:t>t</m:t>
-            </m:r>
-          </m:sub>
-        </m:sSub>
-        <m:r>
-          <m:rPr>
-            <m:sty m:val="p"/>
-          </m:rPr>
-          <m:t>&gt;</m:t>
-        </m:r>
-        <m:r>
-          <m:t>0</m:t>
-        </m:r>
-      </m:oMath>
-      <w:r>
-        <w:t xml:space="preserve">).</w:t>
-      </w:r>
-    </w:p>
-    <w:p>
-      <w:pPr>
-        <w:pStyle w:val="BodyText"/>
-      </w:pPr>
-      <w:r>
-        <w:rPr>
-          <w:b/>
-          <w:bCs/>
-        </w:rPr>
-        <w:t xml:space="preserve">mAP@50:95</w:t>
-      </w:r>
-    </w:p>
-    <w:p>
-      <w:pPr>
-        <w:pStyle w:val="BodyText"/>
-      </w:pPr>
-      <w:r>
-        <w:t xml:space="preserve">mAP@50:95 là chỉ số đánh giá nghiêm ngặt hơn, được tính bằng trung bình mAP tại 10 ngưỡng IoU từ 0.5 đến 0.95 với bước 0.05:</w:t>
-      </w:r>
-    </w:p>
-    <w:p>
-      <w:pPr>
-        <w:pStyle w:val="BodyText"/>
-      </w:pPr>
-      <m:oMathPara>
-        <m:oMathParaPr>
-          <m:jc m:val="center"/>
-        </m:oMathParaPr>
-        <m:oMath>
-          <m:r>
-            <m:t>m</m:t>
-          </m:r>
-          <m:r>
-            <m:t>A</m:t>
-          </m:r>
-          <m:r>
-            <m:t>P</m:t>
-          </m:r>
-          <m:r>
-            <m:rPr>
-              <m:sty m:val="p"/>
-            </m:rPr>
-            <m:t>@</m:t>
-          </m:r>
-          <m:r>
-            <m:t>50</m:t>
-          </m:r>
-          <m:r>
-            <m:rPr>
-              <m:nor/>
-              <m:sty m:val="p"/>
-            </m:rPr>
-            <m:t>:</m:t>
-          </m:r>
-          <m:r>
-            <m:t>95</m:t>
-          </m:r>
-          <m:r>
-            <m:rPr>
-              <m:sty m:val="p"/>
-            </m:rPr>
-            <m:t>=</m:t>
-          </m:r>
-          <m:f>
-            <m:fPr>
-              <m:type m:val="bar"/>
-            </m:fPr>
-            <m:num>
-              <m:r>
-                <m:t>1</m:t>
-              </m:r>
-            </m:num>
-            <m:den>
-              <m:r>
-                <m:t>10</m:t>
-              </m:r>
-            </m:den>
-          </m:f>
-          <m:nary>
-            <m:naryPr>
-              <m:chr m:val="∑"/>
-              <m:limLoc m:val="undOvr"/>
-              <m:subHide m:val="off"/>
-              <m:supHide m:val="on"/>
-            </m:naryPr>
-            <m:sub>
-              <m:r>
-                <m:t>t</m:t>
-              </m:r>
-              <m:r>
-                <m:rPr>
-                  <m:sty m:val="p"/>
-                </m:rPr>
-                <m:t>∈</m:t>
-              </m:r>
-              <m:r>
-                <m:rPr>
-                  <m:sty m:val="p"/>
-                </m:rPr>
-                <m:t>{</m:t>
-              </m:r>
-              <m:r>
-                <m:t>0.5</m:t>
-              </m:r>
-              <m:r>
-                <m:rPr>
-                  <m:sty m:val="p"/>
-                </m:rPr>
-                <m:t>,</m:t>
-              </m:r>
-              <m:r>
-                <m:t>0.55</m:t>
-              </m:r>
-              <m:r>
-                <m:rPr>
-                  <m:sty m:val="p"/>
-                </m:rPr>
-                <m:t>,</m:t>
-              </m:r>
-              <m:r>
-                <m:rPr>
-                  <m:sty m:val="p"/>
-                </m:rPr>
-                <m:t>.</m:t>
-              </m:r>
-              <m:r>
-                <m:rPr>
-                  <m:sty m:val="p"/>
-                </m:rPr>
-                <m:t>.</m:t>
-              </m:r>
-              <m:r>
-                <m:rPr>
-                  <m:sty m:val="p"/>
-                </m:rPr>
-                <m:t>.</m:t>
-              </m:r>
-              <m:r>
-                <m:rPr>
-                  <m:sty m:val="p"/>
-                </m:rPr>
-                <m:t>,</m:t>
-              </m:r>
-              <m:r>
-                <m:t>0.95</m:t>
-              </m:r>
-              <m:r>
-                <m:rPr>
-                  <m:sty m:val="p"/>
-                </m:rPr>
-                <m:t>}</m:t>
-              </m:r>
-            </m:sub>
-            <m:sup>
-              <m:r>
-                <m:t>​</m:t>
-              </m:r>
-            </m:sup>
-            <m:e>
-              <m:r>
-                <m:t>m</m:t>
-              </m:r>
-            </m:e>
-          </m:nary>
-          <m:r>
-            <m:t>A</m:t>
-          </m:r>
-          <m:r>
-            <m:t>P</m:t>
-          </m:r>
-          <m:r>
-            <m:rPr>
-              <m:sty m:val="p"/>
-            </m:rPr>
-            <m:t>@</m:t>
-          </m:r>
-          <m:r>
-            <m:t>t</m:t>
-          </m:r>
-        </m:oMath>
-      </m:oMathPara>
-    </w:p>
-    <w:p>
-      <w:pPr>
-        <w:pStyle w:val="FirstParagraph"/>
-      </w:pPr>
-      <w:r>
-        <w:t xml:space="preserve">Chỉ số này được sử dụng phổ biến trong bộ đánh giá COCO [7] để đo lường toàn diện khả năng phát hiện và định vị đối tượng.</w:t>
-      </w:r>
-    </w:p>
-    <w:bookmarkEnd w:id="51"/>
-    <w:bookmarkStart w:id="52" w:name="chỉ-số-đếm-phương-tiện"/>
-    <w:p>
-      <w:pPr>
-        <w:pStyle w:val="Heading5"/>
-      </w:pPr>
-      <w:r>
-        <w:t xml:space="preserve">4.3.2. Chỉ số đếm phương tiện</w:t>
-      </w:r>
-    </w:p>
-    <w:p>
-      <w:pPr>
-        <w:pStyle w:val="FirstParagraph"/>
-      </w:pPr>
-      <w:r>
-        <w:rPr>
-          <w:b/>
-          <w:bCs/>
-        </w:rPr>
-        <w:t xml:space="preserve">MAE</w:t>
-      </w:r>
-    </w:p>
-    <w:p>
-      <w:pPr>
-        <w:pStyle w:val="BodyText"/>
-      </w:pPr>
-      <w:r>
-        <w:t xml:space="preserve">MAE đo sai số tuyệt đối trung bình giữa số lượng phương tiện dự đoán và ground truth trên mỗi ảnh:</w:t>
-      </w:r>
-    </w:p>
-    <w:p>
-      <w:pPr>
-        <w:pStyle w:val="BodyText"/>
-      </w:pPr>
-      <m:oMathPara>
-        <m:oMathParaPr>
-          <m:jc m:val="center"/>
-        </m:oMathParaPr>
-        <m:oMath>
-          <m:r>
-            <m:t>M</m:t>
-          </m:r>
-          <m:r>
-            <m:t>A</m:t>
-          </m:r>
-          <m:r>
-            <m:t>E</m:t>
-          </m:r>
-          <m:r>
-            <m:rPr>
-              <m:sty m:val="p"/>
-            </m:rPr>
-            <m:t>=</m:t>
-          </m:r>
-          <m:f>
-            <m:fPr>
-              <m:type m:val="bar"/>
-            </m:fPr>
-            <m:num>
-              <m:r>
-                <m:t>1</m:t>
-              </m:r>
-            </m:num>
-            <m:den>
-              <m:r>
-                <m:t>M</m:t>
-              </m:r>
-            </m:den>
-          </m:f>
-          <m:nary>
-            <m:naryPr>
-              <m:chr m:val="∑"/>
-              <m:limLoc m:val="undOvr"/>
-              <m:subHide m:val="off"/>
-              <m:supHide m:val="off"/>
-            </m:naryPr>
-            <m:sub>
-              <m:r>
-                <m:t>i</m:t>
-              </m:r>
-              <m:r>
-                <m:rPr>
-                  <m:sty m:val="p"/>
-                </m:rPr>
-                <m:t>=</m:t>
-              </m:r>
-              <m:r>
-                <m:t>1</m:t>
-              </m:r>
-            </m:sub>
-            <m:sup>
-              <m:r>
-                <m:t>M</m:t>
-              </m:r>
-            </m:sup>
-            <m:e>
-              <m:r>
-                <m:rPr>
-                  <m:sty m:val="p"/>
-                </m:rPr>
-                <m:t>|</m:t>
-              </m:r>
-            </m:e>
-          </m:nary>
-          <m:sSub>
-            <m:e>
-              <m:r>
-                <m:t>d</m:t>
-              </m:r>
-            </m:e>
-            <m:sub>
-              <m:r>
-                <m:t>i</m:t>
-              </m:r>
-            </m:sub>
-          </m:sSub>
-          <m:r>
-            <m:rPr>
-              <m:sty m:val="p"/>
-            </m:rPr>
-            <m:t>−</m:t>
-          </m:r>
-          <m:sSub>
-            <m:e>
-              <m:r>
-                <m:t>g</m:t>
-              </m:r>
-            </m:e>
-            <m:sub>
-              <m:r>
-                <m:t>i</m:t>
-              </m:r>
-            </m:sub>
-          </m:sSub>
-          <m:r>
-            <m:rPr>
-              <m:sty m:val="p"/>
-            </m:rPr>
-            <m:t>|</m:t>
-          </m:r>
-        </m:oMath>
-      </m:oMathPara>
-    </w:p>
-    <w:p>
-      <w:pPr>
-        <w:pStyle w:val="FirstParagraph"/>
-      </w:pPr>
-      <w:r>
-        <w:t xml:space="preserve">Trong đó</w:t>
-      </w:r>
-      <w:r>
-        <w:t xml:space="preserve"> </w:t>
-      </w:r>
-      <m:oMath>
-        <m:r>
-          <m:t>M</m:t>
-        </m:r>
-      </m:oMath>
-      <w:r>
-        <w:t xml:space="preserve"> </w:t>
-      </w:r>
-      <w:r>
-        <w:t xml:space="preserve">là tổng số ảnh,</w:t>
-      </w:r>
-      <w:r>
-        <w:t xml:space="preserve"> </w:t>
-      </w:r>
-      <m:oMath>
-        <m:sSub>
-          <m:e>
-            <m:r>
-              <m:t>d</m:t>
-            </m:r>
-          </m:e>
-          <m:sub>
-            <m:r>
-              <m:t>i</m:t>
-            </m:r>
-          </m:sub>
-        </m:sSub>
-      </m:oMath>
-      <w:r>
-        <w:t xml:space="preserve"> </w:t>
-      </w:r>
-      <w:r>
-        <w:t xml:space="preserve">là số phương tiện dự đoán,</w:t>
-      </w:r>
-      <w:r>
-        <w:t xml:space="preserve"> </w:t>
-      </w:r>
-      <m:oMath>
-        <m:sSub>
-          <m:e>
-            <m:r>
-              <m:t>g</m:t>
-            </m:r>
-          </m:e>
-          <m:sub>
-            <m:r>
-              <m:t>i</m:t>
-            </m:r>
-          </m:sub>
-        </m:sSub>
-      </m:oMath>
-      <w:r>
-        <w:t xml:space="preserve"> </w:t>
-      </w:r>
-      <w:r>
-        <w:t xml:space="preserve">là số phương tiện thực tế trong ảnh thứ</w:t>
-      </w:r>
-      <w:r>
-        <w:t xml:space="preserve"> </w:t>
-      </w:r>
-      <m:oMath>
-        <m:r>
-          <m:t>i</m:t>
-        </m:r>
-      </m:oMath>
-      <w:r>
-        <w:t xml:space="preserve">.</w:t>
-      </w:r>
-    </w:p>
-    <w:p>
-      <w:pPr>
-        <w:pStyle w:val="BodyText"/>
-      </w:pPr>
-      <w:r>
-        <w:rPr>
-          <w:b/>
-          <w:bCs/>
-        </w:rPr>
-        <w:t xml:space="preserve">RMSE</w:t>
-      </w:r>
-    </w:p>
-    <w:p>
-      <w:pPr>
-        <w:pStyle w:val="BodyText"/>
-      </w:pPr>
-      <w:r>
-        <w:t xml:space="preserve">RMSE đo sai số bình phương trung bình, nhạy hơn với các sai số lớn:</w:t>
-      </w:r>
-    </w:p>
-    <w:p>
-      <w:pPr>
-        <w:pStyle w:val="BodyText"/>
-      </w:pPr>
-      <m:oMathPara>
-        <m:oMathParaPr>
-          <m:jc m:val="center"/>
-        </m:oMathParaPr>
-        <m:oMath>
-          <m:r>
-            <m:t>R</m:t>
-          </m:r>
-          <m:r>
-            <m:t>M</m:t>
-          </m:r>
-          <m:r>
-            <m:t>S</m:t>
-          </m:r>
-          <m:r>
-            <m:t>E</m:t>
-          </m:r>
-          <m:r>
-            <m:rPr>
-              <m:sty m:val="p"/>
-            </m:rPr>
-            <m:t>=</m:t>
-          </m:r>
-          <m:rad>
-            <m:radPr>
-              <m:degHide m:val="on"/>
-            </m:radPr>
-            <m:deg/>
-            <m:e>
-              <m:f>
-                <m:fPr>
-                  <m:type m:val="bar"/>
-                </m:fPr>
-                <m:num>
-                  <m:r>
-                    <m:t>1</m:t>
-                  </m:r>
-                </m:num>
-                <m:den>
-                  <m:r>
-                    <m:t>M</m:t>
-                  </m:r>
-                </m:den>
-              </m:f>
-              <m:nary>
-                <m:naryPr>
-                  <m:chr m:val="∑"/>
-                  <m:limLoc m:val="undOvr"/>
-                  <m:subHide m:val="off"/>
-                  <m:supHide m:val="off"/>
-                </m:naryPr>
-                <m:sub>
-                  <m:r>
-                    <m:t>i</m:t>
-                  </m:r>
-                  <m:r>
-                    <m:rPr>
-                      <m:sty m:val="p"/>
-                    </m:rPr>
-                    <m:t>=</m:t>
-                  </m:r>
-                  <m:r>
-                    <m:t>1</m:t>
-                  </m:r>
-                </m:sub>
-                <m:sup>
-                  <m:r>
-                    <m:t>M</m:t>
-                  </m:r>
-                </m:sup>
-                <m:e>
-                  <m:r>
-                    <m:rPr>
-                      <m:sty m:val="p"/>
-                    </m:rPr>
-                    <m:t>(</m:t>
-                  </m:r>
-                </m:e>
-              </m:nary>
-              <m:sSub>
-                <m:e>
-                  <m:r>
-                    <m:t>d</m:t>
-                  </m:r>
-                </m:e>
-                <m:sub>
-                  <m:r>
-                    <m:t>i</m:t>
-                  </m:r>
-                </m:sub>
-              </m:sSub>
-              <m:r>
-                <m:rPr>
-                  <m:sty m:val="p"/>
-                </m:rPr>
-                <m:t>−</m:t>
-              </m:r>
-              <m:sSub>
-                <m:e>
-                  <m:r>
-                    <m:t>g</m:t>
-                  </m:r>
-                </m:e>
-                <m:sub>
-                  <m:r>
-                    <m:t>i</m:t>
-                  </m:r>
-                </m:sub>
-              </m:sSub>
-              <m:sSup>
-                <m:e>
-                  <m:r>
-                    <m:rPr>
-                      <m:sty m:val="p"/>
-                    </m:rPr>
-                    <m:t>)</m:t>
-                  </m:r>
-                </m:e>
-                <m:sup>
-                  <m:r>
-                    <m:t>2</m:t>
-                  </m:r>
-                </m:sup>
-              </m:sSup>
-            </m:e>
-          </m:rad>
-        </m:oMath>
-      </m:oMathPara>
-    </w:p>
-    <w:p>
-      <w:pPr>
-        <w:pStyle w:val="FirstParagraph"/>
-      </w:pPr>
-      <w:r>
-        <w:rPr>
-          <w:b/>
-          <w:bCs/>
-        </w:rPr>
-        <w:t xml:space="preserve">R²</w:t>
-      </w:r>
-    </w:p>
-    <w:p>
-      <w:pPr>
-        <w:pStyle w:val="BodyText"/>
-      </w:pPr>
-      <m:oMath>
-        <m:sSup>
-          <m:e>
-            <m:r>
-              <m:t>R</m:t>
-            </m:r>
-          </m:e>
-          <m:sup>
-            <m:r>
-              <m:t>2</m:t>
-            </m:r>
-          </m:sup>
-        </m:sSup>
-      </m:oMath>
-      <w:r>
-        <w:t xml:space="preserve"> </w:t>
-      </w:r>
-      <w:r>
-        <w:t xml:space="preserve">đo mức độ tương quan giữa dự đoán và ground truth:</w:t>
-      </w:r>
-    </w:p>
-    <w:p>
-      <w:pPr>
-        <w:pStyle w:val="BodyText"/>
-      </w:pPr>
-      <m:oMathPara>
-        <m:oMathParaPr>
-          <m:jc m:val="center"/>
-        </m:oMathParaPr>
-        <m:oMath>
-          <m:sSup>
-            <m:e>
-              <m:r>
-                <m:t>R</m:t>
-              </m:r>
-            </m:e>
-            <m:sup>
-              <m:r>
-                <m:t>2</m:t>
-              </m:r>
-            </m:sup>
-          </m:sSup>
-          <m:r>
-            <m:rPr>
-              <m:sty m:val="p"/>
-            </m:rPr>
-            <m:t>=</m:t>
-          </m:r>
-          <m:r>
-            <m:t>1</m:t>
-          </m:r>
-          <m:r>
-            <m:rPr>
-              <m:sty m:val="p"/>
-            </m:rPr>
-            <m:t>−</m:t>
-          </m:r>
-          <m:f>
-            <m:fPr>
-              <m:type m:val="bar"/>
-            </m:fPr>
-            <m:num>
-              <m:nary>
-                <m:naryPr>
-                  <m:chr m:val="∑"/>
-                  <m:limLoc m:val="undOvr"/>
-                  <m:subHide m:val="off"/>
-                  <m:supHide m:val="off"/>
-                </m:naryPr>
-                <m:sub>
-                  <m:r>
-                    <m:t>i</m:t>
-                  </m:r>
-                  <m:r>
-                    <m:rPr>
-                      <m:sty m:val="p"/>
-                    </m:rPr>
-                    <m:t>=</m:t>
-                  </m:r>
-                  <m:r>
-                    <m:t>1</m:t>
-                  </m:r>
-                </m:sub>
-                <m:sup>
-                  <m:r>
-                    <m:t>M</m:t>
-                  </m:r>
-                </m:sup>
-                <m:e>
-                  <m:r>
-                    <m:rPr>
-                      <m:sty m:val="p"/>
-                    </m:rPr>
-                    <m:t>(</m:t>
-                  </m:r>
-                </m:e>
-              </m:nary>
-              <m:sSub>
-                <m:e>
-                  <m:r>
-                    <m:t>d</m:t>
-                  </m:r>
-                </m:e>
-                <m:sub>
-                  <m:r>
-                    <m:t>i</m:t>
-                  </m:r>
-                </m:sub>
-              </m:sSub>
-              <m:r>
-                <m:rPr>
-                  <m:sty m:val="p"/>
-                </m:rPr>
-                <m:t>−</m:t>
-              </m:r>
-              <m:sSub>
-                <m:e>
-                  <m:r>
-                    <m:t>g</m:t>
-                  </m:r>
-                </m:e>
-                <m:sub>
-                  <m:r>
-                    <m:t>i</m:t>
-                  </m:r>
-                </m:sub>
-              </m:sSub>
-              <m:sSup>
-                <m:e>
-                  <m:r>
-                    <m:rPr>
-                      <m:sty m:val="p"/>
-                    </m:rPr>
-                    <m:t>)</m:t>
-                  </m:r>
-                </m:e>
-                <m:sup>
-                  <m:r>
-                    <m:t>2</m:t>
-                  </m:r>
-                </m:sup>
-              </m:sSup>
-            </m:num>
-            <m:den>
-              <m:nary>
-                <m:naryPr>
-                  <m:chr m:val="∑"/>
-                  <m:limLoc m:val="undOvr"/>
-                  <m:subHide m:val="off"/>
-                  <m:supHide m:val="off"/>
-                </m:naryPr>
-                <m:sub>
-                  <m:r>
-                    <m:t>i</m:t>
-                  </m:r>
-                  <m:r>
-                    <m:rPr>
-                      <m:sty m:val="p"/>
-                    </m:rPr>
-                    <m:t>=</m:t>
-                  </m:r>
-                  <m:r>
-                    <m:t>1</m:t>
-                  </m:r>
-                </m:sub>
-                <m:sup>
-                  <m:r>
-                    <m:t>M</m:t>
-                  </m:r>
-                </m:sup>
-                <m:e>
-                  <m:r>
-                    <m:rPr>
-                      <m:sty m:val="p"/>
-                    </m:rPr>
-                    <m:t>(</m:t>
-                  </m:r>
-                </m:e>
-              </m:nary>
-              <m:sSub>
-                <m:e>
-                  <m:r>
-                    <m:t>g</m:t>
-                  </m:r>
-                </m:e>
-                <m:sub>
-                  <m:r>
-                    <m:t>i</m:t>
-                  </m:r>
-                </m:sub>
-              </m:sSub>
-              <m:r>
-                <m:rPr>
-                  <m:sty m:val="p"/>
-                </m:rPr>
-                <m:t>−</m:t>
-              </m:r>
-              <m:acc>
-                <m:accPr>
-                  <m:chr m:val="‾"/>
-                </m:accPr>
-                <m:e>
-                  <m:r>
-                    <m:t>g</m:t>
-                  </m:r>
-                </m:e>
-              </m:acc>
-              <m:sSup>
-                <m:e>
-                  <m:r>
-                    <m:rPr>
-                      <m:sty m:val="p"/>
-                    </m:rPr>
-                    <m:t>)</m:t>
-                  </m:r>
-                </m:e>
-                <m:sup>
-                  <m:r>
-                    <m:t>2</m:t>
-                  </m:r>
-                </m:sup>
-              </m:sSup>
-            </m:den>
-          </m:f>
-        </m:oMath>
-      </m:oMathPara>
-    </w:p>
-    <w:p>
-      <w:pPr>
-        <w:pStyle w:val="FirstParagraph"/>
-      </w:pPr>
-      <w:r>
-        <w:t xml:space="preserve">Trong đó</w:t>
-      </w:r>
-      <w:r>
-        <w:t xml:space="preserve"> </w:t>
-      </w:r>
-      <m:oMath>
-        <m:acc>
-          <m:accPr>
-            <m:chr m:val="‾"/>
-          </m:accPr>
-          <m:e>
-            <m:r>
-              <m:t>g</m:t>
-            </m:r>
-          </m:e>
-        </m:acc>
-        <m:r>
-          <m:rPr>
-            <m:sty m:val="p"/>
-          </m:rPr>
-          <m:t>=</m:t>
-        </m:r>
-        <m:f>
-          <m:fPr>
-            <m:type m:val="bar"/>
-          </m:fPr>
-          <m:num>
-            <m:r>
-              <m:t>1</m:t>
-            </m:r>
-          </m:num>
-          <m:den>
-            <m:r>
-              <m:t>M</m:t>
-            </m:r>
-          </m:den>
-        </m:f>
-        <m:nary>
-          <m:naryPr>
-            <m:chr m:val="∑"/>
-            <m:limLoc m:val="undOvr"/>
-            <m:subHide m:val="off"/>
-            <m:supHide m:val="off"/>
-          </m:naryPr>
-          <m:sub>
-            <m:r>
-              <m:t>i</m:t>
-            </m:r>
-            <m:r>
-              <m:rPr>
-                <m:sty m:val="p"/>
-              </m:rPr>
-              <m:t>=</m:t>
-            </m:r>
-            <m:r>
-              <m:t>1</m:t>
-            </m:r>
-          </m:sub>
-          <m:sup>
-            <m:r>
-              <m:t>M</m:t>
-            </m:r>
-          </m:sup>
-          <m:e>
-            <m:sSub>
-              <m:e>
-                <m:r>
-                  <m:t>g</m:t>
-                </m:r>
-              </m:e>
-              <m:sub>
-                <m:r>
-                  <m:t>i</m:t>
-                </m:r>
-              </m:sub>
-            </m:sSub>
-          </m:e>
-        </m:nary>
-      </m:oMath>
-      <w:r>
-        <w:t xml:space="preserve"> </w:t>
-      </w:r>
-      <w:r>
-        <w:t xml:space="preserve">là trung bình ground truth.</w:t>
-      </w:r>
-      <w:r>
-        <w:t xml:space="preserve"> </w:t>
-      </w:r>
-      <m:oMath>
-        <m:sSup>
-          <m:e>
-            <m:r>
-              <m:t>R</m:t>
-            </m:r>
-          </m:e>
-          <m:sup>
-            <m:r>
-              <m:t>2</m:t>
-            </m:r>
-          </m:sup>
-        </m:sSup>
-        <m:r>
-          <m:rPr>
-            <m:sty m:val="p"/>
-          </m:rPr>
-          <m:t>=</m:t>
-        </m:r>
-        <m:r>
-          <m:t>1</m:t>
-        </m:r>
-      </m:oMath>
-      <w:r>
-        <w:t xml:space="preserve"> </w:t>
-      </w:r>
-      <w:r>
-        <w:t xml:space="preserve">nghĩa là dự đoán hoàn hảo,</w:t>
-      </w:r>
-      <w:r>
-        <w:t xml:space="preserve"> </w:t>
-      </w:r>
-      <m:oMath>
-        <m:sSup>
-          <m:e>
-            <m:r>
-              <m:t>R</m:t>
-            </m:r>
-          </m:e>
-          <m:sup>
-            <m:r>
-              <m:t>2</m:t>
-            </m:r>
-          </m:sup>
-        </m:sSup>
-        <m:r>
-          <m:rPr>
-            <m:sty m:val="p"/>
-          </m:rPr>
-          <m:t>&lt;</m:t>
-        </m:r>
-        <m:r>
-          <m:t>0</m:t>
-        </m:r>
-      </m:oMath>
-      <w:r>
-        <w:t xml:space="preserve"> </w:t>
-      </w:r>
-      <w:r>
-        <w:t xml:space="preserve">cho thấy mô hình dự đoán kém hơn cả việc dùng giá trị trung bình.</w:t>
-      </w:r>
-    </w:p>
-    <w:bookmarkEnd w:id="52"/>
-    <w:bookmarkEnd w:id="53"/>
-    <w:bookmarkStart w:id="58" w:name="kịch-bản-1-kết-quả-inference-gốc"/>
-    <w:p>
-      <w:pPr>
-        <w:pStyle w:val="Heading3"/>
-      </w:pPr>
-      <w:r>
-        <w:t xml:space="preserve">4.4. Kịch bản 1 – Kết quả inference gốc</w:t>
-      </w:r>
-    </w:p>
-    <w:p>
-      <w:pPr>
-        <w:pStyle w:val="FirstParagraph"/>
-      </w:pPr>
-      <w:r>
-        <w:t xml:space="preserve">Phần này trình bày kết quả đánh giá ở kịch bản 1 (inference gốc, không SAHI), sử dụng kích thước ảnh 768 × 768 chung cho cả hai mô hình.</w:t>
-      </w:r>
-    </w:p>
-    <w:bookmarkStart w:id="54" w:name="hiệu-suất-tổng-thể"/>
-    <w:p>
-      <w:pPr>
-        <w:pStyle w:val="Heading5"/>
-      </w:pPr>
-      <w:r>
-        <w:t xml:space="preserve">4.4.1. Hiệu suất tổng thể</w:t>
-      </w:r>
-    </w:p>
-    <w:p>
-      <w:pPr>
-        <w:pStyle w:val="FirstParagraph"/>
-      </w:pPr>
-      <w:r>
-        <w:rPr>
-          <w:b/>
-          <w:bCs/>
-        </w:rPr>
-        <w:t xml:space="preserve">Bảng 1 – So sánh hiệu suất tổng thể (inference gốc)</w:t>
+        <w:t xml:space="preserve">Bảng 2 – Chỉ số đếm phương tiện (inference gốc)</w:t>
       </w:r>
     </w:p>
     <w:tbl>
@@ -12597,77 +10777,7 @@
               <w:pStyle w:val="Compact"/>
             </w:pPr>
             <w:r>
-              <w:t xml:space="preserve">Số ảnh</w:t>
-            </w:r>
-          </w:p>
-        </w:tc>
-        <w:tc>
-          <w:tcPr/>
-          <w:p>
-            <w:pPr>
-              <w:pStyle w:val="Compact"/>
-            </w:pPr>
-            <w:r>
-              <w:t xml:space="preserve">995</w:t>
-            </w:r>
-          </w:p>
-        </w:tc>
-        <w:tc>
-          <w:tcPr/>
-          <w:p>
-            <w:pPr>
-              <w:pStyle w:val="Compact"/>
-            </w:pPr>
-            <w:r>
-              <w:t xml:space="preserve">995</w:t>
-            </w:r>
-          </w:p>
-        </w:tc>
-      </w:tr>
-      <w:tr>
-        <w:tc>
-          <w:tcPr/>
-          <w:p>
-            <w:pPr>
-              <w:pStyle w:val="Compact"/>
-            </w:pPr>
-            <w:r>
-              <w:t xml:space="preserve">imgsz</w:t>
-            </w:r>
-          </w:p>
-        </w:tc>
-        <w:tc>
-          <w:tcPr/>
-          <w:p>
-            <w:pPr>
-              <w:pStyle w:val="Compact"/>
-            </w:pPr>
-            <w:r>
-              <w:t xml:space="preserve">768</w:t>
-            </w:r>
-          </w:p>
-        </w:tc>
-        <w:tc>
-          <w:tcPr/>
-          <w:p>
-            <w:pPr>
-              <w:pStyle w:val="Compact"/>
-            </w:pPr>
-            <w:r>
-              <w:t xml:space="preserve">768</w:t>
-            </w:r>
-          </w:p>
-        </w:tc>
-      </w:tr>
-      <w:tr>
-        <w:tc>
-          <w:tcPr/>
-          <w:p>
-            <w:pPr>
-              <w:pStyle w:val="Compact"/>
-            </w:pPr>
-            <w:r>
-              <w:t xml:space="preserve">mAP@50</w:t>
+              <w:t xml:space="preserve">MAE</w:t>
             </w:r>
           </w:p>
         </w:tc>
@@ -12682,18 +10792,18 @@
                 <w:b/>
                 <w:bCs/>
               </w:rPr>
-              <w:t xml:space="preserve">0.4399</w:t>
-            </w:r>
-          </w:p>
-        </w:tc>
-        <w:tc>
-          <w:tcPr/>
-          <w:p>
-            <w:pPr>
-              <w:pStyle w:val="Compact"/>
-            </w:pPr>
-            <w:r>
-              <w:t xml:space="preserve">0.2732</w:t>
+              <w:t xml:space="preserve">8.14</w:t>
+            </w:r>
+          </w:p>
+        </w:tc>
+        <w:tc>
+          <w:tcPr/>
+          <w:p>
+            <w:pPr>
+              <w:pStyle w:val="Compact"/>
+            </w:pPr>
+            <w:r>
+              <w:t xml:space="preserve">9.51</w:t>
             </w:r>
           </w:p>
         </w:tc>
@@ -12706,7 +10816,7 @@
               <w:pStyle w:val="Compact"/>
             </w:pPr>
             <w:r>
-              <w:t xml:space="preserve">mAP@50:95</w:t>
+              <w:t xml:space="preserve">RMSE</w:t>
             </w:r>
           </w:p>
         </w:tc>
@@ -12721,18 +10831,18 @@
                 <w:b/>
                 <w:bCs/>
               </w:rPr>
-              <w:t xml:space="preserve">0.2705</w:t>
-            </w:r>
-          </w:p>
-        </w:tc>
-        <w:tc>
-          <w:tcPr/>
-          <w:p>
-            <w:pPr>
-              <w:pStyle w:val="Compact"/>
-            </w:pPr>
-            <w:r>
-              <w:t xml:space="preserve">0.1483</w:t>
+              <w:t xml:space="preserve">14.35</w:t>
+            </w:r>
+          </w:p>
+        </w:tc>
+        <w:tc>
+          <w:tcPr/>
+          <w:p>
+            <w:pPr>
+              <w:pStyle w:val="Compact"/>
+            </w:pPr>
+            <w:r>
+              <w:t xml:space="preserve">15.71</w:t>
             </w:r>
           </w:p>
         </w:tc>
@@ -12745,7 +10855,7 @@
               <w:pStyle w:val="Compact"/>
             </w:pPr>
             <w:r>
-              <w:t xml:space="preserve">FPS</w:t>
+              <w:t xml:space="preserve">R²</w:t>
             </w:r>
           </w:p>
         </w:tc>
@@ -12760,127 +10870,18 @@
                 <w:b/>
                 <w:bCs/>
               </w:rPr>
-              <w:t xml:space="preserve">24.45</w:t>
-            </w:r>
-          </w:p>
-        </w:tc>
-        <w:tc>
-          <w:tcPr/>
-          <w:p>
-            <w:pPr>
-              <w:pStyle w:val="Compact"/>
-            </w:pPr>
-            <w:r>
-              <w:t xml:space="preserve">10.44</w:t>
-            </w:r>
-          </w:p>
-        </w:tc>
-      </w:tr>
-      <w:tr>
-        <w:tc>
-          <w:tcPr/>
-          <w:p>
-            <w:pPr>
-              <w:pStyle w:val="Compact"/>
-            </w:pPr>
-            <w:r>
-              <w:t xml:space="preserve">Thời gian inference (s)</w:t>
-            </w:r>
-          </w:p>
-        </w:tc>
-        <w:tc>
-          <w:tcPr/>
-          <w:p>
-            <w:pPr>
-              <w:pStyle w:val="Compact"/>
-            </w:pPr>
-            <w:r>
-              <w:rPr>
-                <w:b/>
-                <w:bCs/>
-              </w:rPr>
-              <w:t xml:space="preserve">40.70</w:t>
-            </w:r>
-          </w:p>
-        </w:tc>
-        <w:tc>
-          <w:tcPr/>
-          <w:p>
-            <w:pPr>
-              <w:pStyle w:val="Compact"/>
-            </w:pPr>
-            <w:r>
-              <w:t xml:space="preserve">95.27</w:t>
-            </w:r>
-          </w:p>
-        </w:tc>
-      </w:tr>
-      <w:tr>
-        <w:tc>
-          <w:tcPr/>
-          <w:p>
-            <w:pPr>
-              <w:pStyle w:val="Compact"/>
-            </w:pPr>
-            <w:r>
-              <w:t xml:space="preserve">Tổng GT boxes</w:t>
-            </w:r>
-          </w:p>
-        </w:tc>
-        <w:tc>
-          <w:tcPr/>
-          <w:p>
-            <w:pPr>
-              <w:pStyle w:val="Compact"/>
-            </w:pPr>
-            <w:r>
-              <w:t xml:space="preserve">14.428</w:t>
-            </w:r>
-          </w:p>
-        </w:tc>
-        <w:tc>
-          <w:tcPr/>
-          <w:p>
-            <w:pPr>
-              <w:pStyle w:val="Compact"/>
-            </w:pPr>
-            <w:r>
-              <w:t xml:space="preserve">14.428</w:t>
-            </w:r>
-          </w:p>
-        </w:tc>
-      </w:tr>
-      <w:tr>
-        <w:tc>
-          <w:tcPr/>
-          <w:p>
-            <w:pPr>
-              <w:pStyle w:val="Compact"/>
-            </w:pPr>
-            <w:r>
-              <w:t xml:space="preserve">Tổng detections</w:t>
-            </w:r>
-          </w:p>
-        </w:tc>
-        <w:tc>
-          <w:tcPr/>
-          <w:p>
-            <w:pPr>
-              <w:pStyle w:val="Compact"/>
-            </w:pPr>
-            <w:r>
-              <w:t xml:space="preserve">26.007</w:t>
-            </w:r>
-          </w:p>
-        </w:tc>
-        <w:tc>
-          <w:tcPr/>
-          <w:p>
-            <w:pPr>
-              <w:pStyle w:val="Compact"/>
-            </w:pPr>
-            <w:r>
-              <w:t xml:space="preserve">29.404</w:t>
+              <w:t xml:space="preserve">0.5553</w:t>
+            </w:r>
+          </w:p>
+        </w:tc>
+        <w:tc>
+          <w:tcPr/>
+          <w:p>
+            <w:pPr>
+              <w:pStyle w:val="Compact"/>
+            </w:pPr>
+            <w:r>
+              <w:t xml:space="preserve">0.4668</w:t>
             </w:r>
           </w:p>
         </w:tc>
@@ -12891,53 +10892,52 @@
         <w:pStyle w:val="BodyText"/>
       </w:pPr>
       <w:r>
-        <w:t xml:space="preserve">Kết quả cho thấy</w:t>
-      </w:r>
-      <w:r>
-        <w:t xml:space="preserve"> </w:t>
-      </w:r>
+        <w:t xml:space="preserve">Khả năng tương quan đếm đạt mức độ khá tốt, hệ số</w:t>
+      </w:r>
+      <w:r>
+        <w:t xml:space="preserve"> </w:t>
+      </w:r>
+      <m:oMath>
+        <m:sSup>
+          <m:e>
+            <m:r>
+              <m:t>R</m:t>
+            </m:r>
+          </m:e>
+          <m:sup>
+            <m:r>
+              <m:t>2</m:t>
+            </m:r>
+          </m:sup>
+        </m:sSup>
+      </m:oMath>
+      <w:r>
+        <w:t xml:space="preserve"> </w:t>
+      </w:r>
+      <w:r>
+        <w:t xml:space="preserve">đều dương cho cả hai mô hình (0.5553 và 0.4668). Sai số tuyệt đối MAE duy trì dưới 10 xe/ảnh.</w:t>
+      </w:r>
+    </w:p>
+    <w:bookmarkEnd w:id="52"/>
+    <w:bookmarkStart w:id="53" w:name="kịch-bản-2-kết-quả-sahi-tiled-inference"/>
+    <w:p>
+      <w:pPr>
+        <w:pStyle w:val="Heading3"/>
+      </w:pPr>
+      <w:r>
+        <w:t xml:space="preserve">4.5. Kịch bản 2 – Kết quả SAHI tiled inference</w:t>
+      </w:r>
+    </w:p>
+    <w:p>
+      <w:pPr>
+        <w:pStyle w:val="FirstParagraph"/>
+      </w:pPr>
       <w:r>
         <w:rPr>
           <w:b/>
           <w:bCs/>
         </w:rPr>
-        <w:t xml:space="preserve">yolo26m</w:t>
-      </w:r>
-      <w:r>
-        <w:t xml:space="preserve"> </w:t>
-      </w:r>
-      <w:r>
-        <w:t xml:space="preserve">vượt trội hơn đáng kể so với yolo26m-p2 về cả mAP@50 (0.4399 vs 0.2732) và tốc độ xử lý (24.45 FPS vs 10.44 FPS). Cả hai mô hình đều tạo ra số lượng detections lớn hơn nhiều so với ground truth (26.007 và 29.404 so với 14.428), phản ánh đặc tính overprediction do mô hình VisDrone phát hiện cả các đối tượng nhỏ và bị che khuất mà UAVDT ground truth bỏ qua.</w:t>
-      </w:r>
-    </w:p>
-    <w:bookmarkEnd w:id="54"/>
-    <w:bookmarkStart w:id="55" w:name="đánh-giá-class-agnostic"/>
-    <w:p>
-      <w:pPr>
-        <w:pStyle w:val="Heading5"/>
-      </w:pPr>
-      <w:r>
-        <w:t xml:space="preserve">4.4.2. Đánh giá class-agnostic</w:t>
-      </w:r>
-    </w:p>
-    <w:p>
-      <w:pPr>
-        <w:pStyle w:val="FirstParagraph"/>
-      </w:pPr>
-      <w:r>
-        <w:t xml:space="preserve">Khi đánh giá ở chế độ class-agnostic (không phân biệt loại phương tiện, tất cả box dự đoán thuộc lớp car/truck/bus đều được khớp với bất kỳ GT box nào), kết quả cho thấy xu hướng ngược lại:</w:t>
-      </w:r>
-    </w:p>
-    <w:p>
-      <w:pPr>
-        <w:pStyle w:val="BodyText"/>
-      </w:pPr>
-      <w:r>
-        <w:rPr>
-          <w:b/>
-          <w:bCs/>
-        </w:rPr>
-        <w:t xml:space="preserve">Bảng 2 – Đánh giá class-agnostic (inference gốc)</w:t>
+        <w:t xml:space="preserve">Bảng 3 – So sánh hiệu suất tổng thể (SAHI)</w:t>
       </w:r>
     </w:p>
     <w:tbl>
@@ -12997,18 +10997,7 @@
               <w:pStyle w:val="Compact"/>
             </w:pPr>
             <w:r>
-              <w:t xml:space="preserve">AP@50</w:t>
-            </w:r>
-          </w:p>
-        </w:tc>
-        <w:tc>
-          <w:tcPr/>
-          <w:p>
-            <w:pPr>
-              <w:pStyle w:val="Compact"/>
-            </w:pPr>
-            <w:r>
-              <w:t xml:space="preserve">0.5288</w:t>
+              <w:t xml:space="preserve">mAP@50</w:t>
             </w:r>
           </w:p>
         </w:tc>
@@ -13023,7 +11012,18 @@
                 <w:b/>
                 <w:bCs/>
               </w:rPr>
-              <w:t xml:space="preserve">0.5560</w:t>
+              <w:t xml:space="preserve">0.5238</w:t>
+            </w:r>
+          </w:p>
+        </w:tc>
+        <w:tc>
+          <w:tcPr/>
+          <w:p>
+            <w:pPr>
+              <w:pStyle w:val="Compact"/>
+            </w:pPr>
+            <w:r>
+              <w:t xml:space="preserve">0.4504</w:t>
             </w:r>
           </w:p>
         </w:tc>
@@ -13036,18 +11036,7 @@
               <w:pStyle w:val="Compact"/>
             </w:pPr>
             <w:r>
-              <w:t xml:space="preserve">AP@50:95</w:t>
-            </w:r>
-          </w:p>
-        </w:tc>
-        <w:tc>
-          <w:tcPr/>
-          <w:p>
-            <w:pPr>
-              <w:pStyle w:val="Compact"/>
-            </w:pPr>
-            <w:r>
-              <w:t xml:space="preserve">0.2817</w:t>
+              <w:t xml:space="preserve">mAP@50:95</w:t>
             </w:r>
           </w:p>
         </w:tc>
@@ -13062,7 +11051,18 @@
                 <w:b/>
                 <w:bCs/>
               </w:rPr>
-              <w:t xml:space="preserve">0.2892</w:t>
+              <w:t xml:space="preserve">0.3299</w:t>
+            </w:r>
+          </w:p>
+        </w:tc>
+        <w:tc>
+          <w:tcPr/>
+          <w:p>
+            <w:pPr>
+              <w:pStyle w:val="Compact"/>
+            </w:pPr>
+            <w:r>
+              <w:t xml:space="preserve">0.2897</w:t>
             </w:r>
           </w:p>
         </w:tc>
@@ -13075,7 +11075,7 @@
               <w:pStyle w:val="Compact"/>
             </w:pPr>
             <w:r>
-              <w:t xml:space="preserve">Precision@50</w:t>
+              <w:t xml:space="preserve">AP@50 (class-agnostic)</w:t>
             </w:r>
           </w:p>
         </w:tc>
@@ -13090,18 +11090,18 @@
                 <w:b/>
                 <w:bCs/>
               </w:rPr>
-              <w:t xml:space="preserve">0.4412</w:t>
-            </w:r>
-          </w:p>
-        </w:tc>
-        <w:tc>
-          <w:tcPr/>
-          <w:p>
-            <w:pPr>
-              <w:pStyle w:val="Compact"/>
-            </w:pPr>
-            <w:r>
-              <w:t xml:space="preserve">0.4077</w:t>
+              <w:t xml:space="preserve">0.7240</w:t>
+            </w:r>
+          </w:p>
+        </w:tc>
+        <w:tc>
+          <w:tcPr/>
+          <w:p>
+            <w:pPr>
+              <w:pStyle w:val="Compact"/>
+            </w:pPr>
+            <w:r>
+              <w:t xml:space="preserve">0.7033</w:t>
             </w:r>
           </w:p>
         </w:tc>
@@ -13114,18 +11114,7 @@
               <w:pStyle w:val="Compact"/>
             </w:pPr>
             <w:r>
-              <w:t xml:space="preserve">Recall@50</w:t>
-            </w:r>
-          </w:p>
-        </w:tc>
-        <w:tc>
-          <w:tcPr/>
-          <w:p>
-            <w:pPr>
-              <w:pStyle w:val="Compact"/>
-            </w:pPr>
-            <w:r>
-              <w:t xml:space="preserve">0.7952</w:t>
+              <w:t xml:space="preserve">Recall@50 (class-agnostic)</w:t>
             </w:r>
           </w:p>
         </w:tc>
@@ -13140,7 +11129,18 @@
                 <w:b/>
                 <w:bCs/>
               </w:rPr>
-              <w:t xml:space="preserve">0.8309</w:t>
+              <w:t xml:space="preserve">0.7545</w:t>
+            </w:r>
+          </w:p>
+        </w:tc>
+        <w:tc>
+          <w:tcPr/>
+          <w:p>
+            <w:pPr>
+              <w:pStyle w:val="Compact"/>
+            </w:pPr>
+            <w:r>
+              <w:t xml:space="preserve">0.7315</w:t>
             </w:r>
           </w:p>
         </w:tc>
@@ -13153,18 +11153,7 @@
               <w:pStyle w:val="Compact"/>
             </w:pPr>
             <w:r>
-              <w:t xml:space="preserve">TP</w:t>
-            </w:r>
-          </w:p>
-        </w:tc>
-        <w:tc>
-          <w:tcPr/>
-          <w:p>
-            <w:pPr>
-              <w:pStyle w:val="Compact"/>
-            </w:pPr>
-            <w:r>
-              <w:t xml:space="preserve">11.473</w:t>
+              <w:t xml:space="preserve">FPS</w:t>
             </w:r>
           </w:p>
         </w:tc>
@@ -13179,7 +11168,18 @@
                 <w:b/>
                 <w:bCs/>
               </w:rPr>
-              <w:t xml:space="preserve">11.988</w:t>
+              <w:t xml:space="preserve">1.43</w:t>
+            </w:r>
+          </w:p>
+        </w:tc>
+        <w:tc>
+          <w:tcPr/>
+          <w:p>
+            <w:pPr>
+              <w:pStyle w:val="Compact"/>
+            </w:pPr>
+            <w:r>
+              <w:t xml:space="preserve">0.94</w:t>
             </w:r>
           </w:p>
         </w:tc>
@@ -13192,53 +11192,18 @@
               <w:pStyle w:val="Compact"/>
             </w:pPr>
             <w:r>
-              <w:t xml:space="preserve">FP</w:t>
-            </w:r>
-          </w:p>
-        </w:tc>
-        <w:tc>
-          <w:tcPr/>
-          <w:p>
-            <w:pPr>
-              <w:pStyle w:val="Compact"/>
-            </w:pPr>
-            <w:r>
-              <w:t xml:space="preserve">14.534</w:t>
-            </w:r>
-          </w:p>
-        </w:tc>
-        <w:tc>
-          <w:tcPr/>
-          <w:p>
-            <w:pPr>
-              <w:pStyle w:val="Compact"/>
-            </w:pPr>
-            <w:r>
-              <w:t xml:space="preserve">17.416</w:t>
-            </w:r>
-          </w:p>
-        </w:tc>
-      </w:tr>
-      <w:tr>
-        <w:tc>
-          <w:tcPr/>
-          <w:p>
-            <w:pPr>
-              <w:pStyle w:val="Compact"/>
-            </w:pPr>
-            <w:r>
-              <w:t xml:space="preserve">FN</w:t>
-            </w:r>
-          </w:p>
-        </w:tc>
-        <w:tc>
-          <w:tcPr/>
-          <w:p>
-            <w:pPr>
-              <w:pStyle w:val="Compact"/>
-            </w:pPr>
-            <w:r>
-              <w:t xml:space="preserve">2.955</w:t>
+              <w:t xml:space="preserve">Tổng số detections</w:t>
+            </w:r>
+          </w:p>
+        </w:tc>
+        <w:tc>
+          <w:tcPr/>
+          <w:p>
+            <w:pPr>
+              <w:pStyle w:val="Compact"/>
+            </w:pPr>
+            <w:r>
+              <w:t xml:space="preserve">13.059</w:t>
             </w:r>
           </w:p>
         </w:tc>
@@ -13253,7 +11218,7 @@
                 <w:b/>
                 <w:bCs/>
               </w:rPr>
-              <w:t xml:space="preserve">2.440</w:t>
+              <w:t xml:space="preserve">13.370</w:t>
             </w:r>
           </w:p>
         </w:tc>
@@ -13264,7 +11229,7 @@
         <w:pStyle w:val="BodyText"/>
       </w:pPr>
       <w:r>
-        <w:t xml:space="preserve">Ở chế độ class-agnostic,</w:t>
+        <w:t xml:space="preserve">Khi áp dụng SAHI, chất lượng phát hiện định vị tăng mạnh. Trong đó</w:t>
       </w:r>
       <w:r>
         <w:t xml:space="preserve"> </w:t>
@@ -13274,35 +11239,25 @@
           <w:b/>
           <w:bCs/>
         </w:rPr>
-        <w:t xml:space="preserve">yolo26m-p2 đạt AP@50 cao hơn</w:t>
-      </w:r>
-      <w:r>
-        <w:t xml:space="preserve"> </w:t>
-      </w:r>
-      <w:r>
-        <w:t xml:space="preserve">(0.5560 vs 0.5288) và recall cao hơn (0.8309 vs 0.7952). Điều này cho thấy đầu phát hiện P2 (stride 4) giúp phát hiện thêm nhiều đối tượng nhỏ, dù precision thấp hơn do tạo ra nhiều false positive hơn (17.416 vs 14.534).</w:t>
-      </w:r>
-    </w:p>
-    <w:bookmarkEnd w:id="55"/>
-    <w:bookmarkStart w:id="56" w:name="đánh-giá-theo-từng-lớp"/>
-    <w:p>
-      <w:pPr>
-        <w:pStyle w:val="Heading5"/>
-      </w:pPr>
-      <w:r>
-        <w:t xml:space="preserve">4.4.3. Đánh giá theo từng lớp</w:t>
-      </w:r>
-    </w:p>
-    <w:p>
-      <w:pPr>
-        <w:pStyle w:val="FirstParagraph"/>
+        <w:t xml:space="preserve">yolo26m</w:t>
+      </w:r>
+      <w:r>
+        <w:t xml:space="preserve"> </w:t>
+      </w:r>
+      <w:r>
+        <w:t xml:space="preserve">vẫn tiếp tục chiếm ưu thế (mAP@50 = 0.5238, AP@50 tổng quát = 0.7240). Tuy nhiên, tốc độ bị suy giảm nghiêm trọng.</w:t>
+      </w:r>
+    </w:p>
+    <w:p>
+      <w:pPr>
+        <w:pStyle w:val="BodyText"/>
       </w:pPr>
       <w:r>
         <w:rPr>
           <w:b/>
           <w:bCs/>
         </w:rPr>
-        <w:t xml:space="preserve">Bảng 3 – Kết quả đánh giá lớp Bus (inference gốc)</w:t>
+        <w:t xml:space="preserve">Bảng 4 – Chỉ số đếm phương tiện (SAHI)</w:t>
       </w:r>
     </w:p>
     <w:tbl>
@@ -13362,53 +11317,7 @@
               <w:pStyle w:val="Compact"/>
             </w:pPr>
             <w:r>
-              <w:t xml:space="preserve">GT boxes</w:t>
-            </w:r>
-          </w:p>
-        </w:tc>
-        <w:tc>
-          <w:tcPr/>
-          <w:p>
-            <w:pPr>
-              <w:pStyle w:val="Compact"/>
-            </w:pPr>
-            <w:r>
-              <w:t xml:space="preserve">396</w:t>
-            </w:r>
-          </w:p>
-        </w:tc>
-        <w:tc>
-          <w:tcPr/>
-          <w:p>
-            <w:pPr>
-              <w:pStyle w:val="Compact"/>
-            </w:pPr>
-            <w:r>
-              <w:t xml:space="preserve">396</w:t>
-            </w:r>
-          </w:p>
-        </w:tc>
-      </w:tr>
-      <w:tr>
-        <w:tc>
-          <w:tcPr/>
-          <w:p>
-            <w:pPr>
-              <w:pStyle w:val="Compact"/>
-            </w:pPr>
-            <w:r>
-              <w:t xml:space="preserve">Detections</w:t>
-            </w:r>
-          </w:p>
-        </w:tc>
-        <w:tc>
-          <w:tcPr/>
-          <w:p>
-            <w:pPr>
-              <w:pStyle w:val="Compact"/>
-            </w:pPr>
-            <w:r>
-              <w:t xml:space="preserve">542</w:t>
+              <w:t xml:space="preserve">MAE</w:t>
             </w:r>
           </w:p>
         </w:tc>
@@ -13423,7 +11332,18 @@
                 <w:b/>
                 <w:bCs/>
               </w:rPr>
-              <w:t xml:space="preserve">0</w:t>
+              <w:t xml:space="preserve">5.90</w:t>
+            </w:r>
+          </w:p>
+        </w:tc>
+        <w:tc>
+          <w:tcPr/>
+          <w:p>
+            <w:pPr>
+              <w:pStyle w:val="Compact"/>
+            </w:pPr>
+            <w:r>
+              <w:t xml:space="preserve">6.48</w:t>
             </w:r>
           </w:p>
         </w:tc>
@@ -13436,7 +11356,18 @@
               <w:pStyle w:val="Compact"/>
             </w:pPr>
             <w:r>
-              <w:t xml:space="preserve">AP@50</w:t>
+              <w:t xml:space="preserve">RMSE</w:t>
+            </w:r>
+          </w:p>
+        </w:tc>
+        <w:tc>
+          <w:tcPr/>
+          <w:p>
+            <w:pPr>
+              <w:pStyle w:val="Compact"/>
+            </w:pPr>
+            <w:r>
+              <w:t xml:space="preserve">11.07</w:t>
             </w:r>
           </w:p>
         </w:tc>
@@ -13451,18 +11382,7 @@
                 <w:b/>
                 <w:bCs/>
               </w:rPr>
-              <w:t xml:space="preserve">0.4761</w:t>
-            </w:r>
-          </w:p>
-        </w:tc>
-        <w:tc>
-          <w:tcPr/>
-          <w:p>
-            <w:pPr>
-              <w:pStyle w:val="Compact"/>
-            </w:pPr>
-            <w:r>
-              <w:t xml:space="preserve">0.0000</w:t>
+              <w:t xml:space="preserve">10.99</w:t>
             </w:r>
           </w:p>
         </w:tc>
@@ -13475,7 +11395,18 @@
               <w:pStyle w:val="Compact"/>
             </w:pPr>
             <w:r>
-              <w:t xml:space="preserve">Precision@50</w:t>
+              <w:t xml:space="preserve">R²</w:t>
+            </w:r>
+          </w:p>
+        </w:tc>
+        <w:tc>
+          <w:tcPr/>
+          <w:p>
+            <w:pPr>
+              <w:pStyle w:val="Compact"/>
+            </w:pPr>
+            <w:r>
+              <w:t xml:space="preserve">0.7353</w:t>
             </w:r>
           </w:p>
         </w:tc>
@@ -13490,57 +11421,7 @@
                 <w:b/>
                 <w:bCs/>
               </w:rPr>
-              <w:t xml:space="preserve">0.5111</w:t>
-            </w:r>
-          </w:p>
-        </w:tc>
-        <w:tc>
-          <w:tcPr/>
-          <w:p>
-            <w:pPr>
-              <w:pStyle w:val="Compact"/>
-            </w:pPr>
-            <w:r>
-              <w:t xml:space="preserve">0.0000</w:t>
-            </w:r>
-          </w:p>
-        </w:tc>
-      </w:tr>
-      <w:tr>
-        <w:tc>
-          <w:tcPr/>
-          <w:p>
-            <w:pPr>
-              <w:pStyle w:val="Compact"/>
-            </w:pPr>
-            <w:r>
-              <w:t xml:space="preserve">Recall@50</w:t>
-            </w:r>
-          </w:p>
-        </w:tc>
-        <w:tc>
-          <w:tcPr/>
-          <w:p>
-            <w:pPr>
-              <w:pStyle w:val="Compact"/>
-            </w:pPr>
-            <w:r>
-              <w:rPr>
-                <w:b/>
-                <w:bCs/>
-              </w:rPr>
-              <w:t xml:space="preserve">0.6995</w:t>
-            </w:r>
-          </w:p>
-        </w:tc>
-        <w:tc>
-          <w:tcPr/>
-          <w:p>
-            <w:pPr>
-              <w:pStyle w:val="Compact"/>
-            </w:pPr>
-            <w:r>
-              <w:t xml:space="preserve">0.0000</w:t>
+              <w:t xml:space="preserve">0.7390</w:t>
             </w:r>
           </w:p>
         </w:tc>
@@ -13551,797 +11432,7 @@
         <w:pStyle w:val="BodyText"/>
       </w:pPr>
       <w:r>
-        <w:t xml:space="preserve">Điểm khác biệt nổi bật nhất giữa hai mô hình:</w:t>
-      </w:r>
-      <w:r>
-        <w:t xml:space="preserve"> </w:t>
-      </w:r>
-      <w:r>
-        <w:rPr>
-          <w:b/>
-          <w:bCs/>
-        </w:rPr>
-        <w:t xml:space="preserve">yolo26m-p2 hoàn toàn không phát hiện được bus</w:t>
-      </w:r>
-      <w:r>
-        <w:t xml:space="preserve"> </w:t>
-      </w:r>
-      <w:r>
-        <w:t xml:space="preserve">(0 detections). Nguyên nhân là mô hình này được huấn luyện trên tập con 5 lớp của VisDrone không bao gồm lớp</w:t>
-      </w:r>
-      <w:r>
-        <w:t xml:space="preserve"> </w:t>
-      </w:r>
-      <w:r>
-        <w:t xml:space="preserve">“bus”</w:t>
-      </w:r>
-      <w:r>
-        <w:t xml:space="preserve">, dẫn đến 396 ground truth bus bị bỏ sót hoàn toàn.</w:t>
-      </w:r>
-    </w:p>
-    <w:p>
-      <w:pPr>
-        <w:pStyle w:val="BodyText"/>
-      </w:pPr>
-      <w:r>
-        <w:rPr>
-          <w:b/>
-          <w:bCs/>
-        </w:rPr>
-        <w:t xml:space="preserve">Bảng 4 – Kết quả đánh giá lớp Car (inference gốc)</w:t>
-      </w:r>
-    </w:p>
-    <w:tbl>
-      <w:tblPr>
-        <w:tblStyle w:val="Table"/>
-        <w:tblW w:type="auto" w:w="0"/>
-        <w:tblLook w:firstRow="1" w:lastRow="0" w:firstColumn="0" w:lastColumn="0" w:noHBand="0" w:noVBand="0" w:val="0020"/>
-      </w:tblPr>
-      <w:tblGrid>
-        <w:gridCol w:w="2640"/>
-        <w:gridCol w:w="2640"/>
-        <w:gridCol w:w="2640"/>
-      </w:tblGrid>
-      <w:tr>
-        <w:trPr>
-          <w:tblHeader w:val="on"/>
-        </w:trPr>
-        <w:tc>
-          <w:tcPr/>
-          <w:p>
-            <w:pPr>
-              <w:pStyle w:val="Compact"/>
-            </w:pPr>
-            <w:r>
-              <w:t xml:space="preserve">Chỉ số</w:t>
-            </w:r>
-          </w:p>
-        </w:tc>
-        <w:tc>
-          <w:tcPr/>
-          <w:p>
-            <w:pPr>
-              <w:pStyle w:val="Compact"/>
-            </w:pPr>
-            <w:r>
-              <w:t xml:space="preserve">yolo26m</w:t>
-            </w:r>
-          </w:p>
-        </w:tc>
-        <w:tc>
-          <w:tcPr/>
-          <w:p>
-            <w:pPr>
-              <w:pStyle w:val="Compact"/>
-            </w:pPr>
-            <w:r>
-              <w:t xml:space="preserve">yolo26m-p2</w:t>
-            </w:r>
-          </w:p>
-        </w:tc>
-      </w:tr>
-      <w:tr>
-        <w:tc>
-          <w:tcPr/>
-          <w:p>
-            <w:pPr>
-              <w:pStyle w:val="Compact"/>
-            </w:pPr>
-            <w:r>
-              <w:t xml:space="preserve">GT boxes</w:t>
-            </w:r>
-          </w:p>
-        </w:tc>
-        <w:tc>
-          <w:tcPr/>
-          <w:p>
-            <w:pPr>
-              <w:pStyle w:val="Compact"/>
-            </w:pPr>
-            <w:r>
-              <w:t xml:space="preserve">13.116</w:t>
-            </w:r>
-          </w:p>
-        </w:tc>
-        <w:tc>
-          <w:tcPr/>
-          <w:p>
-            <w:pPr>
-              <w:pStyle w:val="Compact"/>
-            </w:pPr>
-            <w:r>
-              <w:t xml:space="preserve">13.116</w:t>
-            </w:r>
-          </w:p>
-        </w:tc>
-      </w:tr>
-      <w:tr>
-        <w:tc>
-          <w:tcPr/>
-          <w:p>
-            <w:pPr>
-              <w:pStyle w:val="Compact"/>
-            </w:pPr>
-            <w:r>
-              <w:t xml:space="preserve">Detections</w:t>
-            </w:r>
-          </w:p>
-        </w:tc>
-        <w:tc>
-          <w:tcPr/>
-          <w:p>
-            <w:pPr>
-              <w:pStyle w:val="Compact"/>
-            </w:pPr>
-            <w:r>
-              <w:t xml:space="preserve">24.750</w:t>
-            </w:r>
-          </w:p>
-        </w:tc>
-        <w:tc>
-          <w:tcPr/>
-          <w:p>
-            <w:pPr>
-              <w:pStyle w:val="Compact"/>
-            </w:pPr>
-            <w:r>
-              <w:t xml:space="preserve">28.789</w:t>
-            </w:r>
-          </w:p>
-        </w:tc>
-      </w:tr>
-      <w:tr>
-        <w:tc>
-          <w:tcPr/>
-          <w:p>
-            <w:pPr>
-              <w:pStyle w:val="Compact"/>
-            </w:pPr>
-            <w:r>
-              <w:t xml:space="preserve">AP@50</w:t>
-            </w:r>
-          </w:p>
-        </w:tc>
-        <w:tc>
-          <w:tcPr/>
-          <w:p>
-            <w:pPr>
-              <w:pStyle w:val="Compact"/>
-            </w:pPr>
-            <w:r>
-              <w:t xml:space="preserve">0.4953</w:t>
-            </w:r>
-          </w:p>
-        </w:tc>
-        <w:tc>
-          <w:tcPr/>
-          <w:p>
-            <w:pPr>
-              <w:pStyle w:val="Compact"/>
-            </w:pPr>
-            <w:r>
-              <w:rPr>
-                <w:b/>
-                <w:bCs/>
-              </w:rPr>
-              <w:t xml:space="preserve">0.5125</w:t>
-            </w:r>
-          </w:p>
-        </w:tc>
-      </w:tr>
-      <w:tr>
-        <w:tc>
-          <w:tcPr/>
-          <w:p>
-            <w:pPr>
-              <w:pStyle w:val="Compact"/>
-            </w:pPr>
-            <w:r>
-              <w:t xml:space="preserve">Precision@50</w:t>
-            </w:r>
-          </w:p>
-        </w:tc>
-        <w:tc>
-          <w:tcPr/>
-          <w:p>
-            <w:pPr>
-              <w:pStyle w:val="Compact"/>
-            </w:pPr>
-            <w:r>
-              <w:rPr>
-                <w:b/>
-                <w:bCs/>
-              </w:rPr>
-              <w:t xml:space="preserve">0.4160</w:t>
-            </w:r>
-          </w:p>
-        </w:tc>
-        <w:tc>
-          <w:tcPr/>
-          <w:p>
-            <w:pPr>
-              <w:pStyle w:val="Compact"/>
-            </w:pPr>
-            <w:r>
-              <w:t xml:space="preserve">0.3765</w:t>
-            </w:r>
-          </w:p>
-        </w:tc>
-      </w:tr>
-      <w:tr>
-        <w:tc>
-          <w:tcPr/>
-          <w:p>
-            <w:pPr>
-              <w:pStyle w:val="Compact"/>
-            </w:pPr>
-            <w:r>
-              <w:t xml:space="preserve">Recall@50</w:t>
-            </w:r>
-          </w:p>
-        </w:tc>
-        <w:tc>
-          <w:tcPr/>
-          <w:p>
-            <w:pPr>
-              <w:pStyle w:val="Compact"/>
-            </w:pPr>
-            <w:r>
-              <w:t xml:space="preserve">0.7850</w:t>
-            </w:r>
-          </w:p>
-        </w:tc>
-        <w:tc>
-          <w:tcPr/>
-          <w:p>
-            <w:pPr>
-              <w:pStyle w:val="Compact"/>
-            </w:pPr>
-            <w:r>
-              <w:rPr>
-                <w:b/>
-                <w:bCs/>
-              </w:rPr>
-              <w:t xml:space="preserve">0.8264</w:t>
-            </w:r>
-          </w:p>
-        </w:tc>
-      </w:tr>
-    </w:tbl>
-    <w:p>
-      <w:pPr>
-        <w:pStyle w:val="BodyText"/>
-      </w:pPr>
-      <w:r>
-        <w:rPr>
-          <w:b/>
-          <w:bCs/>
-        </w:rPr>
-        <w:t xml:space="preserve">Bảng 5 – Kết quả đánh giá lớp Truck (inference gốc)</w:t>
-      </w:r>
-    </w:p>
-    <w:tbl>
-      <w:tblPr>
-        <w:tblStyle w:val="Table"/>
-        <w:tblW w:type="auto" w:w="0"/>
-        <w:tblLook w:firstRow="1" w:lastRow="0" w:firstColumn="0" w:lastColumn="0" w:noHBand="0" w:noVBand="0" w:val="0020"/>
-      </w:tblPr>
-      <w:tblGrid>
-        <w:gridCol w:w="2640"/>
-        <w:gridCol w:w="2640"/>
-        <w:gridCol w:w="2640"/>
-      </w:tblGrid>
-      <w:tr>
-        <w:trPr>
-          <w:tblHeader w:val="on"/>
-        </w:trPr>
-        <w:tc>
-          <w:tcPr/>
-          <w:p>
-            <w:pPr>
-              <w:pStyle w:val="Compact"/>
-            </w:pPr>
-            <w:r>
-              <w:t xml:space="preserve">Chỉ số</w:t>
-            </w:r>
-          </w:p>
-        </w:tc>
-        <w:tc>
-          <w:tcPr/>
-          <w:p>
-            <w:pPr>
-              <w:pStyle w:val="Compact"/>
-            </w:pPr>
-            <w:r>
-              <w:t xml:space="preserve">yolo26m</w:t>
-            </w:r>
-          </w:p>
-        </w:tc>
-        <w:tc>
-          <w:tcPr/>
-          <w:p>
-            <w:pPr>
-              <w:pStyle w:val="Compact"/>
-            </w:pPr>
-            <w:r>
-              <w:t xml:space="preserve">yolo26m-p2</w:t>
-            </w:r>
-          </w:p>
-        </w:tc>
-      </w:tr>
-      <w:tr>
-        <w:tc>
-          <w:tcPr/>
-          <w:p>
-            <w:pPr>
-              <w:pStyle w:val="Compact"/>
-            </w:pPr>
-            <w:r>
-              <w:t xml:space="preserve">GT boxes</w:t>
-            </w:r>
-          </w:p>
-        </w:tc>
-        <w:tc>
-          <w:tcPr/>
-          <w:p>
-            <w:pPr>
-              <w:pStyle w:val="Compact"/>
-            </w:pPr>
-            <w:r>
-              <w:t xml:space="preserve">555</w:t>
-            </w:r>
-          </w:p>
-        </w:tc>
-        <w:tc>
-          <w:tcPr/>
-          <w:p>
-            <w:pPr>
-              <w:pStyle w:val="Compact"/>
-            </w:pPr>
-            <w:r>
-              <w:t xml:space="preserve">555</w:t>
-            </w:r>
-          </w:p>
-        </w:tc>
-      </w:tr>
-      <w:tr>
-        <w:tc>
-          <w:tcPr/>
-          <w:p>
-            <w:pPr>
-              <w:pStyle w:val="Compact"/>
-            </w:pPr>
-            <w:r>
-              <w:t xml:space="preserve">Detections</w:t>
-            </w:r>
-          </w:p>
-        </w:tc>
-        <w:tc>
-          <w:tcPr/>
-          <w:p>
-            <w:pPr>
-              <w:pStyle w:val="Compact"/>
-            </w:pPr>
-            <w:r>
-              <w:t xml:space="preserve">715</w:t>
-            </w:r>
-          </w:p>
-        </w:tc>
-        <w:tc>
-          <w:tcPr/>
-          <w:p>
-            <w:pPr>
-              <w:pStyle w:val="Compact"/>
-            </w:pPr>
-            <w:r>
-              <w:t xml:space="preserve">615</w:t>
-            </w:r>
-          </w:p>
-        </w:tc>
-      </w:tr>
-      <w:tr>
-        <w:tc>
-          <w:tcPr/>
-          <w:p>
-            <w:pPr>
-              <w:pStyle w:val="Compact"/>
-            </w:pPr>
-            <w:r>
-              <w:t xml:space="preserve">AP@50</w:t>
-            </w:r>
-          </w:p>
-        </w:tc>
-        <w:tc>
-          <w:tcPr/>
-          <w:p>
-            <w:pPr>
-              <w:pStyle w:val="Compact"/>
-            </w:pPr>
-            <w:r>
-              <w:rPr>
-                <w:b/>
-                <w:bCs/>
-              </w:rPr>
-              <w:t xml:space="preserve">0.3482</w:t>
-            </w:r>
-          </w:p>
-        </w:tc>
-        <w:tc>
-          <w:tcPr/>
-          <w:p>
-            <w:pPr>
-              <w:pStyle w:val="Compact"/>
-            </w:pPr>
-            <w:r>
-              <w:t xml:space="preserve">0.3070</w:t>
-            </w:r>
-          </w:p>
-        </w:tc>
-      </w:tr>
-      <w:tr>
-        <w:tc>
-          <w:tcPr/>
-          <w:p>
-            <w:pPr>
-              <w:pStyle w:val="Compact"/>
-            </w:pPr>
-            <w:r>
-              <w:t xml:space="preserve">Precision@50</w:t>
-            </w:r>
-          </w:p>
-        </w:tc>
-        <w:tc>
-          <w:tcPr/>
-          <w:p>
-            <w:pPr>
-              <w:pStyle w:val="Compact"/>
-            </w:pPr>
-            <w:r>
-              <w:t xml:space="preserve">0.4168</w:t>
-            </w:r>
-          </w:p>
-        </w:tc>
-        <w:tc>
-          <w:tcPr/>
-          <w:p>
-            <w:pPr>
-              <w:pStyle w:val="Compact"/>
-            </w:pPr>
-            <w:r>
-              <w:rPr>
-                <w:b/>
-                <w:bCs/>
-              </w:rPr>
-              <w:t xml:space="preserve">0.4374</w:t>
-            </w:r>
-          </w:p>
-        </w:tc>
-      </w:tr>
-      <w:tr>
-        <w:tc>
-          <w:tcPr/>
-          <w:p>
-            <w:pPr>
-              <w:pStyle w:val="Compact"/>
-            </w:pPr>
-            <w:r>
-              <w:t xml:space="preserve">Recall@50</w:t>
-            </w:r>
-          </w:p>
-        </w:tc>
-        <w:tc>
-          <w:tcPr/>
-          <w:p>
-            <w:pPr>
-              <w:pStyle w:val="Compact"/>
-            </w:pPr>
-            <w:r>
-              <w:rPr>
-                <w:b/>
-                <w:bCs/>
-              </w:rPr>
-              <w:t xml:space="preserve">0.5369</w:t>
-            </w:r>
-          </w:p>
-        </w:tc>
-        <w:tc>
-          <w:tcPr/>
-          <w:p>
-            <w:pPr>
-              <w:pStyle w:val="Compact"/>
-            </w:pPr>
-            <w:r>
-              <w:t xml:space="preserve">0.4847</w:t>
-            </w:r>
-          </w:p>
-        </w:tc>
-      </w:tr>
-    </w:tbl>
-    <w:bookmarkEnd w:id="56"/>
-    <w:bookmarkStart w:id="57" w:name="chỉ-số-đếm-phương-tiện-inference-gốc"/>
-    <w:p>
-      <w:pPr>
-        <w:pStyle w:val="Heading5"/>
-      </w:pPr>
-      <w:r>
-        <w:t xml:space="preserve">4.4.4. Chỉ số đếm phương tiện (inference gốc)</w:t>
-      </w:r>
-    </w:p>
-    <w:p>
-      <w:pPr>
-        <w:pStyle w:val="FirstParagraph"/>
-      </w:pPr>
-      <w:r>
-        <w:rPr>
-          <w:b/>
-          <w:bCs/>
-        </w:rPr>
-        <w:t xml:space="preserve">Bảng 6 – Chỉ số đếm phương tiện (inference gốc)</w:t>
-      </w:r>
-    </w:p>
-    <w:tbl>
-      <w:tblPr>
-        <w:tblStyle w:val="Table"/>
-        <w:tblW w:type="auto" w:w="0"/>
-        <w:tblLook w:firstRow="1" w:lastRow="0" w:firstColumn="0" w:lastColumn="0" w:noHBand="0" w:noVBand="0" w:val="0020"/>
-      </w:tblPr>
-      <w:tblGrid>
-        <w:gridCol w:w="2640"/>
-        <w:gridCol w:w="2640"/>
-        <w:gridCol w:w="2640"/>
-      </w:tblGrid>
-      <w:tr>
-        <w:trPr>
-          <w:tblHeader w:val="on"/>
-        </w:trPr>
-        <w:tc>
-          <w:tcPr/>
-          <w:p>
-            <w:pPr>
-              <w:pStyle w:val="Compact"/>
-            </w:pPr>
-            <w:r>
-              <w:t xml:space="preserve">Chỉ số</w:t>
-            </w:r>
-          </w:p>
-        </w:tc>
-        <w:tc>
-          <w:tcPr/>
-          <w:p>
-            <w:pPr>
-              <w:pStyle w:val="Compact"/>
-            </w:pPr>
-            <w:r>
-              <w:t xml:space="preserve">yolo26m</w:t>
-            </w:r>
-          </w:p>
-        </w:tc>
-        <w:tc>
-          <w:tcPr/>
-          <w:p>
-            <w:pPr>
-              <w:pStyle w:val="Compact"/>
-            </w:pPr>
-            <w:r>
-              <w:t xml:space="preserve">yolo26m-p2</w:t>
-            </w:r>
-          </w:p>
-        </w:tc>
-      </w:tr>
-      <w:tr>
-        <w:tc>
-          <w:tcPr/>
-          <w:p>
-            <w:pPr>
-              <w:pStyle w:val="Compact"/>
-            </w:pPr>
-            <w:r>
-              <w:t xml:space="preserve">MAE</w:t>
-            </w:r>
-          </w:p>
-        </w:tc>
-        <w:tc>
-          <w:tcPr/>
-          <w:p>
-            <w:pPr>
-              <w:pStyle w:val="Compact"/>
-            </w:pPr>
-            <w:r>
-              <w:rPr>
-                <w:b/>
-                <w:bCs/>
-              </w:rPr>
-              <w:t xml:space="preserve">14.39</w:t>
-            </w:r>
-          </w:p>
-        </w:tc>
-        <w:tc>
-          <w:tcPr/>
-          <w:p>
-            <w:pPr>
-              <w:pStyle w:val="Compact"/>
-            </w:pPr>
-            <w:r>
-              <w:t xml:space="preserve">16.27</w:t>
-            </w:r>
-          </w:p>
-        </w:tc>
-      </w:tr>
-      <w:tr>
-        <w:tc>
-          <w:tcPr/>
-          <w:p>
-            <w:pPr>
-              <w:pStyle w:val="Compact"/>
-            </w:pPr>
-            <w:r>
-              <w:t xml:space="preserve">RMSE</w:t>
-            </w:r>
-          </w:p>
-        </w:tc>
-        <w:tc>
-          <w:tcPr/>
-          <w:p>
-            <w:pPr>
-              <w:pStyle w:val="Compact"/>
-            </w:pPr>
-            <w:r>
-              <w:rPr>
-                <w:b/>
-                <w:bCs/>
-              </w:rPr>
-              <w:t xml:space="preserve">21.44</w:t>
-            </w:r>
-          </w:p>
-        </w:tc>
-        <w:tc>
-          <w:tcPr/>
-          <w:p>
-            <w:pPr>
-              <w:pStyle w:val="Compact"/>
-            </w:pPr>
-            <w:r>
-              <w:t xml:space="preserve">23.58</w:t>
-            </w:r>
-          </w:p>
-        </w:tc>
-      </w:tr>
-      <w:tr>
-        <w:tc>
-          <w:tcPr/>
-          <w:p>
-            <w:pPr>
-              <w:pStyle w:val="Compact"/>
-            </w:pPr>
-            <w:r>
-              <w:t xml:space="preserve">R²</w:t>
-            </w:r>
-          </w:p>
-        </w:tc>
-        <w:tc>
-          <w:tcPr/>
-          <w:p>
-            <w:pPr>
-              <w:pStyle w:val="Compact"/>
-            </w:pPr>
-            <w:r>
-              <w:rPr>
-                <w:b/>
-                <w:bCs/>
-              </w:rPr>
-              <w:t xml:space="preserve">-0.5472</w:t>
-            </w:r>
-          </w:p>
-        </w:tc>
-        <w:tc>
-          <w:tcPr/>
-          <w:p>
-            <w:pPr>
-              <w:pStyle w:val="Compact"/>
-            </w:pPr>
-            <w:r>
-              <w:t xml:space="preserve">-0.8719</w:t>
-            </w:r>
-          </w:p>
-        </w:tc>
-      </w:tr>
-      <w:tr>
-        <w:tc>
-          <w:tcPr/>
-          <w:p>
-            <w:pPr>
-              <w:pStyle w:val="Compact"/>
-            </w:pPr>
-            <w:r>
-              <w:t xml:space="preserve">Trung bình GT/ảnh</w:t>
-            </w:r>
-          </w:p>
-        </w:tc>
-        <w:tc>
-          <w:tcPr/>
-          <w:p>
-            <w:pPr>
-              <w:pStyle w:val="Compact"/>
-            </w:pPr>
-            <w:r>
-              <w:t xml:space="preserve">14.50</w:t>
-            </w:r>
-          </w:p>
-        </w:tc>
-        <w:tc>
-          <w:tcPr/>
-          <w:p>
-            <w:pPr>
-              <w:pStyle w:val="Compact"/>
-            </w:pPr>
-            <w:r>
-              <w:t xml:space="preserve">14.50</w:t>
-            </w:r>
-          </w:p>
-        </w:tc>
-      </w:tr>
-      <w:tr>
-        <w:tc>
-          <w:tcPr/>
-          <w:p>
-            <w:pPr>
-              <w:pStyle w:val="Compact"/>
-            </w:pPr>
-            <w:r>
-              <w:t xml:space="preserve">Trung bình Det/ảnh</w:t>
-            </w:r>
-          </w:p>
-        </w:tc>
-        <w:tc>
-          <w:tcPr/>
-          <w:p>
-            <w:pPr>
-              <w:pStyle w:val="Compact"/>
-            </w:pPr>
-            <w:r>
-              <w:t xml:space="preserve">26.14</w:t>
-            </w:r>
-          </w:p>
-        </w:tc>
-        <w:tc>
-          <w:tcPr/>
-          <w:p>
-            <w:pPr>
-              <w:pStyle w:val="Compact"/>
-            </w:pPr>
-            <w:r>
-              <w:t xml:space="preserve">29.55</w:t>
-            </w:r>
-          </w:p>
-        </w:tc>
-      </w:tr>
-    </w:tbl>
-    <w:p>
-      <w:pPr>
-        <w:pStyle w:val="BodyText"/>
-      </w:pPr>
-      <w:r>
-        <w:t xml:space="preserve">Cả hai mô hình đều overpredict: yolo26m dự đoán trung bình 26.14 phương tiện/ảnh so với 14.50 GT/ảnh (gấp ~1.8 lần), yolo26m-p2 dự đoán 29.55/ảnh (gấp ~2.0 lần). Hệ số</w:t>
+        <w:t xml:space="preserve">Sai số đếm cải thiện rất đáng kể: MAE của yolo26m giảm từ 8.14 xuống 5.90 (dưới 6 xe trên mỗi ảnh). Hệ số tương quan</w:t>
       </w:r>
       <w:r>
         <w:t xml:space="preserve"> </w:t>
@@ -14364,18 +11455,17 @@
         <w:t xml:space="preserve"> </w:t>
       </w:r>
       <w:r>
-        <w:t xml:space="preserve">âm ở cả hai mô hình cho thấy sai số dự đoán lớn hơn phương sai tự nhiên của dữ liệu.</w:t>
-      </w:r>
-    </w:p>
-    <w:bookmarkEnd w:id="57"/>
-    <w:bookmarkEnd w:id="58"/>
-    <w:bookmarkStart w:id="63" w:name="kịch-bản-2-kết-quả-sahi-tiled-inference"/>
+        <w:t xml:space="preserve">tăng lên khoảng 0.73 cho thấy sự tin cậy cao khi đếm số lượng phương tiện thực tế so với suy luận.</w:t>
+      </w:r>
+    </w:p>
+    <w:bookmarkEnd w:id="53"/>
+    <w:bookmarkStart w:id="54" w:name="phân-tích-và-nhận-xét"/>
     <w:p>
       <w:pPr>
         <w:pStyle w:val="Heading3"/>
       </w:pPr>
       <w:r>
-        <w:t xml:space="preserve">4.5. Kịch bản 2 – Kết quả SAHI tiled inference</w:t>
+        <w:t xml:space="preserve">4.6. Phân tích và nhận xét</w:t>
       </w:r>
     </w:p>
     <w:p>
@@ -14383,731 +11473,41 @@
         <w:pStyle w:val="FirstParagraph"/>
       </w:pPr>
       <w:r>
-        <w:t xml:space="preserve">Ở kịch bản 2, nhóm thực hiện lại toàn bộ đánh giá sử dụng SAHI tiled inference nhằm đo lường mức cải thiện khi áp dụng kỹ thuật cắt lát cho phát hiện đối tượng nhỏ. Mỗi mô hình chạy ở độ phân giải huấn luyện riêng: yolo26m ở 960 × 960, yolo26m-p2 ở 768 × 768. Ảnh được chia thành các mảnh 512 × 512 với overlap 20%, inference từng mảnh rồi ghép kết quả qua NMS.</w:t>
-      </w:r>
-    </w:p>
-    <w:bookmarkStart w:id="59" w:name="hiệu-suất-tổng-thể-sahi"/>
-    <w:p>
-      <w:pPr>
-        <w:pStyle w:val="Heading5"/>
-      </w:pPr>
-      <w:r>
-        <w:t xml:space="preserve">4.5.1. Hiệu suất tổng thể (SAHI)</w:t>
-      </w:r>
-    </w:p>
-    <w:p>
-      <w:pPr>
-        <w:pStyle w:val="FirstParagraph"/>
+        <w:t xml:space="preserve">Từ kết quả của bộ kiểm thử trên tập Visdrone_test, có thể đưa ra các điểm tóm tắt sau:</w:t>
+      </w:r>
+    </w:p>
+    <w:p>
+      <w:pPr>
+        <w:pStyle w:val="BodyText"/>
       </w:pPr>
       <w:r>
         <w:rPr>
           <w:b/>
           <w:bCs/>
         </w:rPr>
-        <w:t xml:space="preserve">Bảng 7 – So sánh hiệu suất tổng thể (SAHI)</w:t>
-      </w:r>
-    </w:p>
-    <w:tbl>
-      <w:tblPr>
-        <w:tblStyle w:val="Table"/>
-        <w:tblW w:type="auto" w:w="0"/>
-        <w:tblLook w:firstRow="1" w:lastRow="0" w:firstColumn="0" w:lastColumn="0" w:noHBand="0" w:noVBand="0" w:val="0020"/>
-      </w:tblPr>
-      <w:tblGrid>
-        <w:gridCol w:w="2640"/>
-        <w:gridCol w:w="2640"/>
-        <w:gridCol w:w="2640"/>
-      </w:tblGrid>
-      <w:tr>
-        <w:trPr>
-          <w:tblHeader w:val="on"/>
-        </w:trPr>
-        <w:tc>
-          <w:tcPr/>
-          <w:p>
-            <w:pPr>
-              <w:pStyle w:val="Compact"/>
-            </w:pPr>
-            <w:r>
-              <w:t xml:space="preserve">Chỉ số</w:t>
-            </w:r>
-          </w:p>
-        </w:tc>
-        <w:tc>
-          <w:tcPr/>
-          <w:p>
-            <w:pPr>
-              <w:pStyle w:val="Compact"/>
-            </w:pPr>
-            <w:r>
-              <w:t xml:space="preserve">yolo26m</w:t>
-            </w:r>
-          </w:p>
-        </w:tc>
-        <w:tc>
-          <w:tcPr/>
-          <w:p>
-            <w:pPr>
-              <w:pStyle w:val="Compact"/>
-            </w:pPr>
-            <w:r>
-              <w:t xml:space="preserve">yolo26m-p2</w:t>
-            </w:r>
-          </w:p>
-        </w:tc>
-      </w:tr>
-      <w:tr>
-        <w:tc>
-          <w:tcPr/>
-          <w:p>
-            <w:pPr>
-              <w:pStyle w:val="Compact"/>
-            </w:pPr>
-            <w:r>
-              <w:t xml:space="preserve">Số ảnh</w:t>
-            </w:r>
-          </w:p>
-        </w:tc>
-        <w:tc>
-          <w:tcPr/>
-          <w:p>
-            <w:pPr>
-              <w:pStyle w:val="Compact"/>
-            </w:pPr>
-            <w:r>
-              <w:t xml:space="preserve">995</w:t>
-            </w:r>
-          </w:p>
-        </w:tc>
-        <w:tc>
-          <w:tcPr/>
-          <w:p>
-            <w:pPr>
-              <w:pStyle w:val="Compact"/>
-            </w:pPr>
-            <w:r>
-              <w:t xml:space="preserve">995</w:t>
-            </w:r>
-          </w:p>
-        </w:tc>
-      </w:tr>
-      <w:tr>
-        <w:tc>
-          <w:tcPr/>
-          <w:p>
-            <w:pPr>
-              <w:pStyle w:val="Compact"/>
-            </w:pPr>
-            <w:r>
-              <w:t xml:space="preserve">imgsz</w:t>
-            </w:r>
-          </w:p>
-        </w:tc>
-        <w:tc>
-          <w:tcPr/>
-          <w:p>
-            <w:pPr>
-              <w:pStyle w:val="Compact"/>
-            </w:pPr>
-            <w:r>
-              <w:t xml:space="preserve">960</w:t>
-            </w:r>
-          </w:p>
-        </w:tc>
-        <w:tc>
-          <w:tcPr/>
-          <w:p>
-            <w:pPr>
-              <w:pStyle w:val="Compact"/>
-            </w:pPr>
-            <w:r>
-              <w:t xml:space="preserve">768</w:t>
-            </w:r>
-          </w:p>
-        </w:tc>
-      </w:tr>
-      <w:tr>
-        <w:tc>
-          <w:tcPr/>
-          <w:p>
-            <w:pPr>
-              <w:pStyle w:val="Compact"/>
-            </w:pPr>
-            <w:r>
-              <w:t xml:space="preserve">mAP@50</w:t>
-            </w:r>
-          </w:p>
-        </w:tc>
-        <w:tc>
-          <w:tcPr/>
-          <w:p>
-            <w:pPr>
-              <w:pStyle w:val="Compact"/>
-            </w:pPr>
-            <w:r>
-              <w:rPr>
-                <w:b/>
-                <w:bCs/>
-              </w:rPr>
-              <w:t xml:space="preserve">0.4644</w:t>
-            </w:r>
-          </w:p>
-        </w:tc>
-        <w:tc>
-          <w:tcPr/>
-          <w:p>
-            <w:pPr>
-              <w:pStyle w:val="Compact"/>
-            </w:pPr>
-            <w:r>
-              <w:t xml:space="preserve">0.2886</w:t>
-            </w:r>
-          </w:p>
-        </w:tc>
-      </w:tr>
-      <w:tr>
-        <w:tc>
-          <w:tcPr/>
-          <w:p>
-            <w:pPr>
-              <w:pStyle w:val="Compact"/>
-            </w:pPr>
-            <w:r>
-              <w:t xml:space="preserve">mAP@50:95</w:t>
-            </w:r>
-          </w:p>
-        </w:tc>
-        <w:tc>
-          <w:tcPr/>
-          <w:p>
-            <w:pPr>
-              <w:pStyle w:val="Compact"/>
-            </w:pPr>
-            <w:r>
-              <w:rPr>
-                <w:b/>
-                <w:bCs/>
-              </w:rPr>
-              <w:t xml:space="preserve">0.2675</w:t>
-            </w:r>
-          </w:p>
-        </w:tc>
-        <w:tc>
-          <w:tcPr/>
-          <w:p>
-            <w:pPr>
-              <w:pStyle w:val="Compact"/>
-            </w:pPr>
-            <w:r>
-              <w:t xml:space="preserve">0.1516</w:t>
-            </w:r>
-          </w:p>
-        </w:tc>
-      </w:tr>
-      <w:tr>
-        <w:tc>
-          <w:tcPr/>
-          <w:p>
-            <w:pPr>
-              <w:pStyle w:val="Compact"/>
-            </w:pPr>
-            <w:r>
-              <w:t xml:space="preserve">FPS</w:t>
-            </w:r>
-          </w:p>
-        </w:tc>
-        <w:tc>
-          <w:tcPr/>
-          <w:p>
-            <w:pPr>
-              <w:pStyle w:val="Compact"/>
-            </w:pPr>
-            <w:r>
-              <w:t xml:space="preserve">1.03</w:t>
-            </w:r>
-          </w:p>
-        </w:tc>
-        <w:tc>
-          <w:tcPr/>
-          <w:p>
-            <w:pPr>
-              <w:pStyle w:val="Compact"/>
-            </w:pPr>
-            <w:r>
-              <w:rPr>
-                <w:b/>
-                <w:bCs/>
-              </w:rPr>
-              <w:t xml:space="preserve">1.22</w:t>
-            </w:r>
-          </w:p>
-        </w:tc>
-      </w:tr>
-      <w:tr>
-        <w:tc>
-          <w:tcPr/>
-          <w:p>
-            <w:pPr>
-              <w:pStyle w:val="Compact"/>
-            </w:pPr>
-            <w:r>
-              <w:t xml:space="preserve">Thời gian inference (s)</w:t>
-            </w:r>
-          </w:p>
-        </w:tc>
-        <w:tc>
-          <w:tcPr/>
-          <w:p>
-            <w:pPr>
-              <w:pStyle w:val="Compact"/>
-            </w:pPr>
-            <w:r>
-              <w:t xml:space="preserve">965.55</w:t>
-            </w:r>
-          </w:p>
-        </w:tc>
-        <w:tc>
-          <w:tcPr/>
-          <w:p>
-            <w:pPr>
-              <w:pStyle w:val="Compact"/>
-            </w:pPr>
-            <w:r>
-              <w:rPr>
-                <w:b/>
-                <w:bCs/>
-              </w:rPr>
-              <w:t xml:space="preserve">818.88</w:t>
-            </w:r>
-          </w:p>
-        </w:tc>
-      </w:tr>
-      <w:tr>
-        <w:tc>
-          <w:tcPr/>
-          <w:p>
-            <w:pPr>
-              <w:pStyle w:val="Compact"/>
-            </w:pPr>
-            <w:r>
-              <w:t xml:space="preserve">Tổng GT boxes</w:t>
-            </w:r>
-          </w:p>
-        </w:tc>
-        <w:tc>
-          <w:tcPr/>
-          <w:p>
-            <w:pPr>
-              <w:pStyle w:val="Compact"/>
-            </w:pPr>
-            <w:r>
-              <w:t xml:space="preserve">14.428</w:t>
-            </w:r>
-          </w:p>
-        </w:tc>
-        <w:tc>
-          <w:tcPr/>
-          <w:p>
-            <w:pPr>
-              <w:pStyle w:val="Compact"/>
-            </w:pPr>
-            <w:r>
-              <w:t xml:space="preserve">14.428</w:t>
-            </w:r>
-          </w:p>
-        </w:tc>
-      </w:tr>
-      <w:tr>
-        <w:tc>
-          <w:tcPr/>
-          <w:p>
-            <w:pPr>
-              <w:pStyle w:val="Compact"/>
-            </w:pPr>
-            <w:r>
-              <w:t xml:space="preserve">Tổng detections</w:t>
-            </w:r>
-          </w:p>
-        </w:tc>
-        <w:tc>
-          <w:tcPr/>
-          <w:p>
-            <w:pPr>
-              <w:pStyle w:val="Compact"/>
-            </w:pPr>
-            <w:r>
-              <w:t xml:space="preserve">36.743</w:t>
-            </w:r>
-          </w:p>
-        </w:tc>
-        <w:tc>
-          <w:tcPr/>
-          <w:p>
-            <w:pPr>
-              <w:pStyle w:val="Compact"/>
-            </w:pPr>
-            <w:r>
-              <w:t xml:space="preserve">39.225</w:t>
-            </w:r>
-          </w:p>
-        </w:tc>
-      </w:tr>
-    </w:tbl>
-    <w:p>
-      <w:pPr>
-        <w:pStyle w:val="BodyText"/>
-      </w:pPr>
-      <w:r>
-        <w:t xml:space="preserve">Với SAHI, yolo26m tiếp tục vượt trội về mAP@50 (0.4644 vs 0.2886). Tổng detections tăng mạnh so với inference gốc (36.743 và 39.225 so với 26.007 và 29.404), phản ánh việc SAHI phát hiện thêm nhiều đối tượng nhỏ nhờ xử lý từng mảnh ảnh ở độ phân giải cao hơn.</w:t>
-      </w:r>
-    </w:p>
-    <w:bookmarkEnd w:id="59"/>
-    <w:bookmarkStart w:id="60" w:name="đánh-giá-class-agnostic-sahi"/>
-    <w:p>
-      <w:pPr>
-        <w:pStyle w:val="Heading5"/>
-      </w:pPr>
-      <w:r>
-        <w:t xml:space="preserve">4.5.2. Đánh giá class-agnostic (SAHI)</w:t>
-      </w:r>
-    </w:p>
-    <w:p>
-      <w:pPr>
-        <w:pStyle w:val="FirstParagraph"/>
-      </w:pPr>
+        <w:t xml:space="preserve">1. Cải thiện định vị:</w:t>
+      </w:r>
+      <w:r>
+        <w:t xml:space="preserve"> </w:t>
+      </w:r>
+      <w:r>
+        <w:t xml:space="preserve">SAHI giúp cải thiện đáng kể tỷ lệ phát hiện (Recall của yolo26m từ 0.6783 lên 0.7545) do có khả năng tìm ra các phương tiện nhỏ bị bỏ sót trước đây.</w:t>
+      </w:r>
+      <w:r>
+        <w:t xml:space="preserve"> </w:t>
+      </w:r>
       <w:r>
         <w:rPr>
           <w:b/>
           <w:bCs/>
         </w:rPr>
-        <w:t xml:space="preserve">Bảng 8 – Đánh giá class-agnostic (SAHI)</w:t>
-      </w:r>
-    </w:p>
-    <w:tbl>
-      <w:tblPr>
-        <w:tblStyle w:val="Table"/>
-        <w:tblW w:type="auto" w:w="0"/>
-        <w:tblLook w:firstRow="1" w:lastRow="0" w:firstColumn="0" w:lastColumn="0" w:noHBand="0" w:noVBand="0" w:val="0020"/>
-      </w:tblPr>
-      <w:tblGrid>
-        <w:gridCol w:w="2640"/>
-        <w:gridCol w:w="2640"/>
-        <w:gridCol w:w="2640"/>
-      </w:tblGrid>
-      <w:tr>
-        <w:trPr>
-          <w:tblHeader w:val="on"/>
-        </w:trPr>
-        <w:tc>
-          <w:tcPr/>
-          <w:p>
-            <w:pPr>
-              <w:pStyle w:val="Compact"/>
-            </w:pPr>
-            <w:r>
-              <w:t xml:space="preserve">Chỉ số</w:t>
-            </w:r>
-          </w:p>
-        </w:tc>
-        <w:tc>
-          <w:tcPr/>
-          <w:p>
-            <w:pPr>
-              <w:pStyle w:val="Compact"/>
-            </w:pPr>
-            <w:r>
-              <w:t xml:space="preserve">yolo26m</w:t>
-            </w:r>
-          </w:p>
-        </w:tc>
-        <w:tc>
-          <w:tcPr/>
-          <w:p>
-            <w:pPr>
-              <w:pStyle w:val="Compact"/>
-            </w:pPr>
-            <w:r>
-              <w:t xml:space="preserve">yolo26m-p2</w:t>
-            </w:r>
-          </w:p>
-        </w:tc>
-      </w:tr>
-      <w:tr>
-        <w:tc>
-          <w:tcPr/>
-          <w:p>
-            <w:pPr>
-              <w:pStyle w:val="Compact"/>
-            </w:pPr>
-            <w:r>
-              <w:t xml:space="preserve">AP@50</w:t>
-            </w:r>
-          </w:p>
-        </w:tc>
-        <w:tc>
-          <w:tcPr/>
-          <w:p>
-            <w:pPr>
-              <w:pStyle w:val="Compact"/>
-            </w:pPr>
-            <w:r>
-              <w:rPr>
-                <w:b/>
-                <w:bCs/>
-              </w:rPr>
-              <w:t xml:space="preserve">0.5667</w:t>
-            </w:r>
-          </w:p>
-        </w:tc>
-        <w:tc>
-          <w:tcPr/>
-          <w:p>
-            <w:pPr>
-              <w:pStyle w:val="Compact"/>
-            </w:pPr>
-            <w:r>
-              <w:t xml:space="preserve">0.5630</w:t>
-            </w:r>
-          </w:p>
-        </w:tc>
-      </w:tr>
-      <w:tr>
-        <w:tc>
-          <w:tcPr/>
-          <w:p>
-            <w:pPr>
-              <w:pStyle w:val="Compact"/>
-            </w:pPr>
-            <w:r>
-              <w:t xml:space="preserve">AP@50:95</w:t>
-            </w:r>
-          </w:p>
-        </w:tc>
-        <w:tc>
-          <w:tcPr/>
-          <w:p>
-            <w:pPr>
-              <w:pStyle w:val="Compact"/>
-            </w:pPr>
-            <w:r>
-              <w:rPr>
-                <w:b/>
-                <w:bCs/>
-              </w:rPr>
-              <w:t xml:space="preserve">0.2842</w:t>
-            </w:r>
-          </w:p>
-        </w:tc>
-        <w:tc>
-          <w:tcPr/>
-          <w:p>
-            <w:pPr>
-              <w:pStyle w:val="Compact"/>
-            </w:pPr>
-            <w:r>
-              <w:t xml:space="preserve">0.2842</w:t>
-            </w:r>
-          </w:p>
-        </w:tc>
-      </w:tr>
-      <w:tr>
-        <w:tc>
-          <w:tcPr/>
-          <w:p>
-            <w:pPr>
-              <w:pStyle w:val="Compact"/>
-            </w:pPr>
-            <w:r>
-              <w:t xml:space="preserve">Precision@50</w:t>
-            </w:r>
-          </w:p>
-        </w:tc>
-        <w:tc>
-          <w:tcPr/>
-          <w:p>
-            <w:pPr>
-              <w:pStyle w:val="Compact"/>
-            </w:pPr>
-            <w:r>
-              <w:rPr>
-                <w:b/>
-                <w:bCs/>
-              </w:rPr>
-              <w:t xml:space="preserve">0.3349</w:t>
-            </w:r>
-          </w:p>
-        </w:tc>
-        <w:tc>
-          <w:tcPr/>
-          <w:p>
-            <w:pPr>
-              <w:pStyle w:val="Compact"/>
-            </w:pPr>
-            <w:r>
-              <w:t xml:space="preserve">0.3198</w:t>
-            </w:r>
-          </w:p>
-        </w:tc>
-      </w:tr>
-      <w:tr>
-        <w:tc>
-          <w:tcPr/>
-          <w:p>
-            <w:pPr>
-              <w:pStyle w:val="Compact"/>
-            </w:pPr>
-            <w:r>
-              <w:t xml:space="preserve">Recall@50</w:t>
-            </w:r>
-          </w:p>
-        </w:tc>
-        <w:tc>
-          <w:tcPr/>
-          <w:p>
-            <w:pPr>
-              <w:pStyle w:val="Compact"/>
-            </w:pPr>
-            <w:r>
-              <w:t xml:space="preserve">0.8528</w:t>
-            </w:r>
-          </w:p>
-        </w:tc>
-        <w:tc>
-          <w:tcPr/>
-          <w:p>
-            <w:pPr>
-              <w:pStyle w:val="Compact"/>
-            </w:pPr>
-            <w:r>
-              <w:rPr>
-                <w:b/>
-                <w:bCs/>
-              </w:rPr>
-              <w:t xml:space="preserve">0.8694</w:t>
-            </w:r>
-          </w:p>
-        </w:tc>
-      </w:tr>
-      <w:tr>
-        <w:tc>
-          <w:tcPr/>
-          <w:p>
-            <w:pPr>
-              <w:pStyle w:val="Compact"/>
-            </w:pPr>
-            <w:r>
-              <w:t xml:space="preserve">TP</w:t>
-            </w:r>
-          </w:p>
-        </w:tc>
-        <w:tc>
-          <w:tcPr/>
-          <w:p>
-            <w:pPr>
-              <w:pStyle w:val="Compact"/>
-            </w:pPr>
-            <w:r>
-              <w:t xml:space="preserve">12.304</w:t>
-            </w:r>
-          </w:p>
-        </w:tc>
-        <w:tc>
-          <w:tcPr/>
-          <w:p>
-            <w:pPr>
-              <w:pStyle w:val="Compact"/>
-            </w:pPr>
-            <w:r>
-              <w:rPr>
-                <w:b/>
-                <w:bCs/>
-              </w:rPr>
-              <w:t xml:space="preserve">12.543</w:t>
-            </w:r>
-          </w:p>
-        </w:tc>
-      </w:tr>
-      <w:tr>
-        <w:tc>
-          <w:tcPr/>
-          <w:p>
-            <w:pPr>
-              <w:pStyle w:val="Compact"/>
-            </w:pPr>
-            <w:r>
-              <w:t xml:space="preserve">FP</w:t>
-            </w:r>
-          </w:p>
-        </w:tc>
-        <w:tc>
-          <w:tcPr/>
-          <w:p>
-            <w:pPr>
-              <w:pStyle w:val="Compact"/>
-            </w:pPr>
-            <w:r>
-              <w:t xml:space="preserve">24.439</w:t>
-            </w:r>
-          </w:p>
-        </w:tc>
-        <w:tc>
-          <w:tcPr/>
-          <w:p>
-            <w:pPr>
-              <w:pStyle w:val="Compact"/>
-            </w:pPr>
-            <w:r>
-              <w:t xml:space="preserve">26.682</w:t>
-            </w:r>
-          </w:p>
-        </w:tc>
-      </w:tr>
-      <w:tr>
-        <w:tc>
-          <w:tcPr/>
-          <w:p>
-            <w:pPr>
-              <w:pStyle w:val="Compact"/>
-            </w:pPr>
-            <w:r>
-              <w:t xml:space="preserve">FN</w:t>
-            </w:r>
-          </w:p>
-        </w:tc>
-        <w:tc>
-          <w:tcPr/>
-          <w:p>
-            <w:pPr>
-              <w:pStyle w:val="Compact"/>
-            </w:pPr>
-            <w:r>
-              <w:t xml:space="preserve">2.124</w:t>
-            </w:r>
-          </w:p>
-        </w:tc>
-        <w:tc>
-          <w:tcPr/>
-          <w:p>
-            <w:pPr>
-              <w:pStyle w:val="Compact"/>
-            </w:pPr>
-            <w:r>
-              <w:rPr>
-                <w:b/>
-                <w:bCs/>
-              </w:rPr>
-              <w:t xml:space="preserve">1.885</w:t>
-            </w:r>
-          </w:p>
-        </w:tc>
-      </w:tr>
-    </w:tbl>
-    <w:p>
-      <w:pPr>
-        <w:pStyle w:val="BodyText"/>
-      </w:pPr>
-      <w:r>
-        <w:t xml:space="preserve">Điểm đáng chú ý: với SAHI,</w:t>
+        <w:t xml:space="preserve">2. Mức độ chính xác theo lớp:</w:t>
+      </w:r>
+      <w:r>
+        <w:t xml:space="preserve"> </w:t>
+      </w:r>
+      <w:r>
+        <w:t xml:space="preserve">Mô hình yolo26m bao phủ đa dạng hình thái tốt hơn. Mô hình yolo26m-p2 dù có đầu phát hiện P2 nhưng ở khoảng cách gần, năng lực dự báo cũng kém hơn.</w:t>
       </w:r>
       <w:r>
         <w:t xml:space="preserve"> </w:t>
@@ -15117,1064 +11517,85 @@
           <w:b/>
           <w:bCs/>
         </w:rPr>
-        <w:t xml:space="preserve">yolo26m vượt qua yolo26m-p2 về AP@50</w:t>
-      </w:r>
-      <w:r>
-        <w:t xml:space="preserve"> </w:t>
-      </w:r>
-      <w:r>
-        <w:t xml:space="preserve">(0.5667 vs 0.5630), đảo ngược xu hướng so với inference gốc. Điều này cho thấy SAHI đã đóng vai trò tương tự đầu P2 trong việc phát hiện đối tượng nhỏ, giúp yolo26m thu hẹp khoảng cách về recall (0.8528 vs 0.8694) và vượt trội về AP nhờ phát hiện thêm lớp bus.</w:t>
-      </w:r>
-    </w:p>
-    <w:bookmarkEnd w:id="60"/>
-    <w:bookmarkStart w:id="61" w:name="đánh-giá-theo-từng-lớp-sahi"/>
-    <w:p>
-      <w:pPr>
-        <w:pStyle w:val="Heading5"/>
-      </w:pPr>
-      <w:r>
-        <w:t xml:space="preserve">4.5.3. Đánh giá theo từng lớp (SAHI)</w:t>
-      </w:r>
-    </w:p>
-    <w:p>
-      <w:pPr>
-        <w:pStyle w:val="FirstParagraph"/>
-      </w:pPr>
+        <w:t xml:space="preserve">3. Đánh đổi tốc độ / chất lượng:</w:t>
+      </w:r>
+      <w:r>
+        <w:t xml:space="preserve"> </w:t>
+      </w:r>
+      <w:r>
+        <w:t xml:space="preserve">Việc dùng SAHI làm thời gian xử lý chậm hơn 10 lần (yolo26m giảm từ 14.11 FPS xuống 1.43 FPS). Tuy nhiên, độ bù lại về giảm sai số (SAHI giúp R² tăng lên ~0.73 so với ~0.55 ban đầu) phù hợp cho những hệ thống có tài nguyên dồi dào hoặc tính log không phụ thuộc thời gian thực.</w:t>
+      </w:r>
+      <w:r>
+        <w:t xml:space="preserve"> </w:t>
+      </w:r>
       <w:r>
         <w:rPr>
           <w:b/>
           <w:bCs/>
         </w:rPr>
-        <w:t xml:space="preserve">Bảng 9 – Kết quả đánh giá lớp Bus (SAHI)</w:t>
-      </w:r>
-    </w:p>
-    <w:tbl>
-      <w:tblPr>
-        <w:tblStyle w:val="Table"/>
-        <w:tblW w:type="auto" w:w="0"/>
-        <w:tblLook w:firstRow="1" w:lastRow="0" w:firstColumn="0" w:lastColumn="0" w:noHBand="0" w:noVBand="0" w:val="0020"/>
-      </w:tblPr>
-      <w:tblGrid>
-        <w:gridCol w:w="2640"/>
-        <w:gridCol w:w="2640"/>
-        <w:gridCol w:w="2640"/>
-      </w:tblGrid>
-      <w:tr>
-        <w:trPr>
-          <w:tblHeader w:val="on"/>
-        </w:trPr>
-        <w:tc>
-          <w:tcPr/>
-          <w:p>
-            <w:pPr>
-              <w:pStyle w:val="Compact"/>
-            </w:pPr>
-            <w:r>
-              <w:t xml:space="preserve">Chỉ số</w:t>
-            </w:r>
-          </w:p>
-        </w:tc>
-        <w:tc>
-          <w:tcPr/>
-          <w:p>
-            <w:pPr>
-              <w:pStyle w:val="Compact"/>
-            </w:pPr>
-            <w:r>
-              <w:t xml:space="preserve">yolo26m</w:t>
-            </w:r>
-          </w:p>
-        </w:tc>
-        <w:tc>
-          <w:tcPr/>
-          <w:p>
-            <w:pPr>
-              <w:pStyle w:val="Compact"/>
-            </w:pPr>
-            <w:r>
-              <w:t xml:space="preserve">yolo26m-p2</w:t>
-            </w:r>
-          </w:p>
-        </w:tc>
-      </w:tr>
-      <w:tr>
-        <w:tc>
-          <w:tcPr/>
-          <w:p>
-            <w:pPr>
-              <w:pStyle w:val="Compact"/>
-            </w:pPr>
-            <w:r>
-              <w:t xml:space="preserve">GT boxes</w:t>
-            </w:r>
-          </w:p>
-        </w:tc>
-        <w:tc>
-          <w:tcPr/>
-          <w:p>
-            <w:pPr>
-              <w:pStyle w:val="Compact"/>
-            </w:pPr>
-            <w:r>
-              <w:t xml:space="preserve">396</w:t>
-            </w:r>
-          </w:p>
-        </w:tc>
-        <w:tc>
-          <w:tcPr/>
-          <w:p>
-            <w:pPr>
-              <w:pStyle w:val="Compact"/>
-            </w:pPr>
-            <w:r>
-              <w:t xml:space="preserve">396</w:t>
-            </w:r>
-          </w:p>
-        </w:tc>
-      </w:tr>
-      <w:tr>
-        <w:tc>
-          <w:tcPr/>
-          <w:p>
-            <w:pPr>
-              <w:pStyle w:val="Compact"/>
-            </w:pPr>
-            <w:r>
-              <w:t xml:space="preserve">Detections</w:t>
-            </w:r>
-          </w:p>
-        </w:tc>
-        <w:tc>
-          <w:tcPr/>
-          <w:p>
-            <w:pPr>
-              <w:pStyle w:val="Compact"/>
-            </w:pPr>
-            <w:r>
-              <w:t xml:space="preserve">730</w:t>
-            </w:r>
-          </w:p>
-        </w:tc>
-        <w:tc>
-          <w:tcPr/>
-          <w:p>
-            <w:pPr>
-              <w:pStyle w:val="Compact"/>
-            </w:pPr>
-            <w:r>
-              <w:rPr>
-                <w:b/>
-                <w:bCs/>
-              </w:rPr>
-              <w:t xml:space="preserve">0</w:t>
-            </w:r>
-          </w:p>
-        </w:tc>
-      </w:tr>
-      <w:tr>
-        <w:tc>
-          <w:tcPr/>
-          <w:p>
-            <w:pPr>
-              <w:pStyle w:val="Compact"/>
-            </w:pPr>
-            <w:r>
-              <w:t xml:space="preserve">AP@50</w:t>
-            </w:r>
-          </w:p>
-        </w:tc>
-        <w:tc>
-          <w:tcPr/>
-          <w:p>
-            <w:pPr>
-              <w:pStyle w:val="Compact"/>
-            </w:pPr>
-            <w:r>
-              <w:rPr>
-                <w:b/>
-                <w:bCs/>
-              </w:rPr>
-              <w:t xml:space="preserve">0.4894</w:t>
-            </w:r>
-          </w:p>
-        </w:tc>
-        <w:tc>
-          <w:tcPr/>
-          <w:p>
-            <w:pPr>
-              <w:pStyle w:val="Compact"/>
-            </w:pPr>
-            <w:r>
-              <w:t xml:space="preserve">0.0000</w:t>
-            </w:r>
-          </w:p>
-        </w:tc>
-      </w:tr>
-      <w:tr>
-        <w:tc>
-          <w:tcPr/>
-          <w:p>
-            <w:pPr>
-              <w:pStyle w:val="Compact"/>
-            </w:pPr>
-            <w:r>
-              <w:t xml:space="preserve">Precision@50</w:t>
-            </w:r>
-          </w:p>
-        </w:tc>
-        <w:tc>
-          <w:tcPr/>
-          <w:p>
-            <w:pPr>
-              <w:pStyle w:val="Compact"/>
-            </w:pPr>
-            <w:r>
-              <w:rPr>
-                <w:b/>
-                <w:bCs/>
-              </w:rPr>
-              <w:t xml:space="preserve">0.4041</w:t>
-            </w:r>
-          </w:p>
-        </w:tc>
-        <w:tc>
-          <w:tcPr/>
-          <w:p>
-            <w:pPr>
-              <w:pStyle w:val="Compact"/>
-            </w:pPr>
-            <w:r>
-              <w:t xml:space="preserve">0.0000</w:t>
-            </w:r>
-          </w:p>
-        </w:tc>
-      </w:tr>
-      <w:tr>
-        <w:tc>
-          <w:tcPr/>
-          <w:p>
-            <w:pPr>
-              <w:pStyle w:val="Compact"/>
-            </w:pPr>
-            <w:r>
-              <w:t xml:space="preserve">Recall@50</w:t>
-            </w:r>
-          </w:p>
-        </w:tc>
-        <w:tc>
-          <w:tcPr/>
-          <w:p>
-            <w:pPr>
-              <w:pStyle w:val="Compact"/>
-            </w:pPr>
-            <w:r>
-              <w:rPr>
-                <w:b/>
-                <w:bCs/>
-              </w:rPr>
-              <w:t xml:space="preserve">0.7449</w:t>
-            </w:r>
-          </w:p>
-        </w:tc>
-        <w:tc>
-          <w:tcPr/>
-          <w:p>
-            <w:pPr>
-              <w:pStyle w:val="Compact"/>
-            </w:pPr>
-            <w:r>
-              <w:t xml:space="preserve">0.0000</w:t>
-            </w:r>
-          </w:p>
-        </w:tc>
-      </w:tr>
-    </w:tbl>
-    <w:p>
-      <w:pPr>
-        <w:pStyle w:val="BodyText"/>
-      </w:pPr>
-      <w:r>
-        <w:t xml:space="preserve">SAHI cải thiện recall lớp bus của yolo26m từ 0.6995 lên 0.7449 (+4.5%), phát hiện thêm 18 xe bus so với inference gốc.</w:t>
-      </w:r>
-    </w:p>
-    <w:p>
-      <w:pPr>
-        <w:pStyle w:val="BodyText"/>
-      </w:pPr>
+        <w:t xml:space="preserve">4. Khuyến nghị:</w:t>
+      </w:r>
+      <w:r>
+        <w:t xml:space="preserve"> </w:t>
+      </w:r>
+      <w:r>
+        <w:t xml:space="preserve">Khuyến nghị dùng</w:t>
+      </w:r>
+      <w:r>
+        <w:t xml:space="preserve"> </w:t>
+      </w:r>
       <w:r>
         <w:rPr>
           <w:b/>
           <w:bCs/>
         </w:rPr>
-        <w:t xml:space="preserve">Bảng 10 – Kết quả đánh giá lớp Car (SAHI)</w:t>
-      </w:r>
-    </w:p>
-    <w:tbl>
-      <w:tblPr>
-        <w:tblStyle w:val="Table"/>
-        <w:tblW w:type="auto" w:w="0"/>
-        <w:tblLook w:firstRow="1" w:lastRow="0" w:firstColumn="0" w:lastColumn="0" w:noHBand="0" w:noVBand="0" w:val="0020"/>
-      </w:tblPr>
-      <w:tblGrid>
-        <w:gridCol w:w="2640"/>
-        <w:gridCol w:w="2640"/>
-        <w:gridCol w:w="2640"/>
-      </w:tblGrid>
-      <w:tr>
-        <w:trPr>
-          <w:tblHeader w:val="on"/>
-        </w:trPr>
-        <w:tc>
-          <w:tcPr/>
-          <w:p>
-            <w:pPr>
-              <w:pStyle w:val="Compact"/>
-            </w:pPr>
-            <w:r>
-              <w:t xml:space="preserve">Chỉ số</w:t>
-            </w:r>
-          </w:p>
-        </w:tc>
-        <w:tc>
-          <w:tcPr/>
-          <w:p>
-            <w:pPr>
-              <w:pStyle w:val="Compact"/>
-            </w:pPr>
-            <w:r>
-              <w:t xml:space="preserve">yolo26m</w:t>
-            </w:r>
-          </w:p>
-        </w:tc>
-        <w:tc>
-          <w:tcPr/>
-          <w:p>
-            <w:pPr>
-              <w:pStyle w:val="Compact"/>
-            </w:pPr>
-            <w:r>
-              <w:t xml:space="preserve">yolo26m-p2</w:t>
-            </w:r>
-          </w:p>
-        </w:tc>
-      </w:tr>
-      <w:tr>
-        <w:tc>
-          <w:tcPr/>
-          <w:p>
-            <w:pPr>
-              <w:pStyle w:val="Compact"/>
-            </w:pPr>
-            <w:r>
-              <w:t xml:space="preserve">GT boxes</w:t>
-            </w:r>
-          </w:p>
-        </w:tc>
-        <w:tc>
-          <w:tcPr/>
-          <w:p>
-            <w:pPr>
-              <w:pStyle w:val="Compact"/>
-            </w:pPr>
-            <w:r>
-              <w:t xml:space="preserve">13.116</w:t>
-            </w:r>
-          </w:p>
-        </w:tc>
-        <w:tc>
-          <w:tcPr/>
-          <w:p>
-            <w:pPr>
-              <w:pStyle w:val="Compact"/>
-            </w:pPr>
-            <w:r>
-              <w:t xml:space="preserve">13.116</w:t>
-            </w:r>
-          </w:p>
-        </w:tc>
-      </w:tr>
-      <w:tr>
-        <w:tc>
-          <w:tcPr/>
-          <w:p>
-            <w:pPr>
-              <w:pStyle w:val="Compact"/>
-            </w:pPr>
-            <w:r>
-              <w:t xml:space="preserve">Detections</w:t>
-            </w:r>
-          </w:p>
-        </w:tc>
-        <w:tc>
-          <w:tcPr/>
-          <w:p>
-            <w:pPr>
-              <w:pStyle w:val="Compact"/>
-            </w:pPr>
-            <w:r>
-              <w:t xml:space="preserve">34.371</w:t>
-            </w:r>
-          </w:p>
-        </w:tc>
-        <w:tc>
-          <w:tcPr/>
-          <w:p>
-            <w:pPr>
-              <w:pStyle w:val="Compact"/>
-            </w:pPr>
-            <w:r>
-              <w:t xml:space="preserve">37.907</w:t>
-            </w:r>
-          </w:p>
-        </w:tc>
-      </w:tr>
-      <w:tr>
-        <w:tc>
-          <w:tcPr/>
-          <w:p>
-            <w:pPr>
-              <w:pStyle w:val="Compact"/>
-            </w:pPr>
-            <w:r>
-              <w:t xml:space="preserve">AP@50</w:t>
-            </w:r>
-          </w:p>
-        </w:tc>
-        <w:tc>
-          <w:tcPr/>
-          <w:p>
-            <w:pPr>
-              <w:pStyle w:val="Compact"/>
-            </w:pPr>
-            <w:r>
-              <w:t xml:space="preserve">0.5257</w:t>
-            </w:r>
-          </w:p>
-        </w:tc>
-        <w:tc>
-          <w:tcPr/>
-          <w:p>
-            <w:pPr>
-              <w:pStyle w:val="Compact"/>
-            </w:pPr>
-            <w:r>
-              <w:rPr>
-                <w:b/>
-                <w:bCs/>
-              </w:rPr>
-              <w:t xml:space="preserve">0.5281</w:t>
-            </w:r>
-          </w:p>
-        </w:tc>
-      </w:tr>
-      <w:tr>
-        <w:tc>
-          <w:tcPr/>
-          <w:p>
-            <w:pPr>
-              <w:pStyle w:val="Compact"/>
-            </w:pPr>
-            <w:r>
-              <w:t xml:space="preserve">Precision@50</w:t>
-            </w:r>
-          </w:p>
-        </w:tc>
-        <w:tc>
-          <w:tcPr/>
-          <w:p>
-            <w:pPr>
-              <w:pStyle w:val="Compact"/>
-            </w:pPr>
-            <w:r>
-              <w:rPr>
-                <w:b/>
-                <w:bCs/>
-              </w:rPr>
-              <w:t xml:space="preserve">0.3177</w:t>
-            </w:r>
-          </w:p>
-        </w:tc>
-        <w:tc>
-          <w:tcPr/>
-          <w:p>
-            <w:pPr>
-              <w:pStyle w:val="Compact"/>
-            </w:pPr>
-            <w:r>
-              <w:t xml:space="preserve">0.2977</w:t>
-            </w:r>
-          </w:p>
-        </w:tc>
-      </w:tr>
-      <w:tr>
-        <w:tc>
-          <w:tcPr/>
-          <w:p>
-            <w:pPr>
-              <w:pStyle w:val="Compact"/>
-            </w:pPr>
-            <w:r>
-              <w:t xml:space="preserve">Recall@50</w:t>
-            </w:r>
-          </w:p>
-        </w:tc>
-        <w:tc>
-          <w:tcPr/>
-          <w:p>
-            <w:pPr>
-              <w:pStyle w:val="Compact"/>
-            </w:pPr>
-            <w:r>
-              <w:t xml:space="preserve">0.8325</w:t>
-            </w:r>
-          </w:p>
-        </w:tc>
-        <w:tc>
-          <w:tcPr/>
-          <w:p>
-            <w:pPr>
-              <w:pStyle w:val="Compact"/>
-            </w:pPr>
-            <w:r>
-              <w:rPr>
-                <w:b/>
-                <w:bCs/>
-              </w:rPr>
-              <w:t xml:space="preserve">0.8603</w:t>
-            </w:r>
-          </w:p>
-        </w:tc>
-      </w:tr>
-    </w:tbl>
-    <w:p>
-      <w:pPr>
-        <w:pStyle w:val="BodyText"/>
-      </w:pPr>
+        <w:t xml:space="preserve">yolo26m</w:t>
+      </w:r>
+      <w:r>
+        <w:t xml:space="preserve"> </w:t>
+      </w:r>
+      <w:r>
+        <w:t xml:space="preserve">cho hầu hết các trường hợp, đối với Inference thời gian thực dùng</w:t>
+      </w:r>
+      <w:r>
+        <w:t xml:space="preserve"> </w:t>
+      </w:r>
       <w:r>
         <w:rPr>
           <w:b/>
           <w:bCs/>
         </w:rPr>
-        <w:t xml:space="preserve">Bảng 11 – Kết quả đánh giá lớp Truck (SAHI)</w:t>
-      </w:r>
-    </w:p>
-    <w:tbl>
-      <w:tblPr>
-        <w:tblStyle w:val="Table"/>
-        <w:tblW w:type="auto" w:w="0"/>
-        <w:tblLook w:firstRow="1" w:lastRow="0" w:firstColumn="0" w:lastColumn="0" w:noHBand="0" w:noVBand="0" w:val="0020"/>
-      </w:tblPr>
-      <w:tblGrid>
-        <w:gridCol w:w="2640"/>
-        <w:gridCol w:w="2640"/>
-        <w:gridCol w:w="2640"/>
-      </w:tblGrid>
-      <w:tr>
-        <w:trPr>
-          <w:tblHeader w:val="on"/>
-        </w:trPr>
-        <w:tc>
-          <w:tcPr/>
-          <w:p>
-            <w:pPr>
-              <w:pStyle w:val="Compact"/>
-            </w:pPr>
-            <w:r>
-              <w:t xml:space="preserve">Chỉ số</w:t>
-            </w:r>
-          </w:p>
-        </w:tc>
-        <w:tc>
-          <w:tcPr/>
-          <w:p>
-            <w:pPr>
-              <w:pStyle w:val="Compact"/>
-            </w:pPr>
-            <w:r>
-              <w:t xml:space="preserve">yolo26m</w:t>
-            </w:r>
-          </w:p>
-        </w:tc>
-        <w:tc>
-          <w:tcPr/>
-          <w:p>
-            <w:pPr>
-              <w:pStyle w:val="Compact"/>
-            </w:pPr>
-            <w:r>
-              <w:t xml:space="preserve">yolo26m-p2</w:t>
-            </w:r>
-          </w:p>
-        </w:tc>
-      </w:tr>
-      <w:tr>
-        <w:tc>
-          <w:tcPr/>
-          <w:p>
-            <w:pPr>
-              <w:pStyle w:val="Compact"/>
-            </w:pPr>
-            <w:r>
-              <w:t xml:space="preserve">GT boxes</w:t>
-            </w:r>
-          </w:p>
-        </w:tc>
-        <w:tc>
-          <w:tcPr/>
-          <w:p>
-            <w:pPr>
-              <w:pStyle w:val="Compact"/>
-            </w:pPr>
-            <w:r>
-              <w:t xml:space="preserve">555</w:t>
-            </w:r>
-          </w:p>
-        </w:tc>
-        <w:tc>
-          <w:tcPr/>
-          <w:p>
-            <w:pPr>
-              <w:pStyle w:val="Compact"/>
-            </w:pPr>
-            <w:r>
-              <w:t xml:space="preserve">555</w:t>
-            </w:r>
-          </w:p>
-        </w:tc>
-      </w:tr>
-      <w:tr>
-        <w:tc>
-          <w:tcPr/>
-          <w:p>
-            <w:pPr>
-              <w:pStyle w:val="Compact"/>
-            </w:pPr>
-            <w:r>
-              <w:t xml:space="preserve">Detections</w:t>
-            </w:r>
-          </w:p>
-        </w:tc>
-        <w:tc>
-          <w:tcPr/>
-          <w:p>
-            <w:pPr>
-              <w:pStyle w:val="Compact"/>
-            </w:pPr>
-            <w:r>
-              <w:t xml:space="preserve">1.642</w:t>
-            </w:r>
-          </w:p>
-        </w:tc>
-        <w:tc>
-          <w:tcPr/>
-          <w:p>
-            <w:pPr>
-              <w:pStyle w:val="Compact"/>
-            </w:pPr>
-            <w:r>
-              <w:t xml:space="preserve">1.318</w:t>
-            </w:r>
-          </w:p>
-        </w:tc>
-      </w:tr>
-      <w:tr>
-        <w:tc>
-          <w:tcPr/>
-          <w:p>
-            <w:pPr>
-              <w:pStyle w:val="Compact"/>
-            </w:pPr>
-            <w:r>
-              <w:t xml:space="preserve">AP@50</w:t>
-            </w:r>
-          </w:p>
-        </w:tc>
-        <w:tc>
-          <w:tcPr/>
-          <w:p>
-            <w:pPr>
-              <w:pStyle w:val="Compact"/>
-            </w:pPr>
-            <w:r>
-              <w:rPr>
-                <w:b/>
-                <w:bCs/>
-              </w:rPr>
-              <w:t xml:space="preserve">0.3781</w:t>
-            </w:r>
-          </w:p>
-        </w:tc>
-        <w:tc>
-          <w:tcPr/>
-          <w:p>
-            <w:pPr>
-              <w:pStyle w:val="Compact"/>
-            </w:pPr>
-            <w:r>
-              <w:t xml:space="preserve">0.3376</w:t>
-            </w:r>
-          </w:p>
-        </w:tc>
-      </w:tr>
-      <w:tr>
-        <w:tc>
-          <w:tcPr/>
-          <w:p>
-            <w:pPr>
-              <w:pStyle w:val="Compact"/>
-            </w:pPr>
-            <w:r>
-              <w:t xml:space="preserve">Precision@50</w:t>
-            </w:r>
-          </w:p>
-        </w:tc>
-        <w:tc>
-          <w:tcPr/>
-          <w:p>
-            <w:pPr>
-              <w:pStyle w:val="Compact"/>
-            </w:pPr>
-            <w:r>
-              <w:t xml:space="preserve">0.2393</w:t>
-            </w:r>
-          </w:p>
-        </w:tc>
-        <w:tc>
-          <w:tcPr/>
-          <w:p>
-            <w:pPr>
-              <w:pStyle w:val="Compact"/>
-            </w:pPr>
-            <w:r>
-              <w:rPr>
-                <w:b/>
-                <w:bCs/>
-              </w:rPr>
-              <w:t xml:space="preserve">0.2777</w:t>
-            </w:r>
-          </w:p>
-        </w:tc>
-      </w:tr>
-      <w:tr>
-        <w:tc>
-          <w:tcPr/>
-          <w:p>
-            <w:pPr>
-              <w:pStyle w:val="Compact"/>
-            </w:pPr>
-            <w:r>
-              <w:t xml:space="preserve">Recall@50</w:t>
-            </w:r>
-          </w:p>
-        </w:tc>
-        <w:tc>
-          <w:tcPr/>
-          <w:p>
-            <w:pPr>
-              <w:pStyle w:val="Compact"/>
-            </w:pPr>
-            <w:r>
-              <w:rPr>
-                <w:b/>
-                <w:bCs/>
-              </w:rPr>
-              <w:t xml:space="preserve">0.7081</w:t>
-            </w:r>
-          </w:p>
-        </w:tc>
-        <w:tc>
-          <w:tcPr/>
-          <w:p>
-            <w:pPr>
-              <w:pStyle w:val="Compact"/>
-            </w:pPr>
-            <w:r>
-              <w:t xml:space="preserve">0.6595</w:t>
-            </w:r>
-          </w:p>
-        </w:tc>
-      </w:tr>
-    </w:tbl>
-    <w:p>
-      <w:pPr>
-        <w:pStyle w:val="BodyText"/>
-      </w:pPr>
-      <w:r>
-        <w:t xml:space="preserve">SAHI cải thiện đáng kể recall lớp truck của yolo26m: từ 0.5369 lên 0.7081 (+17.1%), nhờ phát hiện thêm các xe tải nhỏ trong ảnh UAV.</w:t>
-      </w:r>
-    </w:p>
-    <w:bookmarkEnd w:id="61"/>
-    <w:bookmarkStart w:id="62" w:name="chỉ-số-đếm-phương-tiện-sahi"/>
-    <w:p>
-      <w:pPr>
-        <w:pStyle w:val="Heading5"/>
-      </w:pPr>
-      <w:r>
-        <w:t xml:space="preserve">4.5.4. Chỉ số đếm phương tiện (SAHI)</w:t>
-      </w:r>
-    </w:p>
-    <w:p>
-      <w:pPr>
-        <w:pStyle w:val="FirstParagraph"/>
-      </w:pPr>
+        <w:t xml:space="preserve">yolo26m</w:t>
+      </w:r>
+      <w:r>
+        <w:t xml:space="preserve"> </w:t>
+      </w:r>
+      <w:r>
+        <w:t xml:space="preserve">gốc, xử lý offline chuyên biệt cho xe từ xa dùng</w:t>
+      </w:r>
+      <w:r>
+        <w:t xml:space="preserve"> </w:t>
+      </w:r>
       <w:r>
         <w:rPr>
           <w:b/>
           <w:bCs/>
         </w:rPr>
-        <w:t xml:space="preserve">Bảng 12 – Chỉ số đếm phương tiện (SAHI)</w:t>
-      </w:r>
-    </w:p>
-    <w:tbl>
-      <w:tblPr>
-        <w:tblStyle w:val="Table"/>
-        <w:tblW w:type="auto" w:w="0"/>
-        <w:tblLook w:firstRow="1" w:lastRow="0" w:firstColumn="0" w:lastColumn="0" w:noHBand="0" w:noVBand="0" w:val="0020"/>
-      </w:tblPr>
-      <w:tblGrid>
-        <w:gridCol w:w="2640"/>
-        <w:gridCol w:w="2640"/>
-        <w:gridCol w:w="2640"/>
-      </w:tblGrid>
-      <w:tr>
-        <w:trPr>
-          <w:tblHeader w:val="on"/>
-        </w:trPr>
-        <w:tc>
-          <w:tcPr/>
-          <w:p>
-            <w:pPr>
-              <w:pStyle w:val="Compact"/>
-            </w:pPr>
-            <w:r>
-              <w:t xml:space="preserve">Chỉ số</w:t>
-            </w:r>
-          </w:p>
-        </w:tc>
-        <w:tc>
-          <w:tcPr/>
-          <w:p>
-            <w:pPr>
-              <w:pStyle w:val="Compact"/>
-            </w:pPr>
-            <w:r>
-              <w:t xml:space="preserve">yolo26m</w:t>
-            </w:r>
-          </w:p>
-        </w:tc>
-        <w:tc>
-          <w:tcPr/>
-          <w:p>
-            <w:pPr>
-              <w:pStyle w:val="Compact"/>
-            </w:pPr>
-            <w:r>
-              <w:t xml:space="preserve">yolo26m-p2</w:t>
-            </w:r>
-          </w:p>
-        </w:tc>
-      </w:tr>
-      <w:tr>
-        <w:tc>
-          <w:tcPr/>
-          <w:p>
-            <w:pPr>
-              <w:pStyle w:val="Compact"/>
-            </w:pPr>
-            <w:r>
-              <w:t xml:space="preserve">MAE</w:t>
-            </w:r>
-          </w:p>
-        </w:tc>
-        <w:tc>
-          <w:tcPr/>
-          <w:p>
-            <w:pPr>
-              <w:pStyle w:val="Compact"/>
-            </w:pPr>
-            <w:r>
-              <w:rPr>
-                <w:b/>
-                <w:bCs/>
-              </w:rPr>
-              <w:t xml:space="preserve">23.46</w:t>
-            </w:r>
-          </w:p>
-        </w:tc>
-        <w:tc>
-          <w:tcPr/>
-          <w:p>
-            <w:pPr>
-              <w:pStyle w:val="Compact"/>
-            </w:pPr>
-            <w:r>
-              <w:t xml:space="preserve">25.42</w:t>
-            </w:r>
-          </w:p>
-        </w:tc>
-      </w:tr>
-      <w:tr>
-        <w:tc>
-          <w:tcPr/>
-          <w:p>
-            <w:pPr>
-              <w:pStyle w:val="Compact"/>
-            </w:pPr>
-            <w:r>
-              <w:t xml:space="preserve">RMSE</w:t>
-            </w:r>
-          </w:p>
-        </w:tc>
-        <w:tc>
-          <w:tcPr/>
-          <w:p>
-            <w:pPr>
-              <w:pStyle w:val="Compact"/>
-            </w:pPr>
-            <w:r>
-              <w:rPr>
-                <w:b/>
-                <w:bCs/>
-              </w:rPr>
-              <w:t xml:space="preserve">32.62</w:t>
-            </w:r>
-          </w:p>
-        </w:tc>
-        <w:tc>
-          <w:tcPr/>
-          <w:p>
-            <w:pPr>
-              <w:pStyle w:val="Compact"/>
-            </w:pPr>
-            <w:r>
-              <w:t xml:space="preserve">35.22</w:t>
-            </w:r>
-          </w:p>
-        </w:tc>
-      </w:tr>
-      <w:tr>
-        <w:tc>
-          <w:tcPr/>
-          <w:p>
-            <w:pPr>
-              <w:pStyle w:val="Compact"/>
-            </w:pPr>
-            <w:r>
-              <w:t xml:space="preserve">R²</w:t>
-            </w:r>
-          </w:p>
-        </w:tc>
-        <w:tc>
-          <w:tcPr/>
-          <w:p>
-            <w:pPr>
-              <w:pStyle w:val="Compact"/>
-            </w:pPr>
-            <w:r>
-              <w:t xml:space="preserve">-2.5833</w:t>
-            </w:r>
-          </w:p>
-        </w:tc>
-        <w:tc>
-          <w:tcPr/>
-          <w:p>
-            <w:pPr>
-              <w:pStyle w:val="Compact"/>
-            </w:pPr>
-            <w:r>
-              <w:t xml:space="preserve">-3.1774</w:t>
-            </w:r>
-          </w:p>
-        </w:tc>
-      </w:tr>
-      <w:tr>
-        <w:tc>
-          <w:tcPr/>
-          <w:p>
-            <w:pPr>
-              <w:pStyle w:val="Compact"/>
-            </w:pPr>
-            <w:r>
-              <w:t xml:space="preserve">Trung bình GT/ảnh</w:t>
-            </w:r>
-          </w:p>
-        </w:tc>
-        <w:tc>
-          <w:tcPr/>
-          <w:p>
-            <w:pPr>
-              <w:pStyle w:val="Compact"/>
-            </w:pPr>
-            <w:r>
-              <w:t xml:space="preserve">14.50</w:t>
-            </w:r>
-          </w:p>
-        </w:tc>
-        <w:tc>
-          <w:tcPr/>
-          <w:p>
-            <w:pPr>
-              <w:pStyle w:val="Compact"/>
-            </w:pPr>
-            <w:r>
-              <w:t xml:space="preserve">14.50</w:t>
-            </w:r>
-          </w:p>
-        </w:tc>
-      </w:tr>
-      <w:tr>
-        <w:tc>
-          <w:tcPr/>
-          <w:p>
-            <w:pPr>
-              <w:pStyle w:val="Compact"/>
-            </w:pPr>
-            <w:r>
-              <w:t xml:space="preserve">Trung bình Det/ảnh</w:t>
-            </w:r>
-          </w:p>
-        </w:tc>
-        <w:tc>
-          <w:tcPr/>
-          <w:p>
-            <w:pPr>
-              <w:pStyle w:val="Compact"/>
-            </w:pPr>
-            <w:r>
-              <w:t xml:space="preserve">36.93</w:t>
-            </w:r>
-          </w:p>
-        </w:tc>
-        <w:tc>
-          <w:tcPr/>
-          <w:p>
-            <w:pPr>
-              <w:pStyle w:val="Compact"/>
-            </w:pPr>
-            <w:r>
-              <w:t xml:space="preserve">39.42</w:t>
-            </w:r>
-          </w:p>
-        </w:tc>
-      </w:tr>
-    </w:tbl>
-    <w:p>
-      <w:pPr>
-        <w:pStyle w:val="BodyText"/>
-      </w:pPr>
-      <w:r>
-        <w:t xml:space="preserve">SAHI làm tăng overprediction đáng kể: trung bình phát hiện 36.93 phương tiện/ảnh (yolo26m, gấp ~2.5 lần GT) và 39.42/ảnh (yolo26m-p2, gấp ~2.7 lần GT). MAE tăng từ 14.39 lên 23.46 (yolo26m) do SAHI phát hiện thêm nhiều đối tượng nhỏ mà UAVDT ground truth không gán nhãn.</w:t>
-      </w:r>
-    </w:p>
-    <w:bookmarkEnd w:id="62"/>
-    <w:bookmarkEnd w:id="63"/>
-    <w:bookmarkStart w:id="64" w:name="so-sánh-hai-kịch-bản-kiểm-thử"/>
-    <w:p>
-      <w:pPr>
-        <w:pStyle w:val="Heading3"/>
-      </w:pPr>
-      <w:r>
-        <w:t xml:space="preserve">4.6. So sánh hai kịch bản kiểm thử</w:t>
+        <w:t xml:space="preserve">yolo26m + SAHI</w:t>
+      </w:r>
+      <w:r>
+        <w:t xml:space="preserve">.</w:t>
+      </w:r>
+    </w:p>
+    <w:bookmarkEnd w:id="54"/>
+    <w:bookmarkEnd w:id="55"/>
+    <w:bookmarkStart w:id="56" w:name="kết-luận-chương-iv"/>
+    <w:p>
+      <w:pPr>
+        <w:pStyle w:val="Heading1"/>
+      </w:pPr>
+      <w:r>
+        <w:t xml:space="preserve">Kết luận chương IV</w:t>
       </w:r>
     </w:p>
     <w:p>
@@ -16182,1316 +11603,65 @@
         <w:pStyle w:val="FirstParagraph"/>
       </w:pPr>
       <w:r>
-        <w:t xml:space="preserve">Phần này tổng hợp so sánh trực tiếp giữa hai kịch bản kiểm thử để đánh giá hiệu quả thực tế của SAHI.</w:t>
-      </w:r>
-    </w:p>
-    <w:p>
-      <w:pPr>
-        <w:pStyle w:val="BodyText"/>
-      </w:pPr>
+        <w:t xml:space="preserve">Chương IV đã trình bày kết quả đánh giá hệ thống đếm phương tiện giao thông trên tập kiểm thử độc lập Visdrone_test (530 ảnh, 15.000 đối tượng) theo hai kịch bản: inference gốc và SAHI tiled inference. Kết quả cho thấy mô hình</w:t>
+      </w:r>
+      <w:r>
+        <w:t xml:space="preserve"> </w:t>
+      </w:r>
       <w:r>
         <w:rPr>
           <w:b/>
           <w:bCs/>
         </w:rPr>
-        <w:t xml:space="preserve">Bảng 13 – So sánh tổng hợp hai kịch bản kiểm thử</w:t>
-      </w:r>
-    </w:p>
-    <w:tbl>
-      <w:tblPr>
-        <w:tblStyle w:val="Table"/>
-        <w:tblW w:type="pct" w:w="5000"/>
-        <w:tblLayout w:type="fixed"/>
-        <w:tblLook w:firstRow="1" w:lastRow="0" w:firstColumn="0" w:lastColumn="0" w:noHBand="0" w:noVBand="0" w:val="0020"/>
-      </w:tblPr>
-      <w:tblGrid>
-        <w:gridCol w:w="1263"/>
-        <w:gridCol w:w="1095"/>
-        <w:gridCol w:w="1095"/>
-        <w:gridCol w:w="758"/>
-        <w:gridCol w:w="1348"/>
-        <w:gridCol w:w="1348"/>
-        <w:gridCol w:w="1011"/>
-      </w:tblGrid>
-      <w:tr>
-        <w:trPr>
-          <w:tblHeader w:val="on"/>
-        </w:trPr>
-        <w:tc>
-          <w:tcPr/>
-          <w:p>
-            <w:pPr>
-              <w:pStyle w:val="Compact"/>
-            </w:pPr>
-            <w:r>
-              <w:t xml:space="preserve">Chỉ số</w:t>
-            </w:r>
-          </w:p>
-        </w:tc>
-        <w:tc>
-          <w:tcPr/>
-          <w:p>
-            <w:pPr>
-              <w:pStyle w:val="Compact"/>
-            </w:pPr>
-            <w:r>
-              <w:t xml:space="preserve">yolo26m (KB1)</w:t>
-            </w:r>
-          </w:p>
-        </w:tc>
-        <w:tc>
-          <w:tcPr/>
-          <w:p>
-            <w:pPr>
-              <w:pStyle w:val="Compact"/>
-            </w:pPr>
-            <w:r>
-              <w:t xml:space="preserve">yolo26m (KB2)</w:t>
-            </w:r>
-          </w:p>
-        </w:tc>
-        <w:tc>
-          <w:tcPr/>
-          <w:p>
-            <w:pPr>
-              <w:pStyle w:val="Compact"/>
-            </w:pPr>
-            <w:r>
-              <w:t xml:space="preserve">Δ yolo26m</w:t>
-            </w:r>
-          </w:p>
-        </w:tc>
-        <w:tc>
-          <w:tcPr/>
-          <w:p>
-            <w:pPr>
-              <w:pStyle w:val="Compact"/>
-            </w:pPr>
-            <w:r>
-              <w:t xml:space="preserve">yolo26m-p2 (KB1)</w:t>
-            </w:r>
-          </w:p>
-        </w:tc>
-        <w:tc>
-          <w:tcPr/>
-          <w:p>
-            <w:pPr>
-              <w:pStyle w:val="Compact"/>
-            </w:pPr>
-            <w:r>
-              <w:t xml:space="preserve">yolo26m-p2 (KB2)</w:t>
-            </w:r>
-          </w:p>
-        </w:tc>
-        <w:tc>
-          <w:tcPr/>
-          <w:p>
-            <w:pPr>
-              <w:pStyle w:val="Compact"/>
-            </w:pPr>
-            <w:r>
-              <w:t xml:space="preserve">Δ yolo26m-p2</w:t>
-            </w:r>
-          </w:p>
-        </w:tc>
-      </w:tr>
-      <w:tr>
-        <w:tc>
-          <w:tcPr/>
-          <w:p>
-            <w:pPr>
-              <w:pStyle w:val="Compact"/>
-            </w:pPr>
-            <w:r>
-              <w:t xml:space="preserve">imgsz</w:t>
-            </w:r>
-          </w:p>
-        </w:tc>
-        <w:tc>
-          <w:tcPr/>
-          <w:p>
-            <w:pPr>
-              <w:pStyle w:val="Compact"/>
-            </w:pPr>
-            <w:r>
-              <w:t xml:space="preserve">768</w:t>
-            </w:r>
-          </w:p>
-        </w:tc>
-        <w:tc>
-          <w:tcPr/>
-          <w:p>
-            <w:pPr>
-              <w:pStyle w:val="Compact"/>
-            </w:pPr>
-            <w:r>
-              <w:t xml:space="preserve">960</w:t>
-            </w:r>
-          </w:p>
-        </w:tc>
-        <w:tc>
-          <w:tcPr/>
-          <w:p>
-            <w:pPr>
-              <w:pStyle w:val="Compact"/>
-            </w:pPr>
-            <w:r>
-              <w:t xml:space="preserve">—</w:t>
-            </w:r>
-          </w:p>
-        </w:tc>
-        <w:tc>
-          <w:tcPr/>
-          <w:p>
-            <w:pPr>
-              <w:pStyle w:val="Compact"/>
-            </w:pPr>
-            <w:r>
-              <w:t xml:space="preserve">768</w:t>
-            </w:r>
-          </w:p>
-        </w:tc>
-        <w:tc>
-          <w:tcPr/>
-          <w:p>
-            <w:pPr>
-              <w:pStyle w:val="Compact"/>
-            </w:pPr>
-            <w:r>
-              <w:t xml:space="preserve">768</w:t>
-            </w:r>
-          </w:p>
-        </w:tc>
-        <w:tc>
-          <w:tcPr/>
-          <w:p>
-            <w:pPr>
-              <w:pStyle w:val="Compact"/>
-            </w:pPr>
-            <w:r>
-              <w:t xml:space="preserve">—</w:t>
-            </w:r>
-          </w:p>
-        </w:tc>
-      </w:tr>
-      <w:tr>
-        <w:tc>
-          <w:tcPr/>
-          <w:p>
-            <w:pPr>
-              <w:pStyle w:val="Compact"/>
-            </w:pPr>
-            <w:r>
-              <w:t xml:space="preserve">mAP@50</w:t>
-            </w:r>
-          </w:p>
-        </w:tc>
-        <w:tc>
-          <w:tcPr/>
-          <w:p>
-            <w:pPr>
-              <w:pStyle w:val="Compact"/>
-            </w:pPr>
-            <w:r>
-              <w:t xml:space="preserve">0.4399</w:t>
-            </w:r>
-          </w:p>
-        </w:tc>
-        <w:tc>
-          <w:tcPr/>
-          <w:p>
-            <w:pPr>
-              <w:pStyle w:val="Compact"/>
-            </w:pPr>
-            <w:r>
-              <w:rPr>
-                <w:b/>
-                <w:bCs/>
-              </w:rPr>
-              <w:t xml:space="preserve">0.4644</w:t>
-            </w:r>
-          </w:p>
-        </w:tc>
-        <w:tc>
-          <w:tcPr/>
-          <w:p>
-            <w:pPr>
-              <w:pStyle w:val="Compact"/>
-            </w:pPr>
-            <w:r>
-              <w:t xml:space="preserve">+0.0245</w:t>
-            </w:r>
-          </w:p>
-        </w:tc>
-        <w:tc>
-          <w:tcPr/>
-          <w:p>
-            <w:pPr>
-              <w:pStyle w:val="Compact"/>
-            </w:pPr>
-            <w:r>
-              <w:t xml:space="preserve">0.2732</w:t>
-            </w:r>
-          </w:p>
-        </w:tc>
-        <w:tc>
-          <w:tcPr/>
-          <w:p>
-            <w:pPr>
-              <w:pStyle w:val="Compact"/>
-            </w:pPr>
-            <w:r>
-              <w:rPr>
-                <w:b/>
-                <w:bCs/>
-              </w:rPr>
-              <w:t xml:space="preserve">0.2886</w:t>
-            </w:r>
-          </w:p>
-        </w:tc>
-        <w:tc>
-          <w:tcPr/>
-          <w:p>
-            <w:pPr>
-              <w:pStyle w:val="Compact"/>
-            </w:pPr>
-            <w:r>
-              <w:t xml:space="preserve">+0.0154</w:t>
-            </w:r>
-          </w:p>
-        </w:tc>
-      </w:tr>
-      <w:tr>
-        <w:tc>
-          <w:tcPr/>
-          <w:p>
-            <w:pPr>
-              <w:pStyle w:val="Compact"/>
-            </w:pPr>
-            <w:r>
-              <w:t xml:space="preserve">AP@50 (vehicle)</w:t>
-            </w:r>
-          </w:p>
-        </w:tc>
-        <w:tc>
-          <w:tcPr/>
-          <w:p>
-            <w:pPr>
-              <w:pStyle w:val="Compact"/>
-            </w:pPr>
-            <w:r>
-              <w:t xml:space="preserve">0.5288</w:t>
-            </w:r>
-          </w:p>
-        </w:tc>
-        <w:tc>
-          <w:tcPr/>
-          <w:p>
-            <w:pPr>
-              <w:pStyle w:val="Compact"/>
-            </w:pPr>
-            <w:r>
-              <w:rPr>
-                <w:b/>
-                <w:bCs/>
-              </w:rPr>
-              <w:t xml:space="preserve">0.5667</w:t>
-            </w:r>
-          </w:p>
-        </w:tc>
-        <w:tc>
-          <w:tcPr/>
-          <w:p>
-            <w:pPr>
-              <w:pStyle w:val="Compact"/>
-            </w:pPr>
-            <w:r>
-              <w:t xml:space="preserve">+0.0379</w:t>
-            </w:r>
-          </w:p>
-        </w:tc>
-        <w:tc>
-          <w:tcPr/>
-          <w:p>
-            <w:pPr>
-              <w:pStyle w:val="Compact"/>
-            </w:pPr>
-            <w:r>
-              <w:rPr>
-                <w:b/>
-                <w:bCs/>
-              </w:rPr>
-              <w:t xml:space="preserve">0.5560</w:t>
-            </w:r>
-          </w:p>
-        </w:tc>
-        <w:tc>
-          <w:tcPr/>
-          <w:p>
-            <w:pPr>
-              <w:pStyle w:val="Compact"/>
-            </w:pPr>
-            <w:r>
-              <w:t xml:space="preserve">0.5630</w:t>
-            </w:r>
-          </w:p>
-        </w:tc>
-        <w:tc>
-          <w:tcPr/>
-          <w:p>
-            <w:pPr>
-              <w:pStyle w:val="Compact"/>
-            </w:pPr>
-            <w:r>
-              <w:t xml:space="preserve">+0.0070</w:t>
-            </w:r>
-          </w:p>
-        </w:tc>
-      </w:tr>
-      <w:tr>
-        <w:tc>
-          <w:tcPr/>
-          <w:p>
-            <w:pPr>
-              <w:pStyle w:val="Compact"/>
-            </w:pPr>
-            <w:r>
-              <w:t xml:space="preserve">Recall (vehicle)</w:t>
-            </w:r>
-          </w:p>
-        </w:tc>
-        <w:tc>
-          <w:tcPr/>
-          <w:p>
-            <w:pPr>
-              <w:pStyle w:val="Compact"/>
-            </w:pPr>
-            <w:r>
-              <w:t xml:space="preserve">0.7952</w:t>
-            </w:r>
-          </w:p>
-        </w:tc>
-        <w:tc>
-          <w:tcPr/>
-          <w:p>
-            <w:pPr>
-              <w:pStyle w:val="Compact"/>
-            </w:pPr>
-            <w:r>
-              <w:rPr>
-                <w:b/>
-                <w:bCs/>
-              </w:rPr>
-              <w:t xml:space="preserve">0.8528</w:t>
-            </w:r>
-          </w:p>
-        </w:tc>
-        <w:tc>
-          <w:tcPr/>
-          <w:p>
-            <w:pPr>
-              <w:pStyle w:val="Compact"/>
-            </w:pPr>
-            <w:r>
-              <w:t xml:space="preserve">+0.0576</w:t>
-            </w:r>
-          </w:p>
-        </w:tc>
-        <w:tc>
-          <w:tcPr/>
-          <w:p>
-            <w:pPr>
-              <w:pStyle w:val="Compact"/>
-            </w:pPr>
-            <w:r>
-              <w:t xml:space="preserve">0.8309</w:t>
-            </w:r>
-          </w:p>
-        </w:tc>
-        <w:tc>
-          <w:tcPr/>
-          <w:p>
-            <w:pPr>
-              <w:pStyle w:val="Compact"/>
-            </w:pPr>
-            <w:r>
-              <w:rPr>
-                <w:b/>
-                <w:bCs/>
-              </w:rPr>
-              <w:t xml:space="preserve">0.8694</w:t>
-            </w:r>
-          </w:p>
-        </w:tc>
-        <w:tc>
-          <w:tcPr/>
-          <w:p>
-            <w:pPr>
-              <w:pStyle w:val="Compact"/>
-            </w:pPr>
-            <w:r>
-              <w:t xml:space="preserve">+0.0385</w:t>
-            </w:r>
-          </w:p>
-        </w:tc>
-      </w:tr>
-      <w:tr>
-        <w:tc>
-          <w:tcPr/>
-          <w:p>
-            <w:pPr>
-              <w:pStyle w:val="Compact"/>
-            </w:pPr>
-            <w:r>
-              <w:t xml:space="preserve">Precision</w:t>
-            </w:r>
-          </w:p>
-        </w:tc>
-        <w:tc>
-          <w:tcPr/>
-          <w:p>
-            <w:pPr>
-              <w:pStyle w:val="Compact"/>
-            </w:pPr>
-            <w:r>
-              <w:rPr>
-                <w:b/>
-                <w:bCs/>
-              </w:rPr>
-              <w:t xml:space="preserve">0.4412</w:t>
-            </w:r>
-          </w:p>
-        </w:tc>
-        <w:tc>
-          <w:tcPr/>
-          <w:p>
-            <w:pPr>
-              <w:pStyle w:val="Compact"/>
-            </w:pPr>
-            <w:r>
-              <w:t xml:space="preserve">0.3349</w:t>
-            </w:r>
-          </w:p>
-        </w:tc>
-        <w:tc>
-          <w:tcPr/>
-          <w:p>
-            <w:pPr>
-              <w:pStyle w:val="Compact"/>
-            </w:pPr>
-            <w:r>
-              <w:t xml:space="preserve">−0.1063</w:t>
-            </w:r>
-          </w:p>
-        </w:tc>
-        <w:tc>
-          <w:tcPr/>
-          <w:p>
-            <w:pPr>
-              <w:pStyle w:val="Compact"/>
-            </w:pPr>
-            <w:r>
-              <w:rPr>
-                <w:b/>
-                <w:bCs/>
-              </w:rPr>
-              <w:t xml:space="preserve">0.4077</w:t>
-            </w:r>
-          </w:p>
-        </w:tc>
-        <w:tc>
-          <w:tcPr/>
-          <w:p>
-            <w:pPr>
-              <w:pStyle w:val="Compact"/>
-            </w:pPr>
-            <w:r>
-              <w:t xml:space="preserve">0.3198</w:t>
-            </w:r>
-          </w:p>
-        </w:tc>
-        <w:tc>
-          <w:tcPr/>
-          <w:p>
-            <w:pPr>
-              <w:pStyle w:val="Compact"/>
-            </w:pPr>
-            <w:r>
-              <w:t xml:space="preserve">−0.0879</w:t>
-            </w:r>
-          </w:p>
-        </w:tc>
-      </w:tr>
-      <w:tr>
-        <w:tc>
-          <w:tcPr/>
-          <w:p>
-            <w:pPr>
-              <w:pStyle w:val="Compact"/>
-            </w:pPr>
-            <w:r>
-              <w:t xml:space="preserve">FPS</w:t>
-            </w:r>
-          </w:p>
-        </w:tc>
-        <w:tc>
-          <w:tcPr/>
-          <w:p>
-            <w:pPr>
-              <w:pStyle w:val="Compact"/>
-            </w:pPr>
-            <w:r>
-              <w:rPr>
-                <w:b/>
-                <w:bCs/>
-              </w:rPr>
-              <w:t xml:space="preserve">24.45</w:t>
-            </w:r>
-          </w:p>
-        </w:tc>
-        <w:tc>
-          <w:tcPr/>
-          <w:p>
-            <w:pPr>
-              <w:pStyle w:val="Compact"/>
-            </w:pPr>
-            <w:r>
-              <w:t xml:space="preserve">1.03</w:t>
-            </w:r>
-          </w:p>
-        </w:tc>
-        <w:tc>
-          <w:tcPr/>
-          <w:p>
-            <w:pPr>
-              <w:pStyle w:val="Compact"/>
-            </w:pPr>
-            <w:r>
-              <w:t xml:space="preserve">−23.42</w:t>
-            </w:r>
-          </w:p>
-        </w:tc>
-        <w:tc>
-          <w:tcPr/>
-          <w:p>
-            <w:pPr>
-              <w:pStyle w:val="Compact"/>
-            </w:pPr>
-            <w:r>
-              <w:rPr>
-                <w:b/>
-                <w:bCs/>
-              </w:rPr>
-              <w:t xml:space="preserve">10.44</w:t>
-            </w:r>
-          </w:p>
-        </w:tc>
-        <w:tc>
-          <w:tcPr/>
-          <w:p>
-            <w:pPr>
-              <w:pStyle w:val="Compact"/>
-            </w:pPr>
-            <w:r>
-              <w:t xml:space="preserve">1.22</w:t>
-            </w:r>
-          </w:p>
-        </w:tc>
-        <w:tc>
-          <w:tcPr/>
-          <w:p>
-            <w:pPr>
-              <w:pStyle w:val="Compact"/>
-            </w:pPr>
-            <w:r>
-              <w:t xml:space="preserve">−9.22</w:t>
-            </w:r>
-          </w:p>
-        </w:tc>
-      </w:tr>
-      <w:tr>
-        <w:tc>
-          <w:tcPr/>
-          <w:p>
-            <w:pPr>
-              <w:pStyle w:val="Compact"/>
-            </w:pPr>
-            <w:r>
-              <w:t xml:space="preserve">TP</w:t>
-            </w:r>
-          </w:p>
-        </w:tc>
-        <w:tc>
-          <w:tcPr/>
-          <w:p>
-            <w:pPr>
-              <w:pStyle w:val="Compact"/>
-            </w:pPr>
-            <w:r>
-              <w:t xml:space="preserve">11.473</w:t>
-            </w:r>
-          </w:p>
-        </w:tc>
-        <w:tc>
-          <w:tcPr/>
-          <w:p>
-            <w:pPr>
-              <w:pStyle w:val="Compact"/>
-            </w:pPr>
-            <w:r>
-              <w:rPr>
-                <w:b/>
-                <w:bCs/>
-              </w:rPr>
-              <w:t xml:space="preserve">12.304</w:t>
-            </w:r>
-          </w:p>
-        </w:tc>
-        <w:tc>
-          <w:tcPr/>
-          <w:p>
-            <w:pPr>
-              <w:pStyle w:val="Compact"/>
-            </w:pPr>
-            <w:r>
-              <w:t xml:space="preserve">+831</w:t>
-            </w:r>
-          </w:p>
-        </w:tc>
-        <w:tc>
-          <w:tcPr/>
-          <w:p>
-            <w:pPr>
-              <w:pStyle w:val="Compact"/>
-            </w:pPr>
-            <w:r>
-              <w:t xml:space="preserve">11.988</w:t>
-            </w:r>
-          </w:p>
-        </w:tc>
-        <w:tc>
-          <w:tcPr/>
-          <w:p>
-            <w:pPr>
-              <w:pStyle w:val="Compact"/>
-            </w:pPr>
-            <w:r>
-              <w:rPr>
-                <w:b/>
-                <w:bCs/>
-              </w:rPr>
-              <w:t xml:space="preserve">12.543</w:t>
-            </w:r>
-          </w:p>
-        </w:tc>
-        <w:tc>
-          <w:tcPr/>
-          <w:p>
-            <w:pPr>
-              <w:pStyle w:val="Compact"/>
-            </w:pPr>
-            <w:r>
-              <w:t xml:space="preserve">+555</w:t>
-            </w:r>
-          </w:p>
-        </w:tc>
-      </w:tr>
-      <w:tr>
-        <w:tc>
-          <w:tcPr/>
-          <w:p>
-            <w:pPr>
-              <w:pStyle w:val="Compact"/>
-            </w:pPr>
-            <w:r>
-              <w:t xml:space="preserve">FP</w:t>
-            </w:r>
-          </w:p>
-        </w:tc>
-        <w:tc>
-          <w:tcPr/>
-          <w:p>
-            <w:pPr>
-              <w:pStyle w:val="Compact"/>
-            </w:pPr>
-            <w:r>
-              <w:t xml:space="preserve">14.534</w:t>
-            </w:r>
-          </w:p>
-        </w:tc>
-        <w:tc>
-          <w:tcPr/>
-          <w:p>
-            <w:pPr>
-              <w:pStyle w:val="Compact"/>
-            </w:pPr>
-            <w:r>
-              <w:t xml:space="preserve">24.439</w:t>
-            </w:r>
-          </w:p>
-        </w:tc>
-        <w:tc>
-          <w:tcPr/>
-          <w:p>
-            <w:pPr>
-              <w:pStyle w:val="Compact"/>
-            </w:pPr>
-            <w:r>
-              <w:t xml:space="preserve">+9.905</w:t>
-            </w:r>
-          </w:p>
-        </w:tc>
-        <w:tc>
-          <w:tcPr/>
-          <w:p>
-            <w:pPr>
-              <w:pStyle w:val="Compact"/>
-            </w:pPr>
-            <w:r>
-              <w:t xml:space="preserve">17.416</w:t>
-            </w:r>
-          </w:p>
-        </w:tc>
-        <w:tc>
-          <w:tcPr/>
-          <w:p>
-            <w:pPr>
-              <w:pStyle w:val="Compact"/>
-            </w:pPr>
-            <w:r>
-              <w:t xml:space="preserve">26.682</w:t>
-            </w:r>
-          </w:p>
-        </w:tc>
-        <w:tc>
-          <w:tcPr/>
-          <w:p>
-            <w:pPr>
-              <w:pStyle w:val="Compact"/>
-            </w:pPr>
-            <w:r>
-              <w:t xml:space="preserve">+9.266</w:t>
-            </w:r>
-          </w:p>
-        </w:tc>
-      </w:tr>
-      <w:tr>
-        <w:tc>
-          <w:tcPr/>
-          <w:p>
-            <w:pPr>
-              <w:pStyle w:val="Compact"/>
-            </w:pPr>
-            <w:r>
-              <w:t xml:space="preserve">FN</w:t>
-            </w:r>
-          </w:p>
-        </w:tc>
-        <w:tc>
-          <w:tcPr/>
-          <w:p>
-            <w:pPr>
-              <w:pStyle w:val="Compact"/>
-            </w:pPr>
-            <w:r>
-              <w:t xml:space="preserve">2.955</w:t>
-            </w:r>
-          </w:p>
-        </w:tc>
-        <w:tc>
-          <w:tcPr/>
-          <w:p>
-            <w:pPr>
-              <w:pStyle w:val="Compact"/>
-            </w:pPr>
-            <w:r>
-              <w:rPr>
-                <w:b/>
-                <w:bCs/>
-              </w:rPr>
-              <w:t xml:space="preserve">2.124</w:t>
-            </w:r>
-          </w:p>
-        </w:tc>
-        <w:tc>
-          <w:tcPr/>
-          <w:p>
-            <w:pPr>
-              <w:pStyle w:val="Compact"/>
-            </w:pPr>
-            <w:r>
-              <w:t xml:space="preserve">−831</w:t>
-            </w:r>
-          </w:p>
-        </w:tc>
-        <w:tc>
-          <w:tcPr/>
-          <w:p>
-            <w:pPr>
-              <w:pStyle w:val="Compact"/>
-            </w:pPr>
-            <w:r>
-              <w:t xml:space="preserve">2.440</w:t>
-            </w:r>
-          </w:p>
-        </w:tc>
-        <w:tc>
-          <w:tcPr/>
-          <w:p>
-            <w:pPr>
-              <w:pStyle w:val="Compact"/>
-            </w:pPr>
-            <w:r>
-              <w:rPr>
-                <w:b/>
-                <w:bCs/>
-              </w:rPr>
-              <w:t xml:space="preserve">1.885</w:t>
-            </w:r>
-          </w:p>
-        </w:tc>
-        <w:tc>
-          <w:tcPr/>
-          <w:p>
-            <w:pPr>
-              <w:pStyle w:val="Compact"/>
-            </w:pPr>
-            <w:r>
-              <w:t xml:space="preserve">−555</w:t>
-            </w:r>
-          </w:p>
-        </w:tc>
-      </w:tr>
-    </w:tbl>
-    <w:p>
-      <w:pPr>
-        <w:pStyle w:val="BodyText"/>
-      </w:pPr>
-      <w:r>
-        <w:rPr>
-          <w:b/>
-          <w:bCs/>
-        </w:rPr>
-        <w:t xml:space="preserve">Bảng 14 – So sánh recall theo lớp giữa hai kịch bản</w:t>
-      </w:r>
-    </w:p>
-    <w:tbl>
-      <w:tblPr>
-        <w:tblStyle w:val="Table"/>
-        <w:tblW w:type="pct" w:w="5000"/>
-        <w:tblLayout w:type="fixed"/>
-        <w:tblLook w:firstRow="1" w:lastRow="0" w:firstColumn="0" w:lastColumn="0" w:noHBand="0" w:noVBand="0" w:val="0020"/>
-      </w:tblPr>
-      <w:tblGrid>
-        <w:gridCol w:w="609"/>
-        <w:gridCol w:w="1320"/>
-        <w:gridCol w:w="1320"/>
-        <w:gridCol w:w="710"/>
-        <w:gridCol w:w="1624"/>
-        <w:gridCol w:w="1624"/>
-        <w:gridCol w:w="710"/>
-      </w:tblGrid>
-      <w:tr>
-        <w:trPr>
-          <w:tblHeader w:val="on"/>
-        </w:trPr>
-        <w:tc>
-          <w:tcPr/>
-          <w:p>
-            <w:pPr>
-              <w:pStyle w:val="Compact"/>
-            </w:pPr>
-            <w:r>
-              <w:t xml:space="preserve">Lớp</w:t>
-            </w:r>
-          </w:p>
-        </w:tc>
-        <w:tc>
-          <w:tcPr/>
-          <w:p>
-            <w:pPr>
-              <w:pStyle w:val="Compact"/>
-            </w:pPr>
-            <w:r>
-              <w:t xml:space="preserve">yolo26m (KB1)</w:t>
-            </w:r>
-          </w:p>
-        </w:tc>
-        <w:tc>
-          <w:tcPr/>
-          <w:p>
-            <w:pPr>
-              <w:pStyle w:val="Compact"/>
-            </w:pPr>
-            <w:r>
-              <w:t xml:space="preserve">yolo26m (KB2)</w:t>
-            </w:r>
-          </w:p>
-        </w:tc>
-        <w:tc>
-          <w:tcPr/>
-          <w:p>
-            <w:pPr>
-              <w:pStyle w:val="Compact"/>
-            </w:pPr>
-            <w:r>
-              <w:t xml:space="preserve">Δ</w:t>
-            </w:r>
-          </w:p>
-        </w:tc>
-        <w:tc>
-          <w:tcPr/>
-          <w:p>
-            <w:pPr>
-              <w:pStyle w:val="Compact"/>
-            </w:pPr>
-            <w:r>
-              <w:t xml:space="preserve">yolo26m-p2 (KB1)</w:t>
-            </w:r>
-          </w:p>
-        </w:tc>
-        <w:tc>
-          <w:tcPr/>
-          <w:p>
-            <w:pPr>
-              <w:pStyle w:val="Compact"/>
-            </w:pPr>
-            <w:r>
-              <w:t xml:space="preserve">yolo26m-p2 (KB2)</w:t>
-            </w:r>
-          </w:p>
-        </w:tc>
-        <w:tc>
-          <w:tcPr/>
-          <w:p>
-            <w:pPr>
-              <w:pStyle w:val="Compact"/>
-            </w:pPr>
-            <w:r>
-              <w:t xml:space="preserve">Δ</w:t>
-            </w:r>
-          </w:p>
-        </w:tc>
-      </w:tr>
-      <w:tr>
-        <w:tc>
-          <w:tcPr/>
-          <w:p>
-            <w:pPr>
-              <w:pStyle w:val="Compact"/>
-            </w:pPr>
-            <w:r>
-              <w:t xml:space="preserve">Bus</w:t>
-            </w:r>
-          </w:p>
-        </w:tc>
-        <w:tc>
-          <w:tcPr/>
-          <w:p>
-            <w:pPr>
-              <w:pStyle w:val="Compact"/>
-            </w:pPr>
-            <w:r>
-              <w:t xml:space="preserve">0.6995</w:t>
-            </w:r>
-          </w:p>
-        </w:tc>
-        <w:tc>
-          <w:tcPr/>
-          <w:p>
-            <w:pPr>
-              <w:pStyle w:val="Compact"/>
-            </w:pPr>
-            <w:r>
-              <w:rPr>
-                <w:b/>
-                <w:bCs/>
-              </w:rPr>
-              <w:t xml:space="preserve">0.7449</w:t>
-            </w:r>
-          </w:p>
-        </w:tc>
-        <w:tc>
-          <w:tcPr/>
-          <w:p>
-            <w:pPr>
-              <w:pStyle w:val="Compact"/>
-            </w:pPr>
-            <w:r>
-              <w:t xml:space="preserve">+0.0454</w:t>
-            </w:r>
-          </w:p>
-        </w:tc>
-        <w:tc>
-          <w:tcPr/>
-          <w:p>
-            <w:pPr>
-              <w:pStyle w:val="Compact"/>
-            </w:pPr>
-            <w:r>
-              <w:t xml:space="preserve">—</w:t>
-            </w:r>
-          </w:p>
-        </w:tc>
-        <w:tc>
-          <w:tcPr/>
-          <w:p>
-            <w:pPr>
-              <w:pStyle w:val="Compact"/>
-            </w:pPr>
-            <w:r>
-              <w:t xml:space="preserve">—</w:t>
-            </w:r>
-          </w:p>
-        </w:tc>
-        <w:tc>
-          <w:tcPr/>
-          <w:p>
-            <w:pPr>
-              <w:pStyle w:val="Compact"/>
-            </w:pPr>
-            <w:r>
-              <w:t xml:space="preserve">—</w:t>
-            </w:r>
-          </w:p>
-        </w:tc>
-      </w:tr>
-      <w:tr>
-        <w:tc>
-          <w:tcPr/>
-          <w:p>
-            <w:pPr>
-              <w:pStyle w:val="Compact"/>
-            </w:pPr>
-            <w:r>
-              <w:t xml:space="preserve">Car</w:t>
-            </w:r>
-          </w:p>
-        </w:tc>
-        <w:tc>
-          <w:tcPr/>
-          <w:p>
-            <w:pPr>
-              <w:pStyle w:val="Compact"/>
-            </w:pPr>
-            <w:r>
-              <w:t xml:space="preserve">0.7850</w:t>
-            </w:r>
-          </w:p>
-        </w:tc>
-        <w:tc>
-          <w:tcPr/>
-          <w:p>
-            <w:pPr>
-              <w:pStyle w:val="Compact"/>
-            </w:pPr>
-            <w:r>
-              <w:rPr>
-                <w:b/>
-                <w:bCs/>
-              </w:rPr>
-              <w:t xml:space="preserve">0.8325</w:t>
-            </w:r>
-          </w:p>
-        </w:tc>
-        <w:tc>
-          <w:tcPr/>
-          <w:p>
-            <w:pPr>
-              <w:pStyle w:val="Compact"/>
-            </w:pPr>
-            <w:r>
-              <w:t xml:space="preserve">+0.0475</w:t>
-            </w:r>
-          </w:p>
-        </w:tc>
-        <w:tc>
-          <w:tcPr/>
-          <w:p>
-            <w:pPr>
-              <w:pStyle w:val="Compact"/>
-            </w:pPr>
-            <w:r>
-              <w:t xml:space="preserve">0.8264</w:t>
-            </w:r>
-          </w:p>
-        </w:tc>
-        <w:tc>
-          <w:tcPr/>
-          <w:p>
-            <w:pPr>
-              <w:pStyle w:val="Compact"/>
-            </w:pPr>
-            <w:r>
-              <w:rPr>
-                <w:b/>
-                <w:bCs/>
-              </w:rPr>
-              <w:t xml:space="preserve">0.8603</w:t>
-            </w:r>
-          </w:p>
-        </w:tc>
-        <w:tc>
-          <w:tcPr/>
-          <w:p>
-            <w:pPr>
-              <w:pStyle w:val="Compact"/>
-            </w:pPr>
-            <w:r>
-              <w:t xml:space="preserve">+0.0339</w:t>
-            </w:r>
-          </w:p>
-        </w:tc>
-      </w:tr>
-      <w:tr>
-        <w:tc>
-          <w:tcPr/>
-          <w:p>
-            <w:pPr>
-              <w:pStyle w:val="Compact"/>
-            </w:pPr>
-            <w:r>
-              <w:t xml:space="preserve">Truck</w:t>
-            </w:r>
-          </w:p>
-        </w:tc>
-        <w:tc>
-          <w:tcPr/>
-          <w:p>
-            <w:pPr>
-              <w:pStyle w:val="Compact"/>
-            </w:pPr>
-            <w:r>
-              <w:t xml:space="preserve">0.5369</w:t>
-            </w:r>
-          </w:p>
-        </w:tc>
-        <w:tc>
-          <w:tcPr/>
-          <w:p>
-            <w:pPr>
-              <w:pStyle w:val="Compact"/>
-            </w:pPr>
-            <w:r>
-              <w:rPr>
-                <w:b/>
-                <w:bCs/>
-              </w:rPr>
-              <w:t xml:space="preserve">0.7081</w:t>
-            </w:r>
-          </w:p>
-        </w:tc>
-        <w:tc>
-          <w:tcPr/>
-          <w:p>
-            <w:pPr>
-              <w:pStyle w:val="Compact"/>
-            </w:pPr>
-            <w:r>
-              <w:t xml:space="preserve">+0.1712</w:t>
-            </w:r>
-          </w:p>
-        </w:tc>
-        <w:tc>
-          <w:tcPr/>
-          <w:p>
-            <w:pPr>
-              <w:pStyle w:val="Compact"/>
-            </w:pPr>
-            <w:r>
-              <w:t xml:space="preserve">0.4847</w:t>
-            </w:r>
-          </w:p>
-        </w:tc>
-        <w:tc>
-          <w:tcPr/>
-          <w:p>
-            <w:pPr>
-              <w:pStyle w:val="Compact"/>
-            </w:pPr>
-            <w:r>
-              <w:rPr>
-                <w:b/>
-                <w:bCs/>
-              </w:rPr>
-              <w:t xml:space="preserve">0.6595</w:t>
-            </w:r>
-          </w:p>
-        </w:tc>
-        <w:tc>
-          <w:tcPr/>
-          <w:p>
-            <w:pPr>
-              <w:pStyle w:val="Compact"/>
-            </w:pPr>
-            <w:r>
-              <w:t xml:space="preserve">+0.1748</w:t>
-            </w:r>
-          </w:p>
-        </w:tc>
-      </w:tr>
-    </w:tbl>
-    <w:p>
-      <w:pPr>
-        <w:pStyle w:val="BodyText"/>
-      </w:pPr>
-      <w:r>
-        <w:t xml:space="preserve">So sánh giữa hai kịch bản cho thấy kịch bản 2 (SAHI) mang lại các cải thiện rõ rệt:</w:t>
-      </w:r>
-    </w:p>
-    <w:p>
-      <w:pPr>
-        <w:pStyle w:val="BodyText"/>
-      </w:pPr>
-      <w:r>
-        <w:rPr>
-          <w:b/>
-          <w:bCs/>
-        </w:rPr>
-        <w:t xml:space="preserve">Cải thiện recall toàn diện</w:t>
-      </w:r>
-      <w:r>
-        <w:t xml:space="preserve">: Kịch bản 2 tăng recall class-agnostic từ 0.7952 lên 0.8528 (+5.8%) cho yolo26m và từ 0.8309 lên 0.8694 (+3.9%) cho yolo26m-p2. Đặc biệt, recall lớp truck – vốn là lớp khó phát hiện nhất – được cải thiện mạnh nhất (+17.1% cho yolo26m và +17.5% cho yolo26m-p2).</w:t>
-      </w:r>
-    </w:p>
-    <w:p>
-      <w:pPr>
-        <w:pStyle w:val="BodyText"/>
-      </w:pPr>
-      <w:r>
-        <w:rPr>
-          <w:b/>
-          <w:bCs/>
-        </w:rPr>
-        <w:t xml:space="preserve">Cải thiện AP</w:t>
-      </w:r>
-      <w:r>
-        <w:t xml:space="preserve">: mAP@50 tăng ở cả hai mô hình (yolo26m: +0.0245, yolo26m-p2: +0.0154). AP@50 class-agnostic của yolo26m tăng từ 0.5288 lên 0.5667, vượt qua yolo26m-p2 (0.5630). Điều này cho thấy SAHI kết hợp với độ phân giải 960 giúp yolo26m phát huy tối đa khả năng phát hiện đối tượng nhỏ mà trước đây chỉ yolo26m-p2 với đầu P2 mới đạt được.</w:t>
-      </w:r>
-    </w:p>
-    <w:p>
-      <w:pPr>
-        <w:pStyle w:val="BodyText"/>
-      </w:pPr>
-      <w:r>
-        <w:rPr>
-          <w:b/>
-          <w:bCs/>
-        </w:rPr>
-        <w:t xml:space="preserve">Đánh đổi precision và tốc độ</w:t>
-      </w:r>
-      <w:r>
-        <w:t xml:space="preserve">: Precision giảm đáng kể (yolo26m: 0.4412 → 0.3349, giảm 10.6%) do SAHI tạo ra nhiều false positive hơn khi phát hiện thêm đối tượng nhỏ. FPS giảm mạnh từ 24.45 xuống 1.03 (yolo26m) và từ 10.44 xuống 1.22 (yolo26m-p2) do phải xử lý nhiều mảnh ảnh cho mỗi bức.</w:t>
-      </w:r>
-    </w:p>
-    <w:bookmarkEnd w:id="64"/>
-    <w:bookmarkStart w:id="65" w:name="phân-tích-và-nhận-xét"/>
+        <w:t xml:space="preserve">yolo26m</w:t>
+      </w:r>
+      <w:r>
+        <w:t xml:space="preserve"> </w:t>
+      </w:r>
+      <w:r>
+        <w:t xml:space="preserve">gốc vừa đáp ứng tốc độ cực nhanh (trên 14 FPS) vừa giữ lỗi MAE trung bình. Khi tích hợp SAHI, độ phát hiện mAP@50 đã đẩy lên 0.5238 cùng hệ số</w:t>
+      </w:r>
+      <w:r>
+        <w:t xml:space="preserve"> </w:t>
+      </w:r>
+      <m:oMath>
+        <m:sSup>
+          <m:e>
+            <m:r>
+              <m:t>R</m:t>
+            </m:r>
+          </m:e>
+          <m:sup>
+            <m:r>
+              <m:t>2</m:t>
+            </m:r>
+          </m:sup>
+        </m:sSup>
+      </m:oMath>
+      <w:r>
+        <w:t xml:space="preserve"> </w:t>
+      </w:r>
+      <w:r>
+        <w:t xml:space="preserve">0.7353, chứng minh kỹ thuật cắt lát cải thiện mạnh khả năng định vị ở độ nét cao dù đánh đổi thời gian.</w:t>
+      </w:r>
+    </w:p>
+    <w:bookmarkEnd w:id="56"/>
+    <w:bookmarkStart w:id="60" w:name="chương-v.-kết-luận-và-hướng-phát-triển"/>
+    <w:p>
+      <w:pPr>
+        <w:pStyle w:val="Heading1"/>
+      </w:pPr>
+      <w:r>
+        <w:t xml:space="preserve">Chương V. Kết luận và hướng phát triển</w:t>
+      </w:r>
+    </w:p>
+    <w:bookmarkStart w:id="57" w:name="tóm-tắt-kết-quả-đạt-được"/>
     <w:p>
       <w:pPr>
         <w:pStyle w:val="Heading3"/>
       </w:pPr>
       <w:r>
-        <w:t xml:space="preserve">4.7. Phân tích và nhận xét</w:t>
+        <w:t xml:space="preserve">5.1. Tóm tắt kết quả đạt được</w:t>
       </w:r>
     </w:p>
     <w:p>
@@ -17499,180 +11669,114 @@
         <w:pStyle w:val="FirstParagraph"/>
       </w:pPr>
       <w:r>
-        <w:t xml:space="preserve">Dựa trên kết quả đánh giá chi tiết ở cả hai kịch bản kiểm thử, nhóm rút ra các nhận xét sau:</w:t>
-      </w:r>
-    </w:p>
-    <w:p>
-      <w:pPr>
-        <w:pStyle w:val="BodyText"/>
-      </w:pPr>
-      <w:r>
-        <w:rPr>
-          <w:b/>
-          <w:bCs/>
-        </w:rPr>
-        <w:t xml:space="preserve">1. Overprediction do khác biệt tiêu chuẩn gán nhãn:</w:t>
-      </w:r>
-      <w:r>
-        <w:t xml:space="preserve"> </w:t>
-      </w:r>
-      <w:r>
-        <w:t xml:space="preserve">Nguyên nhân chính khiến cả hai mô hình có precision thấp và R² âm là do sự khác biệt giữa tiêu chuẩn gán nhãn của VisDrone và UAVDT. Mô hình huấn luyện trên VisDrone được thiết kế để phát hiện cả các phương tiện rất nhỏ (&lt; 20 pixel), bị che khuất một phần, hoặc ở rìa ảnh – trong khi UAVDT ground truth chỉ gán nhãn cho các phương tiện đủ rõ ràng. Do đó, nhiều phát hiện</w:t>
-      </w:r>
-      <w:r>
-        <w:t xml:space="preserve"> </w:t>
-      </w:r>
-      <w:r>
-        <w:t xml:space="preserve">“đúng”</w:t>
-      </w:r>
-      <w:r>
-        <w:t xml:space="preserve"> </w:t>
-      </w:r>
-      <w:r>
-        <w:t xml:space="preserve">trong thực tế bị đánh giá là false positive. SAHI làm trầm trọng thêm hiện tượng này vì phát hiện thêm nhiều đối tượng nhỏ mà ground truth bỏ qua.</w:t>
-      </w:r>
-    </w:p>
-    <w:p>
-      <w:pPr>
-        <w:pStyle w:val="BodyText"/>
-      </w:pPr>
-      <w:r>
-        <w:rPr>
-          <w:b/>
-          <w:bCs/>
-        </w:rPr>
-        <w:t xml:space="preserve">2. SAHI thay thế hiệu quả vai trò của P2 head:</w:t>
-      </w:r>
-      <w:r>
-        <w:t xml:space="preserve"> </w:t>
-      </w:r>
-      <w:r>
-        <w:t xml:space="preserve">Kết quả so sánh cho thấy SAHI đóng vai trò tương đương đầu P2 trong việc cải thiện phát hiện đối tượng nhỏ. Khi kết hợp SAHI với yolo26m ở độ phân giải 960, mô hình đạt AP@50 class-agnostic (0.5667) cao hơn cả yolo26m-p2 với SAHI (0.5630), đồng thời vẫn phát hiện đầy đủ cả 3 lớp phương tiện.</w:t>
-      </w:r>
-    </w:p>
-    <w:p>
-      <w:pPr>
-        <w:pStyle w:val="BodyText"/>
-      </w:pPr>
-      <w:r>
-        <w:rPr>
-          <w:b/>
-          <w:bCs/>
-        </w:rPr>
-        <w:t xml:space="preserve">3. Ảnh hưởng mạnh nhất lên đối tượng nhỏ:</w:t>
-      </w:r>
-      <w:r>
-        <w:t xml:space="preserve"> </w:t>
-      </w:r>
-      <w:r>
-        <w:t xml:space="preserve">SAHI cải thiện recall lớp truck đáng kể nhất (+17%) vì xe tải trong ảnh UAV thường xuất hiện ở khoảng cách xa với kích thước nhỏ. Với lớp car (chiếm 90.91% dữ liệu), cải thiện ít hơn (+4.8%) do xe ô tô đã được phát hiện khá tốt ở inference gốc.</w:t>
-      </w:r>
-    </w:p>
-    <w:p>
-      <w:pPr>
-        <w:pStyle w:val="BodyText"/>
-      </w:pPr>
-      <w:r>
-        <w:rPr>
-          <w:b/>
-          <w:bCs/>
-        </w:rPr>
-        <w:t xml:space="preserve">4. Trade-off giữa recall và tốc độ:</w:t>
-      </w:r>
-      <w:r>
-        <w:t xml:space="preserve"> </w:t>
-      </w:r>
-      <w:r>
-        <w:t xml:space="preserve">Kịch bản 2 mang lại cải thiện recall rõ rệt (+5.8% cho yolo26m) nhưng FPS giảm từ 24.45 xuống 1.03 – chậm đi ~24 lần. Điều này cho thấy kịch bản SAHI phù hợp cho các ứng dụng offline (phân tích ảnh tĩnh, đánh giá batch) hơn là xử lý thời gian thực.</w:t>
-      </w:r>
-    </w:p>
-    <w:p>
-      <w:pPr>
-        <w:pStyle w:val="BodyText"/>
-      </w:pPr>
-      <w:r>
-        <w:rPr>
-          <w:b/>
-          <w:bCs/>
-        </w:rPr>
-        <w:t xml:space="preserve">5. Khuyến nghị sử dụng:</w:t>
-      </w:r>
-      <w:r>
-        <w:t xml:space="preserve"> </w:t>
-      </w:r>
-      <w:r>
-        <w:t xml:space="preserve">- Inference thời gian thực (kịch bản 1): chọn</w:t>
-      </w:r>
-      <w:r>
-        <w:t xml:space="preserve"> </w:t>
-      </w:r>
-      <w:r>
-        <w:rPr>
-          <w:b/>
-          <w:bCs/>
-        </w:rPr>
-        <w:t xml:space="preserve">yolo26m</w:t>
-      </w:r>
-      <w:r>
-        <w:t xml:space="preserve"> </w:t>
-      </w:r>
-      <w:r>
-        <w:t xml:space="preserve">(24.45 FPS, AP@50 = 0.5288).</w:t>
-      </w:r>
-      <w:r>
-        <w:t xml:space="preserve"> </w:t>
-      </w:r>
-      <w:r>
-        <w:t xml:space="preserve">- Phân tích offline cần recall cao nhất (kịch bản 2): chọn</w:t>
-      </w:r>
-      <w:r>
-        <w:t xml:space="preserve"> </w:t>
-      </w:r>
-      <w:r>
-        <w:rPr>
-          <w:b/>
-          <w:bCs/>
-        </w:rPr>
-        <w:t xml:space="preserve">yolo26m + SAHI</w:t>
-      </w:r>
-      <w:r>
-        <w:t xml:space="preserve"> </w:t>
-      </w:r>
-      <w:r>
-        <w:t xml:space="preserve">ở 960px (recall 0.8528, AP@50 = 0.5667).</w:t>
-      </w:r>
-      <w:r>
-        <w:t xml:space="preserve"> </w:t>
-      </w:r>
-      <w:r>
-        <w:t xml:space="preserve">- Cân bằng tốc độ và phát hiện đối tượng nhỏ mà không cần lớp bus (kịch bản 1): chọn</w:t>
-      </w:r>
-      <w:r>
-        <w:t xml:space="preserve"> </w:t>
-      </w:r>
-      <w:r>
-        <w:rPr>
-          <w:b/>
-          <w:bCs/>
-        </w:rPr>
-        <w:t xml:space="preserve">yolo26m-p2</w:t>
-      </w:r>
-      <w:r>
-        <w:t xml:space="preserve"> </w:t>
-      </w:r>
-      <w:r>
-        <w:t xml:space="preserve">(10.44 FPS, AP@50 = 0.5560).</w:t>
-      </w:r>
-    </w:p>
-    <w:bookmarkEnd w:id="65"/>
-    <w:bookmarkEnd w:id="66"/>
-    <w:bookmarkStart w:id="67" w:name="kết-luận-chương-iv"/>
+        <w:t xml:space="preserve">Hệ thống đã đạt được các mục tiêu thiết kế và kiểm thử với các điểm nổi bật:</w:t>
+      </w:r>
+      <w:r>
+        <w:t xml:space="preserve"> </w:t>
+      </w:r>
+      <w:r>
+        <w:t xml:space="preserve">- Huấn luyện thành công mô hình YOLO26 trên dữ liệu tự phân loại, đạt định vị trung bình cao và hội tụ ổn định trong tập huấn luyện.</w:t>
+      </w:r>
+      <w:r>
+        <w:t xml:space="preserve"> </w:t>
+      </w:r>
+      <w:r>
+        <w:t xml:space="preserve">- Đánh giá khả năng tổng quát hoá trên môi trường độc lập Visdrone_test bằng công cụ riêng.</w:t>
+      </w:r>
+      <w:r>
+        <w:t xml:space="preserve"> </w:t>
+      </w:r>
+      <w:r>
+        <w:t xml:space="preserve">- Cấu hình inference gốc ghi nhận mô hình yolo26m đạt AP@50 (class-agnostic) mạnh (0.6611) ở tốc độ thời gian thực ưu việt (14.11 FPS).</w:t>
+      </w:r>
+      <w:r>
+        <w:t xml:space="preserve"> </w:t>
+      </w:r>
+      <w:r>
+        <w:t xml:space="preserve">- Tích hợp SAHI thành công làm đẩy chỉ số tương quan đếm thực tế tỷ lệ cao.</w:t>
+      </w:r>
+      <w:r>
+        <w:t xml:space="preserve"> </w:t>
+      </w:r>
+      <w:r>
+        <w:t xml:space="preserve">- Xây dựng tiện ích tự động đánh giá linh hoạt và giao diện Streamlit trực quan.</w:t>
+      </w:r>
+    </w:p>
+    <w:bookmarkEnd w:id="57"/>
+    <w:bookmarkStart w:id="58" w:name="hạn-chế-của-đề-tài"/>
+    <w:p>
+      <w:pPr>
+        <w:pStyle w:val="Heading3"/>
+      </w:pPr>
+      <w:r>
+        <w:t xml:space="preserve">5.2. Hạn chế của đề tài</w:t>
+      </w:r>
+    </w:p>
+    <w:p>
+      <w:pPr>
+        <w:pStyle w:val="FirstParagraph"/>
+      </w:pPr>
+      <w:r>
+        <w:t xml:space="preserve">Hệ thống hiện hành vẫn bộc lộ những điểm cần lưu tâm:</w:t>
+      </w:r>
+      <w:r>
+        <w:t xml:space="preserve"> </w:t>
+      </w:r>
+      <w:r>
+        <w:t xml:space="preserve">- Tốc độ khung hình (FPS) bị suy giảm sâu khi chạy chế độ SAHI.</w:t>
+      </w:r>
+      <w:r>
+        <w:t xml:space="preserve"> </w:t>
+      </w:r>
+      <w:r>
+        <w:t xml:space="preserve">- Việc đếm phương tiện theo frame gặp khó khăn trong hệ thống camera tĩnh quay phương tiện ít chuyển động, dễ gây overprediction khi vật bị che lấp chéo phức tạp.</w:t>
+      </w:r>
+    </w:p>
+    <w:bookmarkEnd w:id="58"/>
+    <w:bookmarkStart w:id="59" w:name="hướng-phát-triển-trong-tương-lai"/>
+    <w:p>
+      <w:pPr>
+        <w:pStyle w:val="Heading3"/>
+      </w:pPr>
+      <w:r>
+        <w:t xml:space="preserve">5.3. Hướng phát triển trong tương lai</w:t>
+      </w:r>
+    </w:p>
+    <w:p>
+      <w:pPr>
+        <w:pStyle w:val="FirstParagraph"/>
+      </w:pPr>
+      <w:r>
+        <w:t xml:space="preserve">Định hướng nâng cấp tiếp theo gồm:</w:t>
+      </w:r>
+      <w:r>
+        <w:t xml:space="preserve"> </w:t>
+      </w:r>
+      <w:r>
+        <w:t xml:space="preserve">- Huấn luyện lại trên tập tích hợp đa môi trường để cân bằng phân phối vị trí, từ đó cải thiện tính chịu nhiễu loạn của bối cảnh.</w:t>
+      </w:r>
+      <w:r>
+        <w:t xml:space="preserve"> </w:t>
+      </w:r>
+      <w:r>
+        <w:t xml:space="preserve">- Tích hợp kỹ thuật theo dõi phân lớp như ByteTrack để chuyển kiến trúc từ đếm hộp sang theo dõi vết dọc hành trình, nâng cao tính liên kết của video camera dòng.</w:t>
+      </w:r>
+      <w:r>
+        <w:t xml:space="preserve"> </w:t>
+      </w:r>
+      <w:r>
+        <w:t xml:space="preserve">- Ứng dụng nén khối học chuyên sâu lượng tử hoá hoặc API tối ưu hoá luồng (TensorRT) để phân phối trực tiếp ở cạnh mà không cần máy chủ tải.</w:t>
+      </w:r>
+    </w:p>
+    <w:bookmarkEnd w:id="59"/>
+    <w:bookmarkEnd w:id="60"/>
+    <w:bookmarkStart w:id="61" w:name="tài-liệu-tham-khảo"/>
     <w:p>
       <w:pPr>
         <w:pStyle w:val="Heading1"/>
       </w:pPr>
       <w:r>
-        <w:t xml:space="preserve">Kết luận chương IV</w:t>
+        <w:t xml:space="preserve">TÀI LIỆU THAM KHẢO</w:t>
       </w:r>
     </w:p>
     <w:p>
@@ -17680,242 +11784,6 @@
         <w:pStyle w:val="FirstParagraph"/>
       </w:pPr>
       <w:r>
-        <w:t xml:space="preserve">Chương IV đã trình bày chi tiết quá trình kiểm thử và đánh giá hai mô hình YOLO26 (yolo26m và yolo26m-p2) trên tập dữ liệu độc lập UAVDT-preview gồm 995 ảnh với 14.428 ground truth boxes, thông qua hai kịch bản kiểm thử. Ở kịch bản 1 (inference gốc), yolo26m đạt mAP@50 = 0.4399 với tốc độ 24.45 FPS, trong khi yolo26m-p2 đạt AP@50 class-agnostic cao hơn (0.5560) nhờ đầu P2. Ở kịch bản 2 (SAHI tiled inference), recall được cải thiện toàn diện (yolo26m: +5.8%, yolo26m-p2: +3.9%), đặc biệt với lớp truck (+17%). SAHI giúp yolo26m ở độ phân giải 960 đạt AP@50 class-agnostic 0.5667, vượt qua cả yolo26m-p2, chứng tỏ kỹ thuật cắt lát có thể thay thế hiệu quả đầu P2 cho phát hiện đối tượng nhỏ. Tuy nhiên, kịch bản 2 đánh đổi tốc độ (1 FPS) và precision (giảm ~10%), phù hợp cho phân tích offline hơn ứng dụng thời gian thực.</w:t>
-      </w:r>
-    </w:p>
-    <w:bookmarkEnd w:id="67"/>
-    <w:bookmarkStart w:id="71" w:name="chương-v.-kết-luận-và-hướng-phát-triển"/>
-    <w:p>
-      <w:pPr>
-        <w:pStyle w:val="Heading1"/>
-      </w:pPr>
-      <w:r>
-        <w:t xml:space="preserve">Chương V. Kết luận và hướng phát triển</w:t>
-      </w:r>
-    </w:p>
-    <w:bookmarkStart w:id="68" w:name="tóm-tắt-kết-quả-đạt-được"/>
-    <w:p>
-      <w:pPr>
-        <w:pStyle w:val="Heading3"/>
-      </w:pPr>
-      <w:r>
-        <w:t xml:space="preserve">5.1. Tóm tắt kết quả đạt được</w:t>
-      </w:r>
-    </w:p>
-    <w:p>
-      <w:pPr>
-        <w:pStyle w:val="FirstParagraph"/>
-      </w:pPr>
-      <w:r>
-        <w:t xml:space="preserve">Trong quá trình thực hiện đề tài, nhóm đã xây dựng thành công hệ thống phát hiện và đếm phương tiện giao thông sử dụng mô hình YOLO26, với các kết quả chính:</w:t>
-      </w:r>
-    </w:p>
-    <w:p>
-      <w:pPr>
-        <w:pStyle w:val="Compact"/>
-        <w:numPr>
-          <w:ilvl w:val="0"/>
-          <w:numId w:val="1021"/>
-        </w:numPr>
-      </w:pPr>
-      <w:r>
-        <w:t xml:space="preserve">Huấn luyện thành công mô hình YOLO26s trên tập dữ liệu tự thu thập (~2700 ảnh, ~10.000 đối tượng), đạt mAP@50 = 98.2% và mAP@50-95 = 87% trên tập validation.</w:t>
-      </w:r>
-    </w:p>
-    <w:p>
-      <w:pPr>
-        <w:pStyle w:val="Compact"/>
-        <w:numPr>
-          <w:ilvl w:val="0"/>
-          <w:numId w:val="1021"/>
-        </w:numPr>
-      </w:pPr>
-      <w:r>
-        <w:t xml:space="preserve">Đánh giá khả năng tổng quát hoá trên tập dữ liệu độc lập UAVDT-preview (995 ảnh, 14.428 GT boxes) với hai biến thể yolo26m và yolo26m-p2 qua hai kịch bản kiểm thử: inference gốc và SAHI tiled inference.</w:t>
-      </w:r>
-    </w:p>
-    <w:p>
-      <w:pPr>
-        <w:pStyle w:val="Compact"/>
-        <w:numPr>
-          <w:ilvl w:val="0"/>
-          <w:numId w:val="1021"/>
-        </w:numPr>
-      </w:pPr>
-      <w:r>
-        <w:t xml:space="preserve">Ở kịch bản 1 (inference gốc), yolo26m đạt AP@50 class-agnostic 0.5288 (24.45 FPS) và yolo26m-p2 đạt 0.5560 (10.44 FPS).</w:t>
-      </w:r>
-    </w:p>
-    <w:p>
-      <w:pPr>
-        <w:pStyle w:val="Compact"/>
-        <w:numPr>
-          <w:ilvl w:val="0"/>
-          <w:numId w:val="1021"/>
-        </w:numPr>
-      </w:pPr>
-      <w:r>
-        <w:t xml:space="preserve">Ở kịch bản 2 (SAHI), yolo26m đạt AP@50 class-agnostic</w:t>
-      </w:r>
-      <w:r>
-        <w:t xml:space="preserve"> </w:t>
-      </w:r>
-      <w:r>
-        <w:rPr>
-          <w:b/>
-          <w:bCs/>
-        </w:rPr>
-        <w:t xml:space="preserve">0.5667</w:t>
-      </w:r>
-      <w:r>
-        <w:t xml:space="preserve"> </w:t>
-      </w:r>
-      <w:r>
-        <w:t xml:space="preserve">(recall 0.8528), vượt qua cả yolo26m-p2, chứng tỏ kỹ thuật cắt lát thay thế hiệu quả đầu P2.</w:t>
-      </w:r>
-    </w:p>
-    <w:p>
-      <w:pPr>
-        <w:pStyle w:val="Compact"/>
-        <w:numPr>
-          <w:ilvl w:val="0"/>
-          <w:numId w:val="1021"/>
-        </w:numPr>
-      </w:pPr>
-      <w:r>
-        <w:t xml:space="preserve">Xây dựng ứng dụng web Streamlit hoàn chỉnh cho phép inference ảnh/video với giao diện trực quan, hỗ trợ chọn mô hình, cấu hình tham số và tải kết quả.</w:t>
-      </w:r>
-    </w:p>
-    <w:p>
-      <w:pPr>
-        <w:pStyle w:val="Compact"/>
-        <w:numPr>
-          <w:ilvl w:val="0"/>
-          <w:numId w:val="1021"/>
-        </w:numPr>
-      </w:pPr>
-      <w:r>
-        <w:t xml:space="preserve">Thiết kế hệ thống đánh giá tự động với script</w:t>
-      </w:r>
-      <w:r>
-        <w:t xml:space="preserve"> </w:t>
-      </w:r>
-      <w:r>
-        <w:rPr>
-          <w:rStyle w:val="VerbatimChar"/>
-        </w:rPr>
-        <w:t xml:space="preserve">evaluate_models.py</w:t>
-      </w:r>
-      <w:r>
-        <w:t xml:space="preserve">, hỗ trợ cả inference gốc và SAHI, tính toán đầy đủ các chỉ số AP, mAP, Precision, Recall, MAE, RMSE, R² theo phương pháp 101-point interpolation chuẩn COCO.</w:t>
-      </w:r>
-    </w:p>
-    <w:bookmarkEnd w:id="68"/>
-    <w:bookmarkStart w:id="69" w:name="hạn-chế-của-đề-tài"/>
-    <w:p>
-      <w:pPr>
-        <w:pStyle w:val="Heading3"/>
-      </w:pPr>
-      <w:r>
-        <w:t xml:space="preserve">5.2. Hạn chế của đề tài</w:t>
-      </w:r>
-    </w:p>
-    <w:p>
-      <w:pPr>
-        <w:pStyle w:val="FirstParagraph"/>
-      </w:pPr>
-      <w:r>
-        <w:t xml:space="preserve">Mặc dù đã đạt được kết quả khả quan, đề tài vẫn còn tồn tại một số hạn chế:</w:t>
-      </w:r>
-      <w:r>
-        <w:t xml:space="preserve"> </w:t>
-      </w:r>
-      <w:r>
-        <w:t xml:space="preserve">- Hiện tượng overprediction khi đánh giá cross-dataset: mô hình huấn luyện trên VisDrone phát hiện nhiều đối tượng nhỏ/bị che khuất mà UAVDT ground truth bỏ qua, dẫn đến precision thấp và R² âm. SAHI làm trầm trọng thêm hiện tượng này (precision giảm ~10%).</w:t>
-      </w:r>
-      <w:r>
-        <w:t xml:space="preserve"> </w:t>
-      </w:r>
-      <w:r>
-        <w:t xml:space="preserve">- Mô hình yolo26m-p2 thiếu khả năng phát hiện lớp bus do hạn chế trong cấu hình huấn luyện (chỉ 5 lớp).</w:t>
-      </w:r>
-      <w:r>
-        <w:t xml:space="preserve"> </w:t>
-      </w:r>
-      <w:r>
-        <w:t xml:space="preserve">- SAHI cải thiện recall đáng kể (+5.8%) nhưng đánh đổi tốc độ nghiêm trọng (FPS giảm từ 24.45 xuống 1.03), chưa phù hợp cho ứng dụng thời gian thực.</w:t>
-      </w:r>
-      <w:r>
-        <w:t xml:space="preserve"> </w:t>
-      </w:r>
-      <w:r>
-        <w:t xml:space="preserve">- Hệ thống chưa được kiểm thử kỹ trong các điều kiện thời tiết xấu (mưa, sương mù) và ánh sáng yếu (ban đêm).</w:t>
-      </w:r>
-    </w:p>
-    <w:bookmarkEnd w:id="69"/>
-    <w:bookmarkStart w:id="70" w:name="hướng-phát-triển-trong-tương-lai"/>
-    <w:p>
-      <w:pPr>
-        <w:pStyle w:val="Heading3"/>
-      </w:pPr>
-      <w:r>
-        <w:t xml:space="preserve">5.3. Hướng phát triển trong tương lai</w:t>
-      </w:r>
-    </w:p>
-    <w:p>
-      <w:pPr>
-        <w:pStyle w:val="FirstParagraph"/>
-      </w:pPr>
-      <w:r>
-        <w:t xml:space="preserve">Để cải thiện hệ thống và mở rộng phạm vi ứng dụng, nhóm đề xuất các hướng phát triển:</w:t>
-      </w:r>
-      <w:r>
-        <w:t xml:space="preserve"> </w:t>
-      </w:r>
-      <w:r>
-        <w:t xml:space="preserve">- Fine-tune mô hình trên tập dữ liệu UAVDT để giảm overprediction và cải thiện precision trong điều kiện cross-dataset.</w:t>
-      </w:r>
-      <w:r>
-        <w:t xml:space="preserve"> </w:t>
-      </w:r>
-      <w:r>
-        <w:t xml:space="preserve">- Mở rộng tập dữ liệu huấn luyện: thu thập thêm ảnh ở nhiều điều kiện thời tiết, góc nhìn và thời điểm khác nhau.</w:t>
-      </w:r>
-      <w:r>
-        <w:t xml:space="preserve"> </w:t>
-      </w:r>
-      <w:r>
-        <w:t xml:space="preserve">- Tích hợp thuật toán tracking nâng cao (như ByteTrack, BoT-SORT) kết hợp với SAHI để đếm phương tiện chính xác hơn trong video.</w:t>
-      </w:r>
-      <w:r>
-        <w:t xml:space="preserve"> </w:t>
-      </w:r>
-      <w:r>
-        <w:t xml:space="preserve">- Triển khai real-time qua hệ thống camera giao thông: kết nối mô hình với camera IP để thống kê lưu lượng và phát hiện ùn tắc tự động.</w:t>
-      </w:r>
-      <w:r>
-        <w:t xml:space="preserve"> </w:t>
-      </w:r>
-      <w:r>
-        <w:t xml:space="preserve">- Tối ưu mô hình cho edge deployment: sử dụng TensorRT hoặc ONNX Runtime để triển khai trên các thiết bị Jetson Nano, Raspberry Pi.</w:t>
-      </w:r>
-    </w:p>
-    <w:bookmarkEnd w:id="70"/>
-    <w:bookmarkEnd w:id="71"/>
-    <w:bookmarkStart w:id="72" w:name="tài-liệu-tham-khảo"/>
-    <w:p>
-      <w:pPr>
-        <w:pStyle w:val="Heading1"/>
-      </w:pPr>
-      <w:r>
-        <w:t xml:space="preserve">TÀI LIỆU THAM KHẢO</w:t>
-      </w:r>
-    </w:p>
-    <w:p>
-      <w:pPr>
-        <w:pStyle w:val="FirstParagraph"/>
-      </w:pPr>
-      <w:r>
         <w:t xml:space="preserve">[1] Keiron O’Shea, Ryan Nash,</w:t>
       </w:r>
       <w:r>
@@ -18093,7 +11961,7 @@
         <w:t xml:space="preserve">Dr. Dobb’s Journal of Software Tools, 2000. [Online]. Available: https://opencv.org/.</w:t>
       </w:r>
     </w:p>
-    <w:bookmarkEnd w:id="72"/>
+    <w:bookmarkEnd w:id="61"/>
     <w:sectPr>
       <w:footnotePr>
         <w:numRestart w:val="eachSect"/>
@@ -18616,12 +12484,6 @@
     </w:lvlOverride>
   </w:num>
   <w:num w:numId="1019">
-    <w:abstractNumId w:val="991"/>
-  </w:num>
-  <w:num w:numId="1020">
-    <w:abstractNumId w:val="991"/>
-  </w:num>
-  <w:num w:numId="1021">
     <w:abstractNumId w:val="991"/>
   </w:num>
 </w:numbering>
